--- a/Cours/5eme/SaintExupery/Chapitre_11/Documents/Chapitre 11 - Triangles - Longueurs et droites remarquables (Complet).docx
+++ b/Cours/5eme/SaintExupery/Chapitre_11/Documents/Chapitre 11 - Triangles - Longueurs et droites remarquables (Complet).docx
@@ -15,12 +15,6 @@
       <w:r>
         <w:t>Introduction</w:t>
       </w:r>
-      <w:r>
-        <w:rPr>
-          <w:noProof/>
-        </w:rPr>
-        <w:t xml:space="preserve"> </w:t>
-      </w:r>
     </w:p>
     <w:p>
       <w:pPr>
@@ -42,7 +36,7 @@
       <w:pPr>
         <w:numPr>
           <w:ilvl w:val="0"/>
-          <w:numId w:val="53"/>
+          <w:numId w:val="2"/>
         </w:numPr>
         <w:tabs>
           <w:tab w:val="clear" w:pos="720"/>
@@ -67,7 +61,7 @@
       <w:pPr>
         <w:numPr>
           <w:ilvl w:val="0"/>
-          <w:numId w:val="53"/>
+          <w:numId w:val="2"/>
         </w:numPr>
         <w:tabs>
           <w:tab w:val="clear" w:pos="720"/>
@@ -92,7 +86,7 @@
       <w:pPr>
         <w:numPr>
           <w:ilvl w:val="1"/>
-          <w:numId w:val="53"/>
+          <w:numId w:val="2"/>
         </w:numPr>
         <w:tabs>
           <w:tab w:val="clear" w:pos="1440"/>
@@ -117,7 +111,7 @@
       <w:pPr>
         <w:numPr>
           <w:ilvl w:val="1"/>
-          <w:numId w:val="53"/>
+          <w:numId w:val="2"/>
         </w:numPr>
         <w:tabs>
           <w:tab w:val="clear" w:pos="1440"/>
@@ -142,7 +136,7 @@
       <w:pPr>
         <w:numPr>
           <w:ilvl w:val="0"/>
-          <w:numId w:val="53"/>
+          <w:numId w:val="2"/>
         </w:numPr>
         <w:tabs>
           <w:tab w:val="clear" w:pos="720"/>
@@ -170,6 +164,7 @@
           <w:rFonts w:ascii="Times New Roman" w:hAnsi="Times New Roman"/>
         </w:rPr>
       </w:pPr>
+      <w:bookmarkStart w:id="0" w:name="_Hlk223074050"/>
       <w:r>
         <w:t xml:space="preserve">I – </w:t>
       </w:r>
@@ -888,7 +883,7 @@
               <w:pStyle w:val="Paragraphedeliste"/>
               <w:numPr>
                 <w:ilvl w:val="0"/>
-                <w:numId w:val="55"/>
+                <w:numId w:val="3"/>
               </w:numPr>
               <w:rPr>
                 <w:rFonts w:eastAsiaTheme="minorEastAsia"/>
@@ -935,7 +930,7 @@
               <w:pStyle w:val="Paragraphedeliste"/>
               <w:numPr>
                 <w:ilvl w:val="0"/>
-                <w:numId w:val="55"/>
+                <w:numId w:val="3"/>
               </w:numPr>
               <w:rPr>
                 <w:rFonts w:eastAsiaTheme="minorEastAsia"/>
@@ -982,7 +977,7 @@
               <w:pStyle w:val="Paragraphedeliste"/>
               <w:numPr>
                 <w:ilvl w:val="0"/>
-                <w:numId w:val="55"/>
+                <w:numId w:val="3"/>
               </w:numPr>
               <w:rPr>
                 <w:rFonts w:eastAsiaTheme="minorEastAsia"/>
@@ -1100,7 +1095,7 @@
         <w:pStyle w:val="Titre2"/>
         <w:numPr>
           <w:ilvl w:val="0"/>
-          <w:numId w:val="56"/>
+          <w:numId w:val="4"/>
         </w:numPr>
         <w:rPr>
           <w:rFonts w:ascii="Times New Roman" w:hAnsi="Times New Roman"/>
@@ -1230,7 +1225,7 @@
                               <w:pStyle w:val="Paragraphedeliste"/>
                               <w:numPr>
                                 <w:ilvl w:val="0"/>
-                                <w:numId w:val="57"/>
+                                <w:numId w:val="5"/>
                               </w:numPr>
                               <w:tabs>
                                 <w:tab w:val="left" w:pos="8760"/>
@@ -1251,7 +1246,7 @@
                               <w:pStyle w:val="Paragraphedeliste"/>
                               <w:numPr>
                                 <w:ilvl w:val="0"/>
-                                <w:numId w:val="57"/>
+                                <w:numId w:val="5"/>
                               </w:numPr>
                               <w:tabs>
                                 <w:tab w:val="left" w:pos="8760"/>
@@ -1354,7 +1349,7 @@
                         <w:pStyle w:val="Paragraphedeliste"/>
                         <w:numPr>
                           <w:ilvl w:val="0"/>
-                          <w:numId w:val="57"/>
+                          <w:numId w:val="5"/>
                         </w:numPr>
                         <w:tabs>
                           <w:tab w:val="left" w:pos="8760"/>
@@ -1375,7 +1370,7 @@
                         <w:pStyle w:val="Paragraphedeliste"/>
                         <w:numPr>
                           <w:ilvl w:val="0"/>
-                          <w:numId w:val="57"/>
+                          <w:numId w:val="5"/>
                         </w:numPr>
                         <w:tabs>
                           <w:tab w:val="left" w:pos="8760"/>
@@ -1937,7 +1932,7 @@
         <w:pStyle w:val="Paragraphedeliste"/>
         <w:numPr>
           <w:ilvl w:val="0"/>
-          <w:numId w:val="59"/>
+          <w:numId w:val="6"/>
         </w:numPr>
         <w:rPr>
           <w:lang w:eastAsia="fr-FR"/>
@@ -1955,7 +1950,7 @@
         <w:pStyle w:val="Paragraphedeliste"/>
         <w:numPr>
           <w:ilvl w:val="0"/>
-          <w:numId w:val="59"/>
+          <w:numId w:val="6"/>
         </w:numPr>
         <w:spacing w:after="0"/>
         <w:rPr>
@@ -2152,7 +2147,7 @@
         <w:pStyle w:val="Titre2"/>
         <w:numPr>
           <w:ilvl w:val="0"/>
-          <w:numId w:val="60"/>
+          <w:numId w:val="7"/>
         </w:numPr>
         <w:rPr>
           <w:rFonts w:ascii="Times New Roman" w:hAnsi="Times New Roman"/>
@@ -2510,7 +2505,7 @@
         <w:pStyle w:val="Paragraphedeliste"/>
         <w:numPr>
           <w:ilvl w:val="0"/>
-          <w:numId w:val="62"/>
+          <w:numId w:val="8"/>
         </w:numPr>
         <w:rPr>
           <w:lang w:eastAsia="fr-FR"/>
@@ -2528,7 +2523,7 @@
         <w:pStyle w:val="Paragraphedeliste"/>
         <w:numPr>
           <w:ilvl w:val="0"/>
-          <w:numId w:val="62"/>
+          <w:numId w:val="8"/>
         </w:numPr>
         <w:rPr>
           <w:lang w:eastAsia="fr-FR"/>
@@ -2559,7 +2554,7 @@
         <w:pStyle w:val="Titre2"/>
         <w:numPr>
           <w:ilvl w:val="0"/>
-          <w:numId w:val="60"/>
+          <w:numId w:val="7"/>
         </w:numPr>
       </w:pPr>
       <w:r>
@@ -2959,7 +2954,7 @@
         <w:pStyle w:val="Titre2"/>
         <w:numPr>
           <w:ilvl w:val="0"/>
-          <w:numId w:val="60"/>
+          <w:numId w:val="7"/>
         </w:numPr>
       </w:pPr>
       <w:r>
@@ -3371,6 +3366,7 @@
       <w:r>
         <w:t>.</w:t>
       </w:r>
+      <w:bookmarkEnd w:id="0"/>
     </w:p>
     <w:sectPr>
       <w:footerReference w:type="default" r:id="rId36"/>
@@ -3894,7 +3890,7 @@
             </w:sdtPr>
             <w:sdtContent/>
           </w:sdt>
-          <w:bookmarkStart w:id="0" w:name="_Hlk209631992"/>
+          <w:bookmarkStart w:id="1" w:name="_Hlk209631992"/>
           <w:r>
             <w:rPr>
               <w:sz w:val="36"/>
@@ -3964,7 +3960,7 @@
         </w:p>
       </w:tc>
     </w:tr>
-    <w:bookmarkEnd w:id="0"/>
+    <w:bookmarkEnd w:id="1"/>
   </w:tbl>
   <w:p>
     <w:pPr>
@@ -3981,305 +3977,6 @@
 <file path=word/numbering.xml><?xml version="1.0" encoding="utf-8"?>
 <w:numbering xmlns:wpc="http://schemas.microsoft.com/office/word/2010/wordprocessingCanvas" xmlns:cx="http://schemas.microsoft.com/office/drawing/2014/chartex" xmlns:cx1="http://schemas.microsoft.com/office/drawing/2015/9/8/chartex" xmlns:cx2="http://schemas.microsoft.com/office/drawing/2015/10/21/chartex" xmlns:cx3="http://schemas.microsoft.com/office/drawing/2016/5/9/chartex" xmlns:cx4="http://schemas.microsoft.com/office/drawing/2016/5/10/chartex" xmlns:cx5="http://schemas.microsoft.com/office/drawing/2016/5/11/chartex" xmlns:cx6="http://schemas.microsoft.com/office/drawing/2016/5/12/chartex" xmlns:cx7="http://schemas.microsoft.com/office/drawing/2016/5/13/chartex" xmlns:cx8="http://schemas.microsoft.com/office/drawing/2016/5/14/chartex" xmlns:mc="http://schemas.openxmlformats.org/markup-compatibility/2006" xmlns:aink="http://schemas.microsoft.com/office/drawing/2016/ink" xmlns:am3d="http://schemas.microsoft.com/office/drawing/2017/model3d" xmlns:o="urn:schemas-microsoft-com:office:office" xmlns:oel="http://schemas.microsoft.com/office/2019/extlst" xmlns:r="http://schemas.openxmlformats.org/officeDocument/2006/relationships" xmlns:m="http://schemas.openxmlformats.org/officeDocument/2006/math" xmlns:v="urn:schemas-microsoft-com:vml" xmlns:wp14="http://schemas.microsoft.com/office/word/2010/wordprocessingDrawing" xmlns:wp="http://schemas.openxmlformats.org/drawingml/2006/wordprocessingDrawing" xmlns:w10="urn:schemas-microsoft-com:office:word" xmlns:w="http://schemas.openxmlformats.org/wordprocessingml/2006/main" xmlns:w14="http://schemas.microsoft.com/office/word/2010/wordml" xmlns:w15="http://schemas.microsoft.com/office/word/2012/wordml" xmlns:w16cex="http://schemas.microsoft.com/office/word/2018/wordml/cex" xmlns:w16cid="http://schemas.microsoft.com/office/word/2016/wordml/cid" xmlns:w16="http://schemas.microsoft.com/office/word/2018/wordml" xmlns:w16sdtdh="http://schemas.microsoft.com/office/word/2020/wordml/sdtdatahash" xmlns:w16se="http://schemas.microsoft.com/office/word/2015/wordml/symex" xmlns:wpg="http://schemas.microsoft.com/office/word/2010/wordprocessingGroup" xmlns:wpi="http://schemas.microsoft.com/office/word/2010/wordprocessingInk" xmlns:wne="http://schemas.microsoft.com/office/word/2006/wordml" xmlns:wps="http://schemas.microsoft.com/office/word/2010/wordprocessingShape" mc:Ignorable="w14 w15 w16se w16cid w16 w16cex w16sdtdh wp14">
   <w:abstractNum w:abstractNumId="0" w15:restartNumberingAfterBreak="0">
-    <w:nsid w:val="02121F36"/>
-    <w:multiLevelType w:val="hybridMultilevel"/>
-    <w:tmpl w:val="3E2EDAF2"/>
-    <w:lvl w:ilvl="0" w:tplc="CE0C19FE">
-      <w:start w:val="1"/>
-      <w:numFmt w:val="decimal"/>
-      <w:lvlText w:val="%1."/>
-      <w:lvlJc w:val="left"/>
-      <w:pPr>
-        <w:ind w:left="720" w:hanging="360"/>
-      </w:pPr>
-      <w:rPr>
-        <w:rFonts w:hint="default"/>
-        <w:b/>
-        <w:bCs/>
-      </w:rPr>
-    </w:lvl>
-    <w:lvl w:ilvl="1" w:tplc="345C0354">
-      <w:start w:val="1"/>
-      <w:numFmt w:val="lowerLetter"/>
-      <w:lvlText w:val="%2."/>
-      <w:lvlJc w:val="left"/>
-      <w:pPr>
-        <w:ind w:left="1440" w:hanging="360"/>
-      </w:pPr>
-      <w:rPr>
-        <w:b/>
-        <w:bCs/>
-      </w:rPr>
-    </w:lvl>
-    <w:lvl w:ilvl="2" w:tplc="040C001B" w:tentative="1">
-      <w:start w:val="1"/>
-      <w:numFmt w:val="lowerRoman"/>
-      <w:lvlText w:val="%3."/>
-      <w:lvlJc w:val="right"/>
-      <w:pPr>
-        <w:ind w:left="2160" w:hanging="180"/>
-      </w:pPr>
-    </w:lvl>
-    <w:lvl w:ilvl="3" w:tplc="040C000F" w:tentative="1">
-      <w:start w:val="1"/>
-      <w:numFmt w:val="decimal"/>
-      <w:lvlText w:val="%4."/>
-      <w:lvlJc w:val="left"/>
-      <w:pPr>
-        <w:ind w:left="2880" w:hanging="360"/>
-      </w:pPr>
-    </w:lvl>
-    <w:lvl w:ilvl="4" w:tplc="040C0019" w:tentative="1">
-      <w:start w:val="1"/>
-      <w:numFmt w:val="lowerLetter"/>
-      <w:lvlText w:val="%5."/>
-      <w:lvlJc w:val="left"/>
-      <w:pPr>
-        <w:ind w:left="3600" w:hanging="360"/>
-      </w:pPr>
-    </w:lvl>
-    <w:lvl w:ilvl="5" w:tplc="040C001B" w:tentative="1">
-      <w:start w:val="1"/>
-      <w:numFmt w:val="lowerRoman"/>
-      <w:lvlText w:val="%6."/>
-      <w:lvlJc w:val="right"/>
-      <w:pPr>
-        <w:ind w:left="4320" w:hanging="180"/>
-      </w:pPr>
-    </w:lvl>
-    <w:lvl w:ilvl="6" w:tplc="040C000F" w:tentative="1">
-      <w:start w:val="1"/>
-      <w:numFmt w:val="decimal"/>
-      <w:lvlText w:val="%7."/>
-      <w:lvlJc w:val="left"/>
-      <w:pPr>
-        <w:ind w:left="5040" w:hanging="360"/>
-      </w:pPr>
-    </w:lvl>
-    <w:lvl w:ilvl="7" w:tplc="040C0019" w:tentative="1">
-      <w:start w:val="1"/>
-      <w:numFmt w:val="lowerLetter"/>
-      <w:lvlText w:val="%8."/>
-      <w:lvlJc w:val="left"/>
-      <w:pPr>
-        <w:ind w:left="5760" w:hanging="360"/>
-      </w:pPr>
-    </w:lvl>
-    <w:lvl w:ilvl="8" w:tplc="040C001B" w:tentative="1">
-      <w:start w:val="1"/>
-      <w:numFmt w:val="lowerRoman"/>
-      <w:lvlText w:val="%9."/>
-      <w:lvlJc w:val="right"/>
-      <w:pPr>
-        <w:ind w:left="6480" w:hanging="180"/>
-      </w:pPr>
-    </w:lvl>
-  </w:abstractNum>
-  <w:abstractNum w:abstractNumId="1" w15:restartNumberingAfterBreak="0">
-    <w:nsid w:val="02C4443C"/>
-    <w:multiLevelType w:val="hybridMultilevel"/>
-    <w:tmpl w:val="F446B290"/>
-    <w:lvl w:ilvl="0" w:tplc="819A972C">
-      <w:start w:val="1"/>
-      <w:numFmt w:val="decimal"/>
-      <w:lvlText w:val="%1.)"/>
-      <w:lvlJc w:val="left"/>
-      <w:pPr>
-        <w:ind w:left="735" w:hanging="375"/>
-      </w:pPr>
-      <w:rPr>
-        <w:rFonts w:hint="default"/>
-      </w:rPr>
-    </w:lvl>
-    <w:lvl w:ilvl="1" w:tplc="040C0019" w:tentative="1">
-      <w:start w:val="1"/>
-      <w:numFmt w:val="lowerLetter"/>
-      <w:lvlText w:val="%2."/>
-      <w:lvlJc w:val="left"/>
-      <w:pPr>
-        <w:ind w:left="1440" w:hanging="360"/>
-      </w:pPr>
-    </w:lvl>
-    <w:lvl w:ilvl="2" w:tplc="040C001B" w:tentative="1">
-      <w:start w:val="1"/>
-      <w:numFmt w:val="lowerRoman"/>
-      <w:lvlText w:val="%3."/>
-      <w:lvlJc w:val="right"/>
-      <w:pPr>
-        <w:ind w:left="2160" w:hanging="180"/>
-      </w:pPr>
-    </w:lvl>
-    <w:lvl w:ilvl="3" w:tplc="040C000F" w:tentative="1">
-      <w:start w:val="1"/>
-      <w:numFmt w:val="decimal"/>
-      <w:lvlText w:val="%4."/>
-      <w:lvlJc w:val="left"/>
-      <w:pPr>
-        <w:ind w:left="2880" w:hanging="360"/>
-      </w:pPr>
-    </w:lvl>
-    <w:lvl w:ilvl="4" w:tplc="040C0019" w:tentative="1">
-      <w:start w:val="1"/>
-      <w:numFmt w:val="lowerLetter"/>
-      <w:lvlText w:val="%5."/>
-      <w:lvlJc w:val="left"/>
-      <w:pPr>
-        <w:ind w:left="3600" w:hanging="360"/>
-      </w:pPr>
-    </w:lvl>
-    <w:lvl w:ilvl="5" w:tplc="040C001B" w:tentative="1">
-      <w:start w:val="1"/>
-      <w:numFmt w:val="lowerRoman"/>
-      <w:lvlText w:val="%6."/>
-      <w:lvlJc w:val="right"/>
-      <w:pPr>
-        <w:ind w:left="4320" w:hanging="180"/>
-      </w:pPr>
-    </w:lvl>
-    <w:lvl w:ilvl="6" w:tplc="040C000F" w:tentative="1">
-      <w:start w:val="1"/>
-      <w:numFmt w:val="decimal"/>
-      <w:lvlText w:val="%7."/>
-      <w:lvlJc w:val="left"/>
-      <w:pPr>
-        <w:ind w:left="5040" w:hanging="360"/>
-      </w:pPr>
-    </w:lvl>
-    <w:lvl w:ilvl="7" w:tplc="040C0019" w:tentative="1">
-      <w:start w:val="1"/>
-      <w:numFmt w:val="lowerLetter"/>
-      <w:lvlText w:val="%8."/>
-      <w:lvlJc w:val="left"/>
-      <w:pPr>
-        <w:ind w:left="5760" w:hanging="360"/>
-      </w:pPr>
-    </w:lvl>
-    <w:lvl w:ilvl="8" w:tplc="040C001B" w:tentative="1">
-      <w:start w:val="1"/>
-      <w:numFmt w:val="lowerRoman"/>
-      <w:lvlText w:val="%9."/>
-      <w:lvlJc w:val="right"/>
-      <w:pPr>
-        <w:ind w:left="6480" w:hanging="180"/>
-      </w:pPr>
-    </w:lvl>
-  </w:abstractNum>
-  <w:abstractNum w:abstractNumId="2" w15:restartNumberingAfterBreak="0">
-    <w:nsid w:val="0F2938F4"/>
-    <w:multiLevelType w:val="hybridMultilevel"/>
-    <w:tmpl w:val="145C6EE8"/>
-    <w:lvl w:ilvl="0" w:tplc="5900DC36">
-      <w:start w:val="1"/>
-      <w:numFmt w:val="bullet"/>
-      <w:lvlText w:val=""/>
-      <w:lvlJc w:val="left"/>
-      <w:pPr>
-        <w:ind w:left="916" w:hanging="360"/>
-      </w:pPr>
-      <w:rPr>
-        <w:rFonts w:ascii="Symbol" w:hAnsi="Symbol" w:hint="default"/>
-        <w:sz w:val="24"/>
-        <w:szCs w:val="24"/>
-      </w:rPr>
-    </w:lvl>
-    <w:lvl w:ilvl="1" w:tplc="040C0003" w:tentative="1">
-      <w:start w:val="1"/>
-      <w:numFmt w:val="bullet"/>
-      <w:lvlText w:val="o"/>
-      <w:lvlJc w:val="left"/>
-      <w:pPr>
-        <w:ind w:left="1636" w:hanging="360"/>
-      </w:pPr>
-      <w:rPr>
-        <w:rFonts w:ascii="Courier New" w:hAnsi="Courier New" w:cs="Courier New" w:hint="default"/>
-      </w:rPr>
-    </w:lvl>
-    <w:lvl w:ilvl="2" w:tplc="040C0005" w:tentative="1">
-      <w:start w:val="1"/>
-      <w:numFmt w:val="bullet"/>
-      <w:lvlText w:val=""/>
-      <w:lvlJc w:val="left"/>
-      <w:pPr>
-        <w:ind w:left="2356" w:hanging="360"/>
-      </w:pPr>
-      <w:rPr>
-        <w:rFonts w:ascii="Wingdings" w:hAnsi="Wingdings" w:hint="default"/>
-      </w:rPr>
-    </w:lvl>
-    <w:lvl w:ilvl="3" w:tplc="040C0001" w:tentative="1">
-      <w:start w:val="1"/>
-      <w:numFmt w:val="bullet"/>
-      <w:lvlText w:val=""/>
-      <w:lvlJc w:val="left"/>
-      <w:pPr>
-        <w:ind w:left="3076" w:hanging="360"/>
-      </w:pPr>
-      <w:rPr>
-        <w:rFonts w:ascii="Symbol" w:hAnsi="Symbol" w:hint="default"/>
-      </w:rPr>
-    </w:lvl>
-    <w:lvl w:ilvl="4" w:tplc="040C0003" w:tentative="1">
-      <w:start w:val="1"/>
-      <w:numFmt w:val="bullet"/>
-      <w:lvlText w:val="o"/>
-      <w:lvlJc w:val="left"/>
-      <w:pPr>
-        <w:ind w:left="3796" w:hanging="360"/>
-      </w:pPr>
-      <w:rPr>
-        <w:rFonts w:ascii="Courier New" w:hAnsi="Courier New" w:cs="Courier New" w:hint="default"/>
-      </w:rPr>
-    </w:lvl>
-    <w:lvl w:ilvl="5" w:tplc="040C0005" w:tentative="1">
-      <w:start w:val="1"/>
-      <w:numFmt w:val="bullet"/>
-      <w:lvlText w:val=""/>
-      <w:lvlJc w:val="left"/>
-      <w:pPr>
-        <w:ind w:left="4516" w:hanging="360"/>
-      </w:pPr>
-      <w:rPr>
-        <w:rFonts w:ascii="Wingdings" w:hAnsi="Wingdings" w:hint="default"/>
-      </w:rPr>
-    </w:lvl>
-    <w:lvl w:ilvl="6" w:tplc="040C0001" w:tentative="1">
-      <w:start w:val="1"/>
-      <w:numFmt w:val="bullet"/>
-      <w:lvlText w:val=""/>
-      <w:lvlJc w:val="left"/>
-      <w:pPr>
-        <w:ind w:left="5236" w:hanging="360"/>
-      </w:pPr>
-      <w:rPr>
-        <w:rFonts w:ascii="Symbol" w:hAnsi="Symbol" w:hint="default"/>
-      </w:rPr>
-    </w:lvl>
-    <w:lvl w:ilvl="7" w:tplc="040C0003" w:tentative="1">
-      <w:start w:val="1"/>
-      <w:numFmt w:val="bullet"/>
-      <w:lvlText w:val="o"/>
-      <w:lvlJc w:val="left"/>
-      <w:pPr>
-        <w:ind w:left="5956" w:hanging="360"/>
-      </w:pPr>
-      <w:rPr>
-        <w:rFonts w:ascii="Courier New" w:hAnsi="Courier New" w:cs="Courier New" w:hint="default"/>
-      </w:rPr>
-    </w:lvl>
-    <w:lvl w:ilvl="8" w:tplc="040C0005" w:tentative="1">
-      <w:start w:val="1"/>
-      <w:numFmt w:val="bullet"/>
-      <w:lvlText w:val=""/>
-      <w:lvlJc w:val="left"/>
-      <w:pPr>
-        <w:ind w:left="6676" w:hanging="360"/>
-      </w:pPr>
-      <w:rPr>
-        <w:rFonts w:ascii="Wingdings" w:hAnsi="Wingdings" w:hint="default"/>
-      </w:rPr>
-    </w:lvl>
-  </w:abstractNum>
-  <w:abstractNum w:abstractNumId="3" w15:restartNumberingAfterBreak="0">
     <w:nsid w:val="112D2F48"/>
     <w:multiLevelType w:val="hybridMultilevel"/>
     <w:tmpl w:val="A90A5B76"/>
@@ -4394,108 +4091,17 @@
       </w:rPr>
     </w:lvl>
   </w:abstractNum>
-  <w:abstractNum w:abstractNumId="4" w15:restartNumberingAfterBreak="0">
-    <w:nsid w:val="13985439"/>
+  <w:abstractNum w:abstractNumId="1" w15:restartNumberingAfterBreak="0">
+    <w:nsid w:val="34DE609C"/>
     <w:multiLevelType w:val="hybridMultilevel"/>
-    <w:tmpl w:val="601ECE0C"/>
-    <w:lvl w:ilvl="0" w:tplc="4CAAAE20">
-      <w:start w:val="1"/>
-      <w:numFmt w:val="decimal"/>
-      <w:lvlText w:val="%1."/>
-      <w:lvlJc w:val="left"/>
-      <w:pPr>
-        <w:ind w:left="720" w:hanging="360"/>
-      </w:pPr>
-      <w:rPr>
-        <w:rFonts w:hint="default"/>
-        <w:b/>
-        <w:bCs/>
-      </w:rPr>
-    </w:lvl>
-    <w:lvl w:ilvl="1" w:tplc="040C0019">
-      <w:start w:val="1"/>
-      <w:numFmt w:val="lowerLetter"/>
-      <w:lvlText w:val="%2."/>
-      <w:lvlJc w:val="left"/>
-      <w:pPr>
-        <w:ind w:left="1440" w:hanging="360"/>
-      </w:pPr>
-    </w:lvl>
-    <w:lvl w:ilvl="2" w:tplc="040C001B" w:tentative="1">
-      <w:start w:val="1"/>
-      <w:numFmt w:val="lowerRoman"/>
-      <w:lvlText w:val="%3."/>
-      <w:lvlJc w:val="right"/>
-      <w:pPr>
-        <w:ind w:left="2160" w:hanging="180"/>
-      </w:pPr>
-    </w:lvl>
-    <w:lvl w:ilvl="3" w:tplc="040C000F" w:tentative="1">
-      <w:start w:val="1"/>
-      <w:numFmt w:val="decimal"/>
-      <w:lvlText w:val="%4."/>
-      <w:lvlJc w:val="left"/>
-      <w:pPr>
-        <w:ind w:left="2880" w:hanging="360"/>
-      </w:pPr>
-    </w:lvl>
-    <w:lvl w:ilvl="4" w:tplc="040C0019" w:tentative="1">
-      <w:start w:val="1"/>
-      <w:numFmt w:val="lowerLetter"/>
-      <w:lvlText w:val="%5."/>
-      <w:lvlJc w:val="left"/>
-      <w:pPr>
-        <w:ind w:left="3600" w:hanging="360"/>
-      </w:pPr>
-    </w:lvl>
-    <w:lvl w:ilvl="5" w:tplc="040C001B" w:tentative="1">
-      <w:start w:val="1"/>
-      <w:numFmt w:val="lowerRoman"/>
-      <w:lvlText w:val="%6."/>
-      <w:lvlJc w:val="right"/>
-      <w:pPr>
-        <w:ind w:left="4320" w:hanging="180"/>
-      </w:pPr>
-    </w:lvl>
-    <w:lvl w:ilvl="6" w:tplc="040C000F" w:tentative="1">
-      <w:start w:val="1"/>
-      <w:numFmt w:val="decimal"/>
-      <w:lvlText w:val="%7."/>
-      <w:lvlJc w:val="left"/>
-      <w:pPr>
-        <w:ind w:left="5040" w:hanging="360"/>
-      </w:pPr>
-    </w:lvl>
-    <w:lvl w:ilvl="7" w:tplc="040C0019" w:tentative="1">
-      <w:start w:val="1"/>
-      <w:numFmt w:val="lowerLetter"/>
-      <w:lvlText w:val="%8."/>
-      <w:lvlJc w:val="left"/>
-      <w:pPr>
-        <w:ind w:left="5760" w:hanging="360"/>
-      </w:pPr>
-    </w:lvl>
-    <w:lvl w:ilvl="8" w:tplc="040C001B" w:tentative="1">
-      <w:start w:val="1"/>
-      <w:numFmt w:val="lowerRoman"/>
-      <w:lvlText w:val="%9."/>
-      <w:lvlJc w:val="right"/>
-      <w:pPr>
-        <w:ind w:left="6480" w:hanging="180"/>
-      </w:pPr>
-    </w:lvl>
-  </w:abstractNum>
-  <w:abstractNum w:abstractNumId="5" w15:restartNumberingAfterBreak="0">
-    <w:nsid w:val="13E440CB"/>
-    <w:multiLevelType w:val="hybridMultilevel"/>
-    <w:tmpl w:val="A07E7D00"/>
+    <w:tmpl w:val="0630B250"/>
     <w:lvl w:ilvl="0" w:tplc="040C0001">
       <w:start w:val="1"/>
       <w:numFmt w:val="bullet"/>
       <w:lvlText w:val=""/>
       <w:lvlJc w:val="left"/>
       <w:pPr>
-        <w:ind w:left="720" w:hanging="360"/>
+        <w:ind w:left="1004" w:hanging="360"/>
       </w:pPr>
       <w:rPr>
         <w:rFonts w:ascii="Symbol" w:hAnsi="Symbol" w:hint="default"/>
@@ -4507,7 +4113,7 @@
       <w:lvlText w:val="o"/>
       <w:lvlJc w:val="left"/>
       <w:pPr>
-        <w:ind w:left="1440" w:hanging="360"/>
+        <w:ind w:left="1724" w:hanging="360"/>
       </w:pPr>
       <w:rPr>
         <w:rFonts w:ascii="Courier New" w:hAnsi="Courier New" w:cs="Courier New" w:hint="default"/>
@@ -4519,7 +4125,7 @@
       <w:lvlText w:val=""/>
       <w:lvlJc w:val="left"/>
       <w:pPr>
-        <w:ind w:left="2160" w:hanging="360"/>
+        <w:ind w:left="2444" w:hanging="360"/>
       </w:pPr>
       <w:rPr>
         <w:rFonts w:ascii="Wingdings" w:hAnsi="Wingdings" w:hint="default"/>
@@ -4531,7 +4137,7 @@
       <w:lvlText w:val=""/>
       <w:lvlJc w:val="left"/>
       <w:pPr>
-        <w:ind w:left="2880" w:hanging="360"/>
+        <w:ind w:left="3164" w:hanging="360"/>
       </w:pPr>
       <w:rPr>
         <w:rFonts w:ascii="Symbol" w:hAnsi="Symbol" w:hint="default"/>
@@ -4543,7 +4149,7 @@
       <w:lvlText w:val="o"/>
       <w:lvlJc w:val="left"/>
       <w:pPr>
-        <w:ind w:left="3600" w:hanging="360"/>
+        <w:ind w:left="3884" w:hanging="360"/>
       </w:pPr>
       <w:rPr>
         <w:rFonts w:ascii="Courier New" w:hAnsi="Courier New" w:cs="Courier New" w:hint="default"/>
@@ -4555,7 +4161,7 @@
       <w:lvlText w:val=""/>
       <w:lvlJc w:val="left"/>
       <w:pPr>
-        <w:ind w:left="4320" w:hanging="360"/>
+        <w:ind w:left="4604" w:hanging="360"/>
       </w:pPr>
       <w:rPr>
         <w:rFonts w:ascii="Wingdings" w:hAnsi="Wingdings" w:hint="default"/>
@@ -4567,7 +4173,7 @@
       <w:lvlText w:val=""/>
       <w:lvlJc w:val="left"/>
       <w:pPr>
-        <w:ind w:left="5040" w:hanging="360"/>
+        <w:ind w:left="5324" w:hanging="360"/>
       </w:pPr>
       <w:rPr>
         <w:rFonts w:ascii="Symbol" w:hAnsi="Symbol" w:hint="default"/>
@@ -4579,7 +4185,7 @@
       <w:lvlText w:val="o"/>
       <w:lvlJc w:val="left"/>
       <w:pPr>
-        <w:ind w:left="5760" w:hanging="360"/>
+        <w:ind w:left="6044" w:hanging="360"/>
       </w:pPr>
       <w:rPr>
         <w:rFonts w:ascii="Courier New" w:hAnsi="Courier New" w:cs="Courier New" w:hint="default"/>
@@ -4591,144 +4197,27 @@
       <w:lvlText w:val=""/>
       <w:lvlJc w:val="left"/>
       <w:pPr>
-        <w:ind w:left="6480" w:hanging="360"/>
+        <w:ind w:left="6764" w:hanging="360"/>
       </w:pPr>
       <w:rPr>
         <w:rFonts w:ascii="Wingdings" w:hAnsi="Wingdings" w:hint="default"/>
       </w:rPr>
     </w:lvl>
   </w:abstractNum>
-  <w:abstractNum w:abstractNumId="6" w15:restartNumberingAfterBreak="0">
-    <w:nsid w:val="158C3F9F"/>
-    <w:multiLevelType w:val="multilevel"/>
-    <w:tmpl w:val="4F8C3448"/>
-    <w:lvl w:ilvl="0">
-      <w:start w:val="1"/>
-      <w:numFmt w:val="decimal"/>
-      <w:lvlText w:val="%1."/>
-      <w:lvlJc w:val="left"/>
-      <w:pPr>
-        <w:tabs>
-          <w:tab w:val="num" w:pos="720"/>
-        </w:tabs>
-        <w:ind w:left="720" w:hanging="360"/>
-      </w:pPr>
-      <w:rPr>
-        <w:b/>
-        <w:bCs/>
-      </w:rPr>
-    </w:lvl>
-    <w:lvl w:ilvl="1">
+  <w:abstractNum w:abstractNumId="2" w15:restartNumberingAfterBreak="0">
+    <w:nsid w:val="37600D18"/>
+    <w:multiLevelType w:val="hybridMultilevel"/>
+    <w:tmpl w:val="19A09096"/>
+    <w:lvl w:ilvl="0" w:tplc="040C0001">
       <w:start w:val="1"/>
       <w:numFmt w:val="bullet"/>
       <w:lvlText w:val=""/>
       <w:lvlJc w:val="left"/>
       <w:pPr>
-        <w:ind w:left="1440" w:hanging="360"/>
+        <w:ind w:left="720" w:hanging="360"/>
       </w:pPr>
       <w:rPr>
         <w:rFonts w:ascii="Symbol" w:hAnsi="Symbol" w:hint="default"/>
-      </w:rPr>
-    </w:lvl>
-    <w:lvl w:ilvl="2" w:tentative="1">
-      <w:start w:val="1"/>
-      <w:numFmt w:val="decimal"/>
-      <w:lvlText w:val="%3."/>
-      <w:lvlJc w:val="left"/>
-      <w:pPr>
-        <w:tabs>
-          <w:tab w:val="num" w:pos="2160"/>
-        </w:tabs>
-        <w:ind w:left="2160" w:hanging="360"/>
-      </w:pPr>
-    </w:lvl>
-    <w:lvl w:ilvl="3" w:tentative="1">
-      <w:start w:val="1"/>
-      <w:numFmt w:val="decimal"/>
-      <w:lvlText w:val="%4."/>
-      <w:lvlJc w:val="left"/>
-      <w:pPr>
-        <w:tabs>
-          <w:tab w:val="num" w:pos="2880"/>
-        </w:tabs>
-        <w:ind w:left="2880" w:hanging="360"/>
-      </w:pPr>
-    </w:lvl>
-    <w:lvl w:ilvl="4" w:tentative="1">
-      <w:start w:val="1"/>
-      <w:numFmt w:val="decimal"/>
-      <w:lvlText w:val="%5."/>
-      <w:lvlJc w:val="left"/>
-      <w:pPr>
-        <w:tabs>
-          <w:tab w:val="num" w:pos="3600"/>
-        </w:tabs>
-        <w:ind w:left="3600" w:hanging="360"/>
-      </w:pPr>
-    </w:lvl>
-    <w:lvl w:ilvl="5" w:tentative="1">
-      <w:start w:val="1"/>
-      <w:numFmt w:val="decimal"/>
-      <w:lvlText w:val="%6."/>
-      <w:lvlJc w:val="left"/>
-      <w:pPr>
-        <w:tabs>
-          <w:tab w:val="num" w:pos="4320"/>
-        </w:tabs>
-        <w:ind w:left="4320" w:hanging="360"/>
-      </w:pPr>
-    </w:lvl>
-    <w:lvl w:ilvl="6" w:tentative="1">
-      <w:start w:val="1"/>
-      <w:numFmt w:val="decimal"/>
-      <w:lvlText w:val="%7."/>
-      <w:lvlJc w:val="left"/>
-      <w:pPr>
-        <w:tabs>
-          <w:tab w:val="num" w:pos="5040"/>
-        </w:tabs>
-        <w:ind w:left="5040" w:hanging="360"/>
-      </w:pPr>
-    </w:lvl>
-    <w:lvl w:ilvl="7" w:tentative="1">
-      <w:start w:val="1"/>
-      <w:numFmt w:val="decimal"/>
-      <w:lvlText w:val="%8."/>
-      <w:lvlJc w:val="left"/>
-      <w:pPr>
-        <w:tabs>
-          <w:tab w:val="num" w:pos="5760"/>
-        </w:tabs>
-        <w:ind w:left="5760" w:hanging="360"/>
-      </w:pPr>
-    </w:lvl>
-    <w:lvl w:ilvl="8" w:tentative="1">
-      <w:start w:val="1"/>
-      <w:numFmt w:val="decimal"/>
-      <w:lvlText w:val="%9."/>
-      <w:lvlJc w:val="left"/>
-      <w:pPr>
-        <w:tabs>
-          <w:tab w:val="num" w:pos="6480"/>
-        </w:tabs>
-        <w:ind w:left="6480" w:hanging="360"/>
-      </w:pPr>
-    </w:lvl>
-  </w:abstractNum>
-  <w:abstractNum w:abstractNumId="7" w15:restartNumberingAfterBreak="0">
-    <w:nsid w:val="15B1693D"/>
-    <w:multiLevelType w:val="hybridMultilevel"/>
-    <w:tmpl w:val="6576BF66"/>
-    <w:lvl w:ilvl="0" w:tplc="EDF0977E">
-      <w:start w:val="3"/>
-      <w:numFmt w:val="bullet"/>
-      <w:lvlText w:val="-"/>
-      <w:lvlJc w:val="left"/>
-      <w:pPr>
-        <w:ind w:left="720" w:hanging="360"/>
-      </w:pPr>
-      <w:rPr>
-        <w:rFonts w:ascii="Verdana" w:eastAsiaTheme="minorHAnsi" w:hAnsi="Verdana" w:cstheme="minorBidi" w:hint="default"/>
       </w:rPr>
     </w:lvl>
     <w:lvl w:ilvl="1" w:tplc="040C0003" w:tentative="1">
@@ -4828,2092 +4317,7 @@
       </w:rPr>
     </w:lvl>
   </w:abstractNum>
-  <w:abstractNum w:abstractNumId="8" w15:restartNumberingAfterBreak="0">
-    <w:nsid w:val="17D50545"/>
-    <w:multiLevelType w:val="multilevel"/>
-    <w:tmpl w:val="C0DADDAE"/>
-    <w:lvl w:ilvl="0">
-      <w:start w:val="1"/>
-      <w:numFmt w:val="bullet"/>
-      <w:lvlText w:val=""/>
-      <w:lvlJc w:val="left"/>
-      <w:pPr>
-        <w:tabs>
-          <w:tab w:val="num" w:pos="720"/>
-        </w:tabs>
-        <w:ind w:left="720" w:hanging="360"/>
-      </w:pPr>
-      <w:rPr>
-        <w:rFonts w:ascii="Symbol" w:hAnsi="Symbol" w:hint="default"/>
-        <w:sz w:val="20"/>
-      </w:rPr>
-    </w:lvl>
-    <w:lvl w:ilvl="1" w:tentative="1">
-      <w:start w:val="1"/>
-      <w:numFmt w:val="bullet"/>
-      <w:lvlText w:val="o"/>
-      <w:lvlJc w:val="left"/>
-      <w:pPr>
-        <w:tabs>
-          <w:tab w:val="num" w:pos="1440"/>
-        </w:tabs>
-        <w:ind w:left="1440" w:hanging="360"/>
-      </w:pPr>
-      <w:rPr>
-        <w:rFonts w:ascii="Courier New" w:hAnsi="Courier New" w:hint="default"/>
-        <w:sz w:val="20"/>
-      </w:rPr>
-    </w:lvl>
-    <w:lvl w:ilvl="2" w:tentative="1">
-      <w:start w:val="1"/>
-      <w:numFmt w:val="bullet"/>
-      <w:lvlText w:val=""/>
-      <w:lvlJc w:val="left"/>
-      <w:pPr>
-        <w:tabs>
-          <w:tab w:val="num" w:pos="2160"/>
-        </w:tabs>
-        <w:ind w:left="2160" w:hanging="360"/>
-      </w:pPr>
-      <w:rPr>
-        <w:rFonts w:ascii="Wingdings" w:hAnsi="Wingdings" w:hint="default"/>
-        <w:sz w:val="20"/>
-      </w:rPr>
-    </w:lvl>
-    <w:lvl w:ilvl="3" w:tentative="1">
-      <w:start w:val="1"/>
-      <w:numFmt w:val="bullet"/>
-      <w:lvlText w:val=""/>
-      <w:lvlJc w:val="left"/>
-      <w:pPr>
-        <w:tabs>
-          <w:tab w:val="num" w:pos="2880"/>
-        </w:tabs>
-        <w:ind w:left="2880" w:hanging="360"/>
-      </w:pPr>
-      <w:rPr>
-        <w:rFonts w:ascii="Wingdings" w:hAnsi="Wingdings" w:hint="default"/>
-        <w:sz w:val="20"/>
-      </w:rPr>
-    </w:lvl>
-    <w:lvl w:ilvl="4" w:tentative="1">
-      <w:start w:val="1"/>
-      <w:numFmt w:val="bullet"/>
-      <w:lvlText w:val=""/>
-      <w:lvlJc w:val="left"/>
-      <w:pPr>
-        <w:tabs>
-          <w:tab w:val="num" w:pos="3600"/>
-        </w:tabs>
-        <w:ind w:left="3600" w:hanging="360"/>
-      </w:pPr>
-      <w:rPr>
-        <w:rFonts w:ascii="Wingdings" w:hAnsi="Wingdings" w:hint="default"/>
-        <w:sz w:val="20"/>
-      </w:rPr>
-    </w:lvl>
-    <w:lvl w:ilvl="5" w:tentative="1">
-      <w:start w:val="1"/>
-      <w:numFmt w:val="bullet"/>
-      <w:lvlText w:val=""/>
-      <w:lvlJc w:val="left"/>
-      <w:pPr>
-        <w:tabs>
-          <w:tab w:val="num" w:pos="4320"/>
-        </w:tabs>
-        <w:ind w:left="4320" w:hanging="360"/>
-      </w:pPr>
-      <w:rPr>
-        <w:rFonts w:ascii="Wingdings" w:hAnsi="Wingdings" w:hint="default"/>
-        <w:sz w:val="20"/>
-      </w:rPr>
-    </w:lvl>
-    <w:lvl w:ilvl="6" w:tentative="1">
-      <w:start w:val="1"/>
-      <w:numFmt w:val="bullet"/>
-      <w:lvlText w:val=""/>
-      <w:lvlJc w:val="left"/>
-      <w:pPr>
-        <w:tabs>
-          <w:tab w:val="num" w:pos="5040"/>
-        </w:tabs>
-        <w:ind w:left="5040" w:hanging="360"/>
-      </w:pPr>
-      <w:rPr>
-        <w:rFonts w:ascii="Wingdings" w:hAnsi="Wingdings" w:hint="default"/>
-        <w:sz w:val="20"/>
-      </w:rPr>
-    </w:lvl>
-    <w:lvl w:ilvl="7" w:tentative="1">
-      <w:start w:val="1"/>
-      <w:numFmt w:val="bullet"/>
-      <w:lvlText w:val=""/>
-      <w:lvlJc w:val="left"/>
-      <w:pPr>
-        <w:tabs>
-          <w:tab w:val="num" w:pos="5760"/>
-        </w:tabs>
-        <w:ind w:left="5760" w:hanging="360"/>
-      </w:pPr>
-      <w:rPr>
-        <w:rFonts w:ascii="Wingdings" w:hAnsi="Wingdings" w:hint="default"/>
-        <w:sz w:val="20"/>
-      </w:rPr>
-    </w:lvl>
-    <w:lvl w:ilvl="8" w:tentative="1">
-      <w:start w:val="1"/>
-      <w:numFmt w:val="bullet"/>
-      <w:lvlText w:val=""/>
-      <w:lvlJc w:val="left"/>
-      <w:pPr>
-        <w:tabs>
-          <w:tab w:val="num" w:pos="6480"/>
-        </w:tabs>
-        <w:ind w:left="6480" w:hanging="360"/>
-      </w:pPr>
-      <w:rPr>
-        <w:rFonts w:ascii="Wingdings" w:hAnsi="Wingdings" w:hint="default"/>
-        <w:sz w:val="20"/>
-      </w:rPr>
-    </w:lvl>
-  </w:abstractNum>
-  <w:abstractNum w:abstractNumId="9" w15:restartNumberingAfterBreak="0">
-    <w:nsid w:val="213A6622"/>
-    <w:multiLevelType w:val="hybridMultilevel"/>
-    <w:tmpl w:val="57C8232E"/>
-    <w:lvl w:ilvl="0" w:tplc="8250AF72">
-      <w:start w:val="1"/>
-      <w:numFmt w:val="decimal"/>
-      <w:lvlText w:val="%1)"/>
-      <w:lvlJc w:val="left"/>
-      <w:pPr>
-        <w:ind w:left="1080" w:hanging="720"/>
-      </w:pPr>
-      <w:rPr>
-        <w:rFonts w:hint="default"/>
-      </w:rPr>
-    </w:lvl>
-    <w:lvl w:ilvl="1" w:tplc="040C0019" w:tentative="1">
-      <w:start w:val="1"/>
-      <w:numFmt w:val="lowerLetter"/>
-      <w:lvlText w:val="%2."/>
-      <w:lvlJc w:val="left"/>
-      <w:pPr>
-        <w:ind w:left="1440" w:hanging="360"/>
-      </w:pPr>
-    </w:lvl>
-    <w:lvl w:ilvl="2" w:tplc="040C001B" w:tentative="1">
-      <w:start w:val="1"/>
-      <w:numFmt w:val="lowerRoman"/>
-      <w:lvlText w:val="%3."/>
-      <w:lvlJc w:val="right"/>
-      <w:pPr>
-        <w:ind w:left="2160" w:hanging="180"/>
-      </w:pPr>
-    </w:lvl>
-    <w:lvl w:ilvl="3" w:tplc="040C000F" w:tentative="1">
-      <w:start w:val="1"/>
-      <w:numFmt w:val="decimal"/>
-      <w:lvlText w:val="%4."/>
-      <w:lvlJc w:val="left"/>
-      <w:pPr>
-        <w:ind w:left="2880" w:hanging="360"/>
-      </w:pPr>
-    </w:lvl>
-    <w:lvl w:ilvl="4" w:tplc="040C0019" w:tentative="1">
-      <w:start w:val="1"/>
-      <w:numFmt w:val="lowerLetter"/>
-      <w:lvlText w:val="%5."/>
-      <w:lvlJc w:val="left"/>
-      <w:pPr>
-        <w:ind w:left="3600" w:hanging="360"/>
-      </w:pPr>
-    </w:lvl>
-    <w:lvl w:ilvl="5" w:tplc="040C001B" w:tentative="1">
-      <w:start w:val="1"/>
-      <w:numFmt w:val="lowerRoman"/>
-      <w:lvlText w:val="%6."/>
-      <w:lvlJc w:val="right"/>
-      <w:pPr>
-        <w:ind w:left="4320" w:hanging="180"/>
-      </w:pPr>
-    </w:lvl>
-    <w:lvl w:ilvl="6" w:tplc="040C000F" w:tentative="1">
-      <w:start w:val="1"/>
-      <w:numFmt w:val="decimal"/>
-      <w:lvlText w:val="%7."/>
-      <w:lvlJc w:val="left"/>
-      <w:pPr>
-        <w:ind w:left="5040" w:hanging="360"/>
-      </w:pPr>
-    </w:lvl>
-    <w:lvl w:ilvl="7" w:tplc="040C0019" w:tentative="1">
-      <w:start w:val="1"/>
-      <w:numFmt w:val="lowerLetter"/>
-      <w:lvlText w:val="%8."/>
-      <w:lvlJc w:val="left"/>
-      <w:pPr>
-        <w:ind w:left="5760" w:hanging="360"/>
-      </w:pPr>
-    </w:lvl>
-    <w:lvl w:ilvl="8" w:tplc="040C001B" w:tentative="1">
-      <w:start w:val="1"/>
-      <w:numFmt w:val="lowerRoman"/>
-      <w:lvlText w:val="%9."/>
-      <w:lvlJc w:val="right"/>
-      <w:pPr>
-        <w:ind w:left="6480" w:hanging="180"/>
-      </w:pPr>
-    </w:lvl>
-  </w:abstractNum>
-  <w:abstractNum w:abstractNumId="10" w15:restartNumberingAfterBreak="0">
-    <w:nsid w:val="21463841"/>
-    <w:multiLevelType w:val="hybridMultilevel"/>
-    <w:tmpl w:val="C8C48826"/>
-    <w:lvl w:ilvl="0" w:tplc="040C0001">
-      <w:start w:val="1"/>
-      <w:numFmt w:val="bullet"/>
-      <w:lvlText w:val=""/>
-      <w:lvlJc w:val="left"/>
-      <w:pPr>
-        <w:ind w:left="720" w:hanging="360"/>
-      </w:pPr>
-      <w:rPr>
-        <w:rFonts w:ascii="Symbol" w:hAnsi="Symbol" w:hint="default"/>
-      </w:rPr>
-    </w:lvl>
-    <w:lvl w:ilvl="1" w:tplc="040C0003" w:tentative="1">
-      <w:start w:val="1"/>
-      <w:numFmt w:val="bullet"/>
-      <w:lvlText w:val="o"/>
-      <w:lvlJc w:val="left"/>
-      <w:pPr>
-        <w:ind w:left="1440" w:hanging="360"/>
-      </w:pPr>
-      <w:rPr>
-        <w:rFonts w:ascii="Courier New" w:hAnsi="Courier New" w:cs="Courier New" w:hint="default"/>
-      </w:rPr>
-    </w:lvl>
-    <w:lvl w:ilvl="2" w:tplc="040C0005" w:tentative="1">
-      <w:start w:val="1"/>
-      <w:numFmt w:val="bullet"/>
-      <w:lvlText w:val=""/>
-      <w:lvlJc w:val="left"/>
-      <w:pPr>
-        <w:ind w:left="2160" w:hanging="360"/>
-      </w:pPr>
-      <w:rPr>
-        <w:rFonts w:ascii="Wingdings" w:hAnsi="Wingdings" w:hint="default"/>
-      </w:rPr>
-    </w:lvl>
-    <w:lvl w:ilvl="3" w:tplc="040C0001" w:tentative="1">
-      <w:start w:val="1"/>
-      <w:numFmt w:val="bullet"/>
-      <w:lvlText w:val=""/>
-      <w:lvlJc w:val="left"/>
-      <w:pPr>
-        <w:ind w:left="2880" w:hanging="360"/>
-      </w:pPr>
-      <w:rPr>
-        <w:rFonts w:ascii="Symbol" w:hAnsi="Symbol" w:hint="default"/>
-      </w:rPr>
-    </w:lvl>
-    <w:lvl w:ilvl="4" w:tplc="040C0003" w:tentative="1">
-      <w:start w:val="1"/>
-      <w:numFmt w:val="bullet"/>
-      <w:lvlText w:val="o"/>
-      <w:lvlJc w:val="left"/>
-      <w:pPr>
-        <w:ind w:left="3600" w:hanging="360"/>
-      </w:pPr>
-      <w:rPr>
-        <w:rFonts w:ascii="Courier New" w:hAnsi="Courier New" w:cs="Courier New" w:hint="default"/>
-      </w:rPr>
-    </w:lvl>
-    <w:lvl w:ilvl="5" w:tplc="040C0005" w:tentative="1">
-      <w:start w:val="1"/>
-      <w:numFmt w:val="bullet"/>
-      <w:lvlText w:val=""/>
-      <w:lvlJc w:val="left"/>
-      <w:pPr>
-        <w:ind w:left="4320" w:hanging="360"/>
-      </w:pPr>
-      <w:rPr>
-        <w:rFonts w:ascii="Wingdings" w:hAnsi="Wingdings" w:hint="default"/>
-      </w:rPr>
-    </w:lvl>
-    <w:lvl w:ilvl="6" w:tplc="040C0001" w:tentative="1">
-      <w:start w:val="1"/>
-      <w:numFmt w:val="bullet"/>
-      <w:lvlText w:val=""/>
-      <w:lvlJc w:val="left"/>
-      <w:pPr>
-        <w:ind w:left="5040" w:hanging="360"/>
-      </w:pPr>
-      <w:rPr>
-        <w:rFonts w:ascii="Symbol" w:hAnsi="Symbol" w:hint="default"/>
-      </w:rPr>
-    </w:lvl>
-    <w:lvl w:ilvl="7" w:tplc="040C0003" w:tentative="1">
-      <w:start w:val="1"/>
-      <w:numFmt w:val="bullet"/>
-      <w:lvlText w:val="o"/>
-      <w:lvlJc w:val="left"/>
-      <w:pPr>
-        <w:ind w:left="5760" w:hanging="360"/>
-      </w:pPr>
-      <w:rPr>
-        <w:rFonts w:ascii="Courier New" w:hAnsi="Courier New" w:cs="Courier New" w:hint="default"/>
-      </w:rPr>
-    </w:lvl>
-    <w:lvl w:ilvl="8" w:tplc="040C0005" w:tentative="1">
-      <w:start w:val="1"/>
-      <w:numFmt w:val="bullet"/>
-      <w:lvlText w:val=""/>
-      <w:lvlJc w:val="left"/>
-      <w:pPr>
-        <w:ind w:left="6480" w:hanging="360"/>
-      </w:pPr>
-      <w:rPr>
-        <w:rFonts w:ascii="Wingdings" w:hAnsi="Wingdings" w:hint="default"/>
-      </w:rPr>
-    </w:lvl>
-  </w:abstractNum>
-  <w:abstractNum w:abstractNumId="11" w15:restartNumberingAfterBreak="0">
-    <w:nsid w:val="22B36484"/>
-    <w:multiLevelType w:val="hybridMultilevel"/>
-    <w:tmpl w:val="0CD0D65A"/>
-    <w:lvl w:ilvl="0" w:tplc="F5A2DC42">
-      <w:start w:val="1"/>
-      <w:numFmt w:val="decimal"/>
-      <w:lvlText w:val="%1."/>
-      <w:lvlJc w:val="left"/>
-      <w:pPr>
-        <w:ind w:left="720" w:hanging="360"/>
-      </w:pPr>
-      <w:rPr>
-        <w:rFonts w:hint="default"/>
-        <w:b/>
-        <w:bCs/>
-      </w:rPr>
-    </w:lvl>
-    <w:lvl w:ilvl="1" w:tplc="040C0019" w:tentative="1">
-      <w:start w:val="1"/>
-      <w:numFmt w:val="lowerLetter"/>
-      <w:lvlText w:val="%2."/>
-      <w:lvlJc w:val="left"/>
-      <w:pPr>
-        <w:ind w:left="1440" w:hanging="360"/>
-      </w:pPr>
-    </w:lvl>
-    <w:lvl w:ilvl="2" w:tplc="040C001B" w:tentative="1">
-      <w:start w:val="1"/>
-      <w:numFmt w:val="lowerRoman"/>
-      <w:lvlText w:val="%3."/>
-      <w:lvlJc w:val="right"/>
-      <w:pPr>
-        <w:ind w:left="2160" w:hanging="180"/>
-      </w:pPr>
-    </w:lvl>
-    <w:lvl w:ilvl="3" w:tplc="040C000F" w:tentative="1">
-      <w:start w:val="1"/>
-      <w:numFmt w:val="decimal"/>
-      <w:lvlText w:val="%4."/>
-      <w:lvlJc w:val="left"/>
-      <w:pPr>
-        <w:ind w:left="2880" w:hanging="360"/>
-      </w:pPr>
-    </w:lvl>
-    <w:lvl w:ilvl="4" w:tplc="040C0019" w:tentative="1">
-      <w:start w:val="1"/>
-      <w:numFmt w:val="lowerLetter"/>
-      <w:lvlText w:val="%5."/>
-      <w:lvlJc w:val="left"/>
-      <w:pPr>
-        <w:ind w:left="3600" w:hanging="360"/>
-      </w:pPr>
-    </w:lvl>
-    <w:lvl w:ilvl="5" w:tplc="040C001B" w:tentative="1">
-      <w:start w:val="1"/>
-      <w:numFmt w:val="lowerRoman"/>
-      <w:lvlText w:val="%6."/>
-      <w:lvlJc w:val="right"/>
-      <w:pPr>
-        <w:ind w:left="4320" w:hanging="180"/>
-      </w:pPr>
-    </w:lvl>
-    <w:lvl w:ilvl="6" w:tplc="040C000F" w:tentative="1">
-      <w:start w:val="1"/>
-      <w:numFmt w:val="decimal"/>
-      <w:lvlText w:val="%7."/>
-      <w:lvlJc w:val="left"/>
-      <w:pPr>
-        <w:ind w:left="5040" w:hanging="360"/>
-      </w:pPr>
-    </w:lvl>
-    <w:lvl w:ilvl="7" w:tplc="040C0019" w:tentative="1">
-      <w:start w:val="1"/>
-      <w:numFmt w:val="lowerLetter"/>
-      <w:lvlText w:val="%8."/>
-      <w:lvlJc w:val="left"/>
-      <w:pPr>
-        <w:ind w:left="5760" w:hanging="360"/>
-      </w:pPr>
-    </w:lvl>
-    <w:lvl w:ilvl="8" w:tplc="040C001B" w:tentative="1">
-      <w:start w:val="1"/>
-      <w:numFmt w:val="lowerRoman"/>
-      <w:lvlText w:val="%9."/>
-      <w:lvlJc w:val="right"/>
-      <w:pPr>
-        <w:ind w:left="6480" w:hanging="180"/>
-      </w:pPr>
-    </w:lvl>
-  </w:abstractNum>
-  <w:abstractNum w:abstractNumId="12" w15:restartNumberingAfterBreak="0">
-    <w:nsid w:val="233F65BD"/>
-    <w:multiLevelType w:val="multilevel"/>
-    <w:tmpl w:val="A5C632C8"/>
-    <w:lvl w:ilvl="0">
-      <w:start w:val="1"/>
-      <w:numFmt w:val="decimal"/>
-      <w:lvlText w:val="%1."/>
-      <w:lvlJc w:val="left"/>
-      <w:pPr>
-        <w:tabs>
-          <w:tab w:val="num" w:pos="720"/>
-        </w:tabs>
-        <w:ind w:left="720" w:hanging="360"/>
-      </w:pPr>
-    </w:lvl>
-    <w:lvl w:ilvl="1">
-      <w:start w:val="1"/>
-      <w:numFmt w:val="lowerLetter"/>
-      <w:lvlText w:val="%2."/>
-      <w:lvlJc w:val="left"/>
-      <w:pPr>
-        <w:tabs>
-          <w:tab w:val="num" w:pos="1440"/>
-        </w:tabs>
-        <w:ind w:left="1440" w:hanging="360"/>
-      </w:pPr>
-    </w:lvl>
-    <w:lvl w:ilvl="2" w:tentative="1">
-      <w:start w:val="1"/>
-      <w:numFmt w:val="decimal"/>
-      <w:lvlText w:val="%3."/>
-      <w:lvlJc w:val="left"/>
-      <w:pPr>
-        <w:tabs>
-          <w:tab w:val="num" w:pos="2160"/>
-        </w:tabs>
-        <w:ind w:left="2160" w:hanging="360"/>
-      </w:pPr>
-    </w:lvl>
-    <w:lvl w:ilvl="3" w:tentative="1">
-      <w:start w:val="1"/>
-      <w:numFmt w:val="decimal"/>
-      <w:lvlText w:val="%4."/>
-      <w:lvlJc w:val="left"/>
-      <w:pPr>
-        <w:tabs>
-          <w:tab w:val="num" w:pos="2880"/>
-        </w:tabs>
-        <w:ind w:left="2880" w:hanging="360"/>
-      </w:pPr>
-    </w:lvl>
-    <w:lvl w:ilvl="4" w:tentative="1">
-      <w:start w:val="1"/>
-      <w:numFmt w:val="decimal"/>
-      <w:lvlText w:val="%5."/>
-      <w:lvlJc w:val="left"/>
-      <w:pPr>
-        <w:tabs>
-          <w:tab w:val="num" w:pos="3600"/>
-        </w:tabs>
-        <w:ind w:left="3600" w:hanging="360"/>
-      </w:pPr>
-    </w:lvl>
-    <w:lvl w:ilvl="5" w:tentative="1">
-      <w:start w:val="1"/>
-      <w:numFmt w:val="decimal"/>
-      <w:lvlText w:val="%6."/>
-      <w:lvlJc w:val="left"/>
-      <w:pPr>
-        <w:tabs>
-          <w:tab w:val="num" w:pos="4320"/>
-        </w:tabs>
-        <w:ind w:left="4320" w:hanging="360"/>
-      </w:pPr>
-    </w:lvl>
-    <w:lvl w:ilvl="6" w:tentative="1">
-      <w:start w:val="1"/>
-      <w:numFmt w:val="decimal"/>
-      <w:lvlText w:val="%7."/>
-      <w:lvlJc w:val="left"/>
-      <w:pPr>
-        <w:tabs>
-          <w:tab w:val="num" w:pos="5040"/>
-        </w:tabs>
-        <w:ind w:left="5040" w:hanging="360"/>
-      </w:pPr>
-    </w:lvl>
-    <w:lvl w:ilvl="7" w:tentative="1">
-      <w:start w:val="1"/>
-      <w:numFmt w:val="decimal"/>
-      <w:lvlText w:val="%8."/>
-      <w:lvlJc w:val="left"/>
-      <w:pPr>
-        <w:tabs>
-          <w:tab w:val="num" w:pos="5760"/>
-        </w:tabs>
-        <w:ind w:left="5760" w:hanging="360"/>
-      </w:pPr>
-    </w:lvl>
-    <w:lvl w:ilvl="8" w:tentative="1">
-      <w:start w:val="1"/>
-      <w:numFmt w:val="decimal"/>
-      <w:lvlText w:val="%9."/>
-      <w:lvlJc w:val="left"/>
-      <w:pPr>
-        <w:tabs>
-          <w:tab w:val="num" w:pos="6480"/>
-        </w:tabs>
-        <w:ind w:left="6480" w:hanging="360"/>
-      </w:pPr>
-    </w:lvl>
-  </w:abstractNum>
-  <w:abstractNum w:abstractNumId="13" w15:restartNumberingAfterBreak="0">
-    <w:nsid w:val="23720B6A"/>
-    <w:multiLevelType w:val="hybridMultilevel"/>
-    <w:tmpl w:val="0D12C478"/>
-    <w:lvl w:ilvl="0" w:tplc="040C0001">
-      <w:start w:val="1"/>
-      <w:numFmt w:val="bullet"/>
-      <w:lvlText w:val=""/>
-      <w:lvlJc w:val="left"/>
-      <w:pPr>
-        <w:ind w:left="720" w:hanging="360"/>
-      </w:pPr>
-      <w:rPr>
-        <w:rFonts w:ascii="Symbol" w:hAnsi="Symbol" w:hint="default"/>
-      </w:rPr>
-    </w:lvl>
-    <w:lvl w:ilvl="1" w:tplc="040C0003" w:tentative="1">
-      <w:start w:val="1"/>
-      <w:numFmt w:val="bullet"/>
-      <w:lvlText w:val="o"/>
-      <w:lvlJc w:val="left"/>
-      <w:pPr>
-        <w:ind w:left="1440" w:hanging="360"/>
-      </w:pPr>
-      <w:rPr>
-        <w:rFonts w:ascii="Courier New" w:hAnsi="Courier New" w:cs="Courier New" w:hint="default"/>
-      </w:rPr>
-    </w:lvl>
-    <w:lvl w:ilvl="2" w:tplc="040C0005" w:tentative="1">
-      <w:start w:val="1"/>
-      <w:numFmt w:val="bullet"/>
-      <w:lvlText w:val=""/>
-      <w:lvlJc w:val="left"/>
-      <w:pPr>
-        <w:ind w:left="2160" w:hanging="360"/>
-      </w:pPr>
-      <w:rPr>
-        <w:rFonts w:ascii="Wingdings" w:hAnsi="Wingdings" w:hint="default"/>
-      </w:rPr>
-    </w:lvl>
-    <w:lvl w:ilvl="3" w:tplc="040C0001" w:tentative="1">
-      <w:start w:val="1"/>
-      <w:numFmt w:val="bullet"/>
-      <w:lvlText w:val=""/>
-      <w:lvlJc w:val="left"/>
-      <w:pPr>
-        <w:ind w:left="2880" w:hanging="360"/>
-      </w:pPr>
-      <w:rPr>
-        <w:rFonts w:ascii="Symbol" w:hAnsi="Symbol" w:hint="default"/>
-      </w:rPr>
-    </w:lvl>
-    <w:lvl w:ilvl="4" w:tplc="040C0003" w:tentative="1">
-      <w:start w:val="1"/>
-      <w:numFmt w:val="bullet"/>
-      <w:lvlText w:val="o"/>
-      <w:lvlJc w:val="left"/>
-      <w:pPr>
-        <w:ind w:left="3600" w:hanging="360"/>
-      </w:pPr>
-      <w:rPr>
-        <w:rFonts w:ascii="Courier New" w:hAnsi="Courier New" w:cs="Courier New" w:hint="default"/>
-      </w:rPr>
-    </w:lvl>
-    <w:lvl w:ilvl="5" w:tplc="040C0005" w:tentative="1">
-      <w:start w:val="1"/>
-      <w:numFmt w:val="bullet"/>
-      <w:lvlText w:val=""/>
-      <w:lvlJc w:val="left"/>
-      <w:pPr>
-        <w:ind w:left="4320" w:hanging="360"/>
-      </w:pPr>
-      <w:rPr>
-        <w:rFonts w:ascii="Wingdings" w:hAnsi="Wingdings" w:hint="default"/>
-      </w:rPr>
-    </w:lvl>
-    <w:lvl w:ilvl="6" w:tplc="040C0001" w:tentative="1">
-      <w:start w:val="1"/>
-      <w:numFmt w:val="bullet"/>
-      <w:lvlText w:val=""/>
-      <w:lvlJc w:val="left"/>
-      <w:pPr>
-        <w:ind w:left="5040" w:hanging="360"/>
-      </w:pPr>
-      <w:rPr>
-        <w:rFonts w:ascii="Symbol" w:hAnsi="Symbol" w:hint="default"/>
-      </w:rPr>
-    </w:lvl>
-    <w:lvl w:ilvl="7" w:tplc="040C0003" w:tentative="1">
-      <w:start w:val="1"/>
-      <w:numFmt w:val="bullet"/>
-      <w:lvlText w:val="o"/>
-      <w:lvlJc w:val="left"/>
-      <w:pPr>
-        <w:ind w:left="5760" w:hanging="360"/>
-      </w:pPr>
-      <w:rPr>
-        <w:rFonts w:ascii="Courier New" w:hAnsi="Courier New" w:cs="Courier New" w:hint="default"/>
-      </w:rPr>
-    </w:lvl>
-    <w:lvl w:ilvl="8" w:tplc="040C0005" w:tentative="1">
-      <w:start w:val="1"/>
-      <w:numFmt w:val="bullet"/>
-      <w:lvlText w:val=""/>
-      <w:lvlJc w:val="left"/>
-      <w:pPr>
-        <w:ind w:left="6480" w:hanging="360"/>
-      </w:pPr>
-      <w:rPr>
-        <w:rFonts w:ascii="Wingdings" w:hAnsi="Wingdings" w:hint="default"/>
-      </w:rPr>
-    </w:lvl>
-  </w:abstractNum>
-  <w:abstractNum w:abstractNumId="14" w15:restartNumberingAfterBreak="0">
-    <w:nsid w:val="24853C88"/>
-    <w:multiLevelType w:val="hybridMultilevel"/>
-    <w:tmpl w:val="EEF4B9EA"/>
-    <w:lvl w:ilvl="0" w:tplc="040C0001">
-      <w:start w:val="1"/>
-      <w:numFmt w:val="bullet"/>
-      <w:lvlText w:val=""/>
-      <w:lvlJc w:val="left"/>
-      <w:pPr>
-        <w:ind w:left="720" w:hanging="360"/>
-      </w:pPr>
-      <w:rPr>
-        <w:rFonts w:ascii="Symbol" w:hAnsi="Symbol" w:hint="default"/>
-      </w:rPr>
-    </w:lvl>
-    <w:lvl w:ilvl="1" w:tplc="040C0003" w:tentative="1">
-      <w:start w:val="1"/>
-      <w:numFmt w:val="bullet"/>
-      <w:lvlText w:val="o"/>
-      <w:lvlJc w:val="left"/>
-      <w:pPr>
-        <w:ind w:left="1440" w:hanging="360"/>
-      </w:pPr>
-      <w:rPr>
-        <w:rFonts w:ascii="Courier New" w:hAnsi="Courier New" w:cs="Courier New" w:hint="default"/>
-      </w:rPr>
-    </w:lvl>
-    <w:lvl w:ilvl="2" w:tplc="040C0005" w:tentative="1">
-      <w:start w:val="1"/>
-      <w:numFmt w:val="bullet"/>
-      <w:lvlText w:val=""/>
-      <w:lvlJc w:val="left"/>
-      <w:pPr>
-        <w:ind w:left="2160" w:hanging="360"/>
-      </w:pPr>
-      <w:rPr>
-        <w:rFonts w:ascii="Wingdings" w:hAnsi="Wingdings" w:hint="default"/>
-      </w:rPr>
-    </w:lvl>
-    <w:lvl w:ilvl="3" w:tplc="040C0001" w:tentative="1">
-      <w:start w:val="1"/>
-      <w:numFmt w:val="bullet"/>
-      <w:lvlText w:val=""/>
-      <w:lvlJc w:val="left"/>
-      <w:pPr>
-        <w:ind w:left="2880" w:hanging="360"/>
-      </w:pPr>
-      <w:rPr>
-        <w:rFonts w:ascii="Symbol" w:hAnsi="Symbol" w:hint="default"/>
-      </w:rPr>
-    </w:lvl>
-    <w:lvl w:ilvl="4" w:tplc="040C0003" w:tentative="1">
-      <w:start w:val="1"/>
-      <w:numFmt w:val="bullet"/>
-      <w:lvlText w:val="o"/>
-      <w:lvlJc w:val="left"/>
-      <w:pPr>
-        <w:ind w:left="3600" w:hanging="360"/>
-      </w:pPr>
-      <w:rPr>
-        <w:rFonts w:ascii="Courier New" w:hAnsi="Courier New" w:cs="Courier New" w:hint="default"/>
-      </w:rPr>
-    </w:lvl>
-    <w:lvl w:ilvl="5" w:tplc="040C0005" w:tentative="1">
-      <w:start w:val="1"/>
-      <w:numFmt w:val="bullet"/>
-      <w:lvlText w:val=""/>
-      <w:lvlJc w:val="left"/>
-      <w:pPr>
-        <w:ind w:left="4320" w:hanging="360"/>
-      </w:pPr>
-      <w:rPr>
-        <w:rFonts w:ascii="Wingdings" w:hAnsi="Wingdings" w:hint="default"/>
-      </w:rPr>
-    </w:lvl>
-    <w:lvl w:ilvl="6" w:tplc="040C0001" w:tentative="1">
-      <w:start w:val="1"/>
-      <w:numFmt w:val="bullet"/>
-      <w:lvlText w:val=""/>
-      <w:lvlJc w:val="left"/>
-      <w:pPr>
-        <w:ind w:left="5040" w:hanging="360"/>
-      </w:pPr>
-      <w:rPr>
-        <w:rFonts w:ascii="Symbol" w:hAnsi="Symbol" w:hint="default"/>
-      </w:rPr>
-    </w:lvl>
-    <w:lvl w:ilvl="7" w:tplc="040C0003" w:tentative="1">
-      <w:start w:val="1"/>
-      <w:numFmt w:val="bullet"/>
-      <w:lvlText w:val="o"/>
-      <w:lvlJc w:val="left"/>
-      <w:pPr>
-        <w:ind w:left="5760" w:hanging="360"/>
-      </w:pPr>
-      <w:rPr>
-        <w:rFonts w:ascii="Courier New" w:hAnsi="Courier New" w:cs="Courier New" w:hint="default"/>
-      </w:rPr>
-    </w:lvl>
-    <w:lvl w:ilvl="8" w:tplc="040C0005" w:tentative="1">
-      <w:start w:val="1"/>
-      <w:numFmt w:val="bullet"/>
-      <w:lvlText w:val=""/>
-      <w:lvlJc w:val="left"/>
-      <w:pPr>
-        <w:ind w:left="6480" w:hanging="360"/>
-      </w:pPr>
-      <w:rPr>
-        <w:rFonts w:ascii="Wingdings" w:hAnsi="Wingdings" w:hint="default"/>
-      </w:rPr>
-    </w:lvl>
-  </w:abstractNum>
-  <w:abstractNum w:abstractNumId="15" w15:restartNumberingAfterBreak="0">
-    <w:nsid w:val="257D6FC4"/>
-    <w:multiLevelType w:val="multilevel"/>
-    <w:tmpl w:val="24D8DCD4"/>
-    <w:lvl w:ilvl="0">
-      <w:start w:val="1"/>
-      <w:numFmt w:val="bullet"/>
-      <w:lvlText w:val=""/>
-      <w:lvlJc w:val="left"/>
-      <w:pPr>
-        <w:tabs>
-          <w:tab w:val="num" w:pos="720"/>
-        </w:tabs>
-        <w:ind w:left="720" w:hanging="360"/>
-      </w:pPr>
-      <w:rPr>
-        <w:rFonts w:ascii="Symbol" w:hAnsi="Symbol" w:hint="default"/>
-        <w:sz w:val="20"/>
-      </w:rPr>
-    </w:lvl>
-    <w:lvl w:ilvl="1" w:tentative="1">
-      <w:start w:val="1"/>
-      <w:numFmt w:val="bullet"/>
-      <w:lvlText w:val="o"/>
-      <w:lvlJc w:val="left"/>
-      <w:pPr>
-        <w:tabs>
-          <w:tab w:val="num" w:pos="1440"/>
-        </w:tabs>
-        <w:ind w:left="1440" w:hanging="360"/>
-      </w:pPr>
-      <w:rPr>
-        <w:rFonts w:ascii="Courier New" w:hAnsi="Courier New" w:hint="default"/>
-        <w:sz w:val="20"/>
-      </w:rPr>
-    </w:lvl>
-    <w:lvl w:ilvl="2" w:tentative="1">
-      <w:start w:val="1"/>
-      <w:numFmt w:val="bullet"/>
-      <w:lvlText w:val=""/>
-      <w:lvlJc w:val="left"/>
-      <w:pPr>
-        <w:tabs>
-          <w:tab w:val="num" w:pos="2160"/>
-        </w:tabs>
-        <w:ind w:left="2160" w:hanging="360"/>
-      </w:pPr>
-      <w:rPr>
-        <w:rFonts w:ascii="Wingdings" w:hAnsi="Wingdings" w:hint="default"/>
-        <w:sz w:val="20"/>
-      </w:rPr>
-    </w:lvl>
-    <w:lvl w:ilvl="3" w:tentative="1">
-      <w:start w:val="1"/>
-      <w:numFmt w:val="bullet"/>
-      <w:lvlText w:val=""/>
-      <w:lvlJc w:val="left"/>
-      <w:pPr>
-        <w:tabs>
-          <w:tab w:val="num" w:pos="2880"/>
-        </w:tabs>
-        <w:ind w:left="2880" w:hanging="360"/>
-      </w:pPr>
-      <w:rPr>
-        <w:rFonts w:ascii="Wingdings" w:hAnsi="Wingdings" w:hint="default"/>
-        <w:sz w:val="20"/>
-      </w:rPr>
-    </w:lvl>
-    <w:lvl w:ilvl="4" w:tentative="1">
-      <w:start w:val="1"/>
-      <w:numFmt w:val="bullet"/>
-      <w:lvlText w:val=""/>
-      <w:lvlJc w:val="left"/>
-      <w:pPr>
-        <w:tabs>
-          <w:tab w:val="num" w:pos="3600"/>
-        </w:tabs>
-        <w:ind w:left="3600" w:hanging="360"/>
-      </w:pPr>
-      <w:rPr>
-        <w:rFonts w:ascii="Wingdings" w:hAnsi="Wingdings" w:hint="default"/>
-        <w:sz w:val="20"/>
-      </w:rPr>
-    </w:lvl>
-    <w:lvl w:ilvl="5" w:tentative="1">
-      <w:start w:val="1"/>
-      <w:numFmt w:val="bullet"/>
-      <w:lvlText w:val=""/>
-      <w:lvlJc w:val="left"/>
-      <w:pPr>
-        <w:tabs>
-          <w:tab w:val="num" w:pos="4320"/>
-        </w:tabs>
-        <w:ind w:left="4320" w:hanging="360"/>
-      </w:pPr>
-      <w:rPr>
-        <w:rFonts w:ascii="Wingdings" w:hAnsi="Wingdings" w:hint="default"/>
-        <w:sz w:val="20"/>
-      </w:rPr>
-    </w:lvl>
-    <w:lvl w:ilvl="6" w:tentative="1">
-      <w:start w:val="1"/>
-      <w:numFmt w:val="bullet"/>
-      <w:lvlText w:val=""/>
-      <w:lvlJc w:val="left"/>
-      <w:pPr>
-        <w:tabs>
-          <w:tab w:val="num" w:pos="5040"/>
-        </w:tabs>
-        <w:ind w:left="5040" w:hanging="360"/>
-      </w:pPr>
-      <w:rPr>
-        <w:rFonts w:ascii="Wingdings" w:hAnsi="Wingdings" w:hint="default"/>
-        <w:sz w:val="20"/>
-      </w:rPr>
-    </w:lvl>
-    <w:lvl w:ilvl="7" w:tentative="1">
-      <w:start w:val="1"/>
-      <w:numFmt w:val="bullet"/>
-      <w:lvlText w:val=""/>
-      <w:lvlJc w:val="left"/>
-      <w:pPr>
-        <w:tabs>
-          <w:tab w:val="num" w:pos="5760"/>
-        </w:tabs>
-        <w:ind w:left="5760" w:hanging="360"/>
-      </w:pPr>
-      <w:rPr>
-        <w:rFonts w:ascii="Wingdings" w:hAnsi="Wingdings" w:hint="default"/>
-        <w:sz w:val="20"/>
-      </w:rPr>
-    </w:lvl>
-    <w:lvl w:ilvl="8" w:tentative="1">
-      <w:start w:val="1"/>
-      <w:numFmt w:val="bullet"/>
-      <w:lvlText w:val=""/>
-      <w:lvlJc w:val="left"/>
-      <w:pPr>
-        <w:tabs>
-          <w:tab w:val="num" w:pos="6480"/>
-        </w:tabs>
-        <w:ind w:left="6480" w:hanging="360"/>
-      </w:pPr>
-      <w:rPr>
-        <w:rFonts w:ascii="Wingdings" w:hAnsi="Wingdings" w:hint="default"/>
-        <w:sz w:val="20"/>
-      </w:rPr>
-    </w:lvl>
-  </w:abstractNum>
-  <w:abstractNum w:abstractNumId="16" w15:restartNumberingAfterBreak="0">
-    <w:nsid w:val="27617B82"/>
-    <w:multiLevelType w:val="hybridMultilevel"/>
-    <w:tmpl w:val="D4DA2D3A"/>
-    <w:lvl w:ilvl="0" w:tplc="0400DC4C">
-      <w:start w:val="1"/>
-      <w:numFmt w:val="bullet"/>
-      <w:lvlText w:val="-"/>
-      <w:lvlJc w:val="left"/>
-      <w:pPr>
-        <w:ind w:left="720" w:hanging="360"/>
-      </w:pPr>
-      <w:rPr>
-        <w:rFonts w:ascii="Verdana" w:eastAsiaTheme="minorHAnsi" w:hAnsi="Verdana" w:cstheme="minorBidi" w:hint="default"/>
-        <w:i w:val="0"/>
-        <w:sz w:val="24"/>
-      </w:rPr>
-    </w:lvl>
-    <w:lvl w:ilvl="1" w:tplc="040C0003" w:tentative="1">
-      <w:start w:val="1"/>
-      <w:numFmt w:val="bullet"/>
-      <w:lvlText w:val="o"/>
-      <w:lvlJc w:val="left"/>
-      <w:pPr>
-        <w:ind w:left="1440" w:hanging="360"/>
-      </w:pPr>
-      <w:rPr>
-        <w:rFonts w:ascii="Courier New" w:hAnsi="Courier New" w:cs="Courier New" w:hint="default"/>
-      </w:rPr>
-    </w:lvl>
-    <w:lvl w:ilvl="2" w:tplc="040C0005" w:tentative="1">
-      <w:start w:val="1"/>
-      <w:numFmt w:val="bullet"/>
-      <w:lvlText w:val=""/>
-      <w:lvlJc w:val="left"/>
-      <w:pPr>
-        <w:ind w:left="2160" w:hanging="360"/>
-      </w:pPr>
-      <w:rPr>
-        <w:rFonts w:ascii="Wingdings" w:hAnsi="Wingdings" w:hint="default"/>
-      </w:rPr>
-    </w:lvl>
-    <w:lvl w:ilvl="3" w:tplc="040C0001" w:tentative="1">
-      <w:start w:val="1"/>
-      <w:numFmt w:val="bullet"/>
-      <w:lvlText w:val=""/>
-      <w:lvlJc w:val="left"/>
-      <w:pPr>
-        <w:ind w:left="2880" w:hanging="360"/>
-      </w:pPr>
-      <w:rPr>
-        <w:rFonts w:ascii="Symbol" w:hAnsi="Symbol" w:hint="default"/>
-      </w:rPr>
-    </w:lvl>
-    <w:lvl w:ilvl="4" w:tplc="040C0003" w:tentative="1">
-      <w:start w:val="1"/>
-      <w:numFmt w:val="bullet"/>
-      <w:lvlText w:val="o"/>
-      <w:lvlJc w:val="left"/>
-      <w:pPr>
-        <w:ind w:left="3600" w:hanging="360"/>
-      </w:pPr>
-      <w:rPr>
-        <w:rFonts w:ascii="Courier New" w:hAnsi="Courier New" w:cs="Courier New" w:hint="default"/>
-      </w:rPr>
-    </w:lvl>
-    <w:lvl w:ilvl="5" w:tplc="040C0005" w:tentative="1">
-      <w:start w:val="1"/>
-      <w:numFmt w:val="bullet"/>
-      <w:lvlText w:val=""/>
-      <w:lvlJc w:val="left"/>
-      <w:pPr>
-        <w:ind w:left="4320" w:hanging="360"/>
-      </w:pPr>
-      <w:rPr>
-        <w:rFonts w:ascii="Wingdings" w:hAnsi="Wingdings" w:hint="default"/>
-      </w:rPr>
-    </w:lvl>
-    <w:lvl w:ilvl="6" w:tplc="040C0001" w:tentative="1">
-      <w:start w:val="1"/>
-      <w:numFmt w:val="bullet"/>
-      <w:lvlText w:val=""/>
-      <w:lvlJc w:val="left"/>
-      <w:pPr>
-        <w:ind w:left="5040" w:hanging="360"/>
-      </w:pPr>
-      <w:rPr>
-        <w:rFonts w:ascii="Symbol" w:hAnsi="Symbol" w:hint="default"/>
-      </w:rPr>
-    </w:lvl>
-    <w:lvl w:ilvl="7" w:tplc="040C0003" w:tentative="1">
-      <w:start w:val="1"/>
-      <w:numFmt w:val="bullet"/>
-      <w:lvlText w:val="o"/>
-      <w:lvlJc w:val="left"/>
-      <w:pPr>
-        <w:ind w:left="5760" w:hanging="360"/>
-      </w:pPr>
-      <w:rPr>
-        <w:rFonts w:ascii="Courier New" w:hAnsi="Courier New" w:cs="Courier New" w:hint="default"/>
-      </w:rPr>
-    </w:lvl>
-    <w:lvl w:ilvl="8" w:tplc="040C0005" w:tentative="1">
-      <w:start w:val="1"/>
-      <w:numFmt w:val="bullet"/>
-      <w:lvlText w:val=""/>
-      <w:lvlJc w:val="left"/>
-      <w:pPr>
-        <w:ind w:left="6480" w:hanging="360"/>
-      </w:pPr>
-      <w:rPr>
-        <w:rFonts w:ascii="Wingdings" w:hAnsi="Wingdings" w:hint="default"/>
-      </w:rPr>
-    </w:lvl>
-  </w:abstractNum>
-  <w:abstractNum w:abstractNumId="17" w15:restartNumberingAfterBreak="0">
-    <w:nsid w:val="299D1B78"/>
-    <w:multiLevelType w:val="hybridMultilevel"/>
-    <w:tmpl w:val="79D4260E"/>
-    <w:lvl w:ilvl="0" w:tplc="1164A9FA">
-      <w:start w:val="1"/>
-      <w:numFmt w:val="decimal"/>
-      <w:lvlText w:val="%1)"/>
-      <w:lvlJc w:val="left"/>
-      <w:pPr>
-        <w:ind w:left="720" w:hanging="360"/>
-      </w:pPr>
-      <w:rPr>
-        <w:rFonts w:hint="default"/>
-      </w:rPr>
-    </w:lvl>
-    <w:lvl w:ilvl="1" w:tplc="040C0019" w:tentative="1">
-      <w:start w:val="1"/>
-      <w:numFmt w:val="lowerLetter"/>
-      <w:lvlText w:val="%2."/>
-      <w:lvlJc w:val="left"/>
-      <w:pPr>
-        <w:ind w:left="1440" w:hanging="360"/>
-      </w:pPr>
-    </w:lvl>
-    <w:lvl w:ilvl="2" w:tplc="040C001B" w:tentative="1">
-      <w:start w:val="1"/>
-      <w:numFmt w:val="lowerRoman"/>
-      <w:lvlText w:val="%3."/>
-      <w:lvlJc w:val="right"/>
-      <w:pPr>
-        <w:ind w:left="2160" w:hanging="180"/>
-      </w:pPr>
-    </w:lvl>
-    <w:lvl w:ilvl="3" w:tplc="040C000F" w:tentative="1">
-      <w:start w:val="1"/>
-      <w:numFmt w:val="decimal"/>
-      <w:lvlText w:val="%4."/>
-      <w:lvlJc w:val="left"/>
-      <w:pPr>
-        <w:ind w:left="2880" w:hanging="360"/>
-      </w:pPr>
-    </w:lvl>
-    <w:lvl w:ilvl="4" w:tplc="040C0019" w:tentative="1">
-      <w:start w:val="1"/>
-      <w:numFmt w:val="lowerLetter"/>
-      <w:lvlText w:val="%5."/>
-      <w:lvlJc w:val="left"/>
-      <w:pPr>
-        <w:ind w:left="3600" w:hanging="360"/>
-      </w:pPr>
-    </w:lvl>
-    <w:lvl w:ilvl="5" w:tplc="040C001B" w:tentative="1">
-      <w:start w:val="1"/>
-      <w:numFmt w:val="lowerRoman"/>
-      <w:lvlText w:val="%6."/>
-      <w:lvlJc w:val="right"/>
-      <w:pPr>
-        <w:ind w:left="4320" w:hanging="180"/>
-      </w:pPr>
-    </w:lvl>
-    <w:lvl w:ilvl="6" w:tplc="040C000F" w:tentative="1">
-      <w:start w:val="1"/>
-      <w:numFmt w:val="decimal"/>
-      <w:lvlText w:val="%7."/>
-      <w:lvlJc w:val="left"/>
-      <w:pPr>
-        <w:ind w:left="5040" w:hanging="360"/>
-      </w:pPr>
-    </w:lvl>
-    <w:lvl w:ilvl="7" w:tplc="040C0019" w:tentative="1">
-      <w:start w:val="1"/>
-      <w:numFmt w:val="lowerLetter"/>
-      <w:lvlText w:val="%8."/>
-      <w:lvlJc w:val="left"/>
-      <w:pPr>
-        <w:ind w:left="5760" w:hanging="360"/>
-      </w:pPr>
-    </w:lvl>
-    <w:lvl w:ilvl="8" w:tplc="040C001B" w:tentative="1">
-      <w:start w:val="1"/>
-      <w:numFmt w:val="lowerRoman"/>
-      <w:lvlText w:val="%9."/>
-      <w:lvlJc w:val="right"/>
-      <w:pPr>
-        <w:ind w:left="6480" w:hanging="180"/>
-      </w:pPr>
-    </w:lvl>
-  </w:abstractNum>
-  <w:abstractNum w:abstractNumId="18" w15:restartNumberingAfterBreak="0">
-    <w:nsid w:val="2A6343D6"/>
-    <w:multiLevelType w:val="hybridMultilevel"/>
-    <w:tmpl w:val="17904F70"/>
-    <w:lvl w:ilvl="0" w:tplc="CBAE73D4">
-      <w:start w:val="1"/>
-      <w:numFmt w:val="decimal"/>
-      <w:lvlText w:val="%1."/>
-      <w:lvlJc w:val="left"/>
-      <w:pPr>
-        <w:ind w:left="720" w:hanging="360"/>
-      </w:pPr>
-      <w:rPr>
-        <w:b/>
-        <w:bCs/>
-      </w:rPr>
-    </w:lvl>
-    <w:lvl w:ilvl="1" w:tplc="040C0019" w:tentative="1">
-      <w:start w:val="1"/>
-      <w:numFmt w:val="lowerLetter"/>
-      <w:lvlText w:val="%2."/>
-      <w:lvlJc w:val="left"/>
-      <w:pPr>
-        <w:ind w:left="1440" w:hanging="360"/>
-      </w:pPr>
-    </w:lvl>
-    <w:lvl w:ilvl="2" w:tplc="040C001B" w:tentative="1">
-      <w:start w:val="1"/>
-      <w:numFmt w:val="lowerRoman"/>
-      <w:lvlText w:val="%3."/>
-      <w:lvlJc w:val="right"/>
-      <w:pPr>
-        <w:ind w:left="2160" w:hanging="180"/>
-      </w:pPr>
-    </w:lvl>
-    <w:lvl w:ilvl="3" w:tplc="040C000F" w:tentative="1">
-      <w:start w:val="1"/>
-      <w:numFmt w:val="decimal"/>
-      <w:lvlText w:val="%4."/>
-      <w:lvlJc w:val="left"/>
-      <w:pPr>
-        <w:ind w:left="2880" w:hanging="360"/>
-      </w:pPr>
-    </w:lvl>
-    <w:lvl w:ilvl="4" w:tplc="040C0019" w:tentative="1">
-      <w:start w:val="1"/>
-      <w:numFmt w:val="lowerLetter"/>
-      <w:lvlText w:val="%5."/>
-      <w:lvlJc w:val="left"/>
-      <w:pPr>
-        <w:ind w:left="3600" w:hanging="360"/>
-      </w:pPr>
-    </w:lvl>
-    <w:lvl w:ilvl="5" w:tplc="040C001B" w:tentative="1">
-      <w:start w:val="1"/>
-      <w:numFmt w:val="lowerRoman"/>
-      <w:lvlText w:val="%6."/>
-      <w:lvlJc w:val="right"/>
-      <w:pPr>
-        <w:ind w:left="4320" w:hanging="180"/>
-      </w:pPr>
-    </w:lvl>
-    <w:lvl w:ilvl="6" w:tplc="040C000F" w:tentative="1">
-      <w:start w:val="1"/>
-      <w:numFmt w:val="decimal"/>
-      <w:lvlText w:val="%7."/>
-      <w:lvlJc w:val="left"/>
-      <w:pPr>
-        <w:ind w:left="5040" w:hanging="360"/>
-      </w:pPr>
-    </w:lvl>
-    <w:lvl w:ilvl="7" w:tplc="040C0019" w:tentative="1">
-      <w:start w:val="1"/>
-      <w:numFmt w:val="lowerLetter"/>
-      <w:lvlText w:val="%8."/>
-      <w:lvlJc w:val="left"/>
-      <w:pPr>
-        <w:ind w:left="5760" w:hanging="360"/>
-      </w:pPr>
-    </w:lvl>
-    <w:lvl w:ilvl="8" w:tplc="040C001B" w:tentative="1">
-      <w:start w:val="1"/>
-      <w:numFmt w:val="lowerRoman"/>
-      <w:lvlText w:val="%9."/>
-      <w:lvlJc w:val="right"/>
-      <w:pPr>
-        <w:ind w:left="6480" w:hanging="180"/>
-      </w:pPr>
-    </w:lvl>
-  </w:abstractNum>
-  <w:abstractNum w:abstractNumId="19" w15:restartNumberingAfterBreak="0">
-    <w:nsid w:val="2A675E35"/>
-    <w:multiLevelType w:val="hybridMultilevel"/>
-    <w:tmpl w:val="27F8E2F4"/>
-    <w:lvl w:ilvl="0" w:tplc="3CF270D8">
-      <w:start w:val="1"/>
-      <w:numFmt w:val="lowerLetter"/>
-      <w:lvlText w:val="%1."/>
-      <w:lvlJc w:val="left"/>
-      <w:pPr>
-        <w:ind w:left="720" w:hanging="360"/>
-      </w:pPr>
-      <w:rPr>
-        <w:rFonts w:hint="default"/>
-        <w:b/>
-        <w:bCs/>
-      </w:rPr>
-    </w:lvl>
-    <w:lvl w:ilvl="1" w:tplc="040C0019" w:tentative="1">
-      <w:start w:val="1"/>
-      <w:numFmt w:val="lowerLetter"/>
-      <w:lvlText w:val="%2."/>
-      <w:lvlJc w:val="left"/>
-      <w:pPr>
-        <w:ind w:left="1440" w:hanging="360"/>
-      </w:pPr>
-    </w:lvl>
-    <w:lvl w:ilvl="2" w:tplc="040C001B" w:tentative="1">
-      <w:start w:val="1"/>
-      <w:numFmt w:val="lowerRoman"/>
-      <w:lvlText w:val="%3."/>
-      <w:lvlJc w:val="right"/>
-      <w:pPr>
-        <w:ind w:left="2160" w:hanging="180"/>
-      </w:pPr>
-    </w:lvl>
-    <w:lvl w:ilvl="3" w:tplc="040C000F" w:tentative="1">
-      <w:start w:val="1"/>
-      <w:numFmt w:val="decimal"/>
-      <w:lvlText w:val="%4."/>
-      <w:lvlJc w:val="left"/>
-      <w:pPr>
-        <w:ind w:left="2880" w:hanging="360"/>
-      </w:pPr>
-    </w:lvl>
-    <w:lvl w:ilvl="4" w:tplc="040C0019" w:tentative="1">
-      <w:start w:val="1"/>
-      <w:numFmt w:val="lowerLetter"/>
-      <w:lvlText w:val="%5."/>
-      <w:lvlJc w:val="left"/>
-      <w:pPr>
-        <w:ind w:left="3600" w:hanging="360"/>
-      </w:pPr>
-    </w:lvl>
-    <w:lvl w:ilvl="5" w:tplc="040C001B" w:tentative="1">
-      <w:start w:val="1"/>
-      <w:numFmt w:val="lowerRoman"/>
-      <w:lvlText w:val="%6."/>
-      <w:lvlJc w:val="right"/>
-      <w:pPr>
-        <w:ind w:left="4320" w:hanging="180"/>
-      </w:pPr>
-    </w:lvl>
-    <w:lvl w:ilvl="6" w:tplc="040C000F" w:tentative="1">
-      <w:start w:val="1"/>
-      <w:numFmt w:val="decimal"/>
-      <w:lvlText w:val="%7."/>
-      <w:lvlJc w:val="left"/>
-      <w:pPr>
-        <w:ind w:left="5040" w:hanging="360"/>
-      </w:pPr>
-    </w:lvl>
-    <w:lvl w:ilvl="7" w:tplc="040C0019" w:tentative="1">
-      <w:start w:val="1"/>
-      <w:numFmt w:val="lowerLetter"/>
-      <w:lvlText w:val="%8."/>
-      <w:lvlJc w:val="left"/>
-      <w:pPr>
-        <w:ind w:left="5760" w:hanging="360"/>
-      </w:pPr>
-    </w:lvl>
-    <w:lvl w:ilvl="8" w:tplc="040C001B" w:tentative="1">
-      <w:start w:val="1"/>
-      <w:numFmt w:val="lowerRoman"/>
-      <w:lvlText w:val="%9."/>
-      <w:lvlJc w:val="right"/>
-      <w:pPr>
-        <w:ind w:left="6480" w:hanging="180"/>
-      </w:pPr>
-    </w:lvl>
-  </w:abstractNum>
-  <w:abstractNum w:abstractNumId="20" w15:restartNumberingAfterBreak="0">
-    <w:nsid w:val="328F4BB5"/>
-    <w:multiLevelType w:val="hybridMultilevel"/>
-    <w:tmpl w:val="D976309E"/>
-    <w:lvl w:ilvl="0" w:tplc="A8E615A4">
-      <w:start w:val="1"/>
-      <w:numFmt w:val="decimal"/>
-      <w:lvlText w:val="%1."/>
-      <w:lvlJc w:val="left"/>
-      <w:pPr>
-        <w:ind w:left="720" w:hanging="360"/>
-      </w:pPr>
-      <w:rPr>
-        <w:rFonts w:hint="default"/>
-        <w:b/>
-        <w:bCs/>
-      </w:rPr>
-    </w:lvl>
-    <w:lvl w:ilvl="1" w:tplc="040C0019" w:tentative="1">
-      <w:start w:val="1"/>
-      <w:numFmt w:val="lowerLetter"/>
-      <w:lvlText w:val="%2."/>
-      <w:lvlJc w:val="left"/>
-      <w:pPr>
-        <w:ind w:left="1440" w:hanging="360"/>
-      </w:pPr>
-    </w:lvl>
-    <w:lvl w:ilvl="2" w:tplc="040C001B" w:tentative="1">
-      <w:start w:val="1"/>
-      <w:numFmt w:val="lowerRoman"/>
-      <w:lvlText w:val="%3."/>
-      <w:lvlJc w:val="right"/>
-      <w:pPr>
-        <w:ind w:left="2160" w:hanging="180"/>
-      </w:pPr>
-    </w:lvl>
-    <w:lvl w:ilvl="3" w:tplc="040C000F" w:tentative="1">
-      <w:start w:val="1"/>
-      <w:numFmt w:val="decimal"/>
-      <w:lvlText w:val="%4."/>
-      <w:lvlJc w:val="left"/>
-      <w:pPr>
-        <w:ind w:left="2880" w:hanging="360"/>
-      </w:pPr>
-    </w:lvl>
-    <w:lvl w:ilvl="4" w:tplc="040C0019" w:tentative="1">
-      <w:start w:val="1"/>
-      <w:numFmt w:val="lowerLetter"/>
-      <w:lvlText w:val="%5."/>
-      <w:lvlJc w:val="left"/>
-      <w:pPr>
-        <w:ind w:left="3600" w:hanging="360"/>
-      </w:pPr>
-    </w:lvl>
-    <w:lvl w:ilvl="5" w:tplc="040C001B" w:tentative="1">
-      <w:start w:val="1"/>
-      <w:numFmt w:val="lowerRoman"/>
-      <w:lvlText w:val="%6."/>
-      <w:lvlJc w:val="right"/>
-      <w:pPr>
-        <w:ind w:left="4320" w:hanging="180"/>
-      </w:pPr>
-    </w:lvl>
-    <w:lvl w:ilvl="6" w:tplc="040C000F" w:tentative="1">
-      <w:start w:val="1"/>
-      <w:numFmt w:val="decimal"/>
-      <w:lvlText w:val="%7."/>
-      <w:lvlJc w:val="left"/>
-      <w:pPr>
-        <w:ind w:left="5040" w:hanging="360"/>
-      </w:pPr>
-    </w:lvl>
-    <w:lvl w:ilvl="7" w:tplc="040C0019" w:tentative="1">
-      <w:start w:val="1"/>
-      <w:numFmt w:val="lowerLetter"/>
-      <w:lvlText w:val="%8."/>
-      <w:lvlJc w:val="left"/>
-      <w:pPr>
-        <w:ind w:left="5760" w:hanging="360"/>
-      </w:pPr>
-    </w:lvl>
-    <w:lvl w:ilvl="8" w:tplc="040C001B" w:tentative="1">
-      <w:start w:val="1"/>
-      <w:numFmt w:val="lowerRoman"/>
-      <w:lvlText w:val="%9."/>
-      <w:lvlJc w:val="right"/>
-      <w:pPr>
-        <w:ind w:left="6480" w:hanging="180"/>
-      </w:pPr>
-    </w:lvl>
-  </w:abstractNum>
-  <w:abstractNum w:abstractNumId="21" w15:restartNumberingAfterBreak="0">
-    <w:nsid w:val="34835636"/>
-    <w:multiLevelType w:val="hybridMultilevel"/>
-    <w:tmpl w:val="27460DB2"/>
-    <w:lvl w:ilvl="0" w:tplc="040C0001">
-      <w:start w:val="1"/>
-      <w:numFmt w:val="bullet"/>
-      <w:lvlText w:val=""/>
-      <w:lvlJc w:val="left"/>
-      <w:pPr>
-        <w:ind w:left="720" w:hanging="360"/>
-      </w:pPr>
-      <w:rPr>
-        <w:rFonts w:ascii="Symbol" w:hAnsi="Symbol" w:hint="default"/>
-      </w:rPr>
-    </w:lvl>
-    <w:lvl w:ilvl="1" w:tplc="040C0003" w:tentative="1">
-      <w:start w:val="1"/>
-      <w:numFmt w:val="bullet"/>
-      <w:lvlText w:val="o"/>
-      <w:lvlJc w:val="left"/>
-      <w:pPr>
-        <w:ind w:left="1440" w:hanging="360"/>
-      </w:pPr>
-      <w:rPr>
-        <w:rFonts w:ascii="Courier New" w:hAnsi="Courier New" w:cs="Courier New" w:hint="default"/>
-      </w:rPr>
-    </w:lvl>
-    <w:lvl w:ilvl="2" w:tplc="040C0005" w:tentative="1">
-      <w:start w:val="1"/>
-      <w:numFmt w:val="bullet"/>
-      <w:lvlText w:val=""/>
-      <w:lvlJc w:val="left"/>
-      <w:pPr>
-        <w:ind w:left="2160" w:hanging="360"/>
-      </w:pPr>
-      <w:rPr>
-        <w:rFonts w:ascii="Wingdings" w:hAnsi="Wingdings" w:hint="default"/>
-      </w:rPr>
-    </w:lvl>
-    <w:lvl w:ilvl="3" w:tplc="040C0001" w:tentative="1">
-      <w:start w:val="1"/>
-      <w:numFmt w:val="bullet"/>
-      <w:lvlText w:val=""/>
-      <w:lvlJc w:val="left"/>
-      <w:pPr>
-        <w:ind w:left="2880" w:hanging="360"/>
-      </w:pPr>
-      <w:rPr>
-        <w:rFonts w:ascii="Symbol" w:hAnsi="Symbol" w:hint="default"/>
-      </w:rPr>
-    </w:lvl>
-    <w:lvl w:ilvl="4" w:tplc="040C0003" w:tentative="1">
-      <w:start w:val="1"/>
-      <w:numFmt w:val="bullet"/>
-      <w:lvlText w:val="o"/>
-      <w:lvlJc w:val="left"/>
-      <w:pPr>
-        <w:ind w:left="3600" w:hanging="360"/>
-      </w:pPr>
-      <w:rPr>
-        <w:rFonts w:ascii="Courier New" w:hAnsi="Courier New" w:cs="Courier New" w:hint="default"/>
-      </w:rPr>
-    </w:lvl>
-    <w:lvl w:ilvl="5" w:tplc="040C0005" w:tentative="1">
-      <w:start w:val="1"/>
-      <w:numFmt w:val="bullet"/>
-      <w:lvlText w:val=""/>
-      <w:lvlJc w:val="left"/>
-      <w:pPr>
-        <w:ind w:left="4320" w:hanging="360"/>
-      </w:pPr>
-      <w:rPr>
-        <w:rFonts w:ascii="Wingdings" w:hAnsi="Wingdings" w:hint="default"/>
-      </w:rPr>
-    </w:lvl>
-    <w:lvl w:ilvl="6" w:tplc="040C0001" w:tentative="1">
-      <w:start w:val="1"/>
-      <w:numFmt w:val="bullet"/>
-      <w:lvlText w:val=""/>
-      <w:lvlJc w:val="left"/>
-      <w:pPr>
-        <w:ind w:left="5040" w:hanging="360"/>
-      </w:pPr>
-      <w:rPr>
-        <w:rFonts w:ascii="Symbol" w:hAnsi="Symbol" w:hint="default"/>
-      </w:rPr>
-    </w:lvl>
-    <w:lvl w:ilvl="7" w:tplc="040C0003" w:tentative="1">
-      <w:start w:val="1"/>
-      <w:numFmt w:val="bullet"/>
-      <w:lvlText w:val="o"/>
-      <w:lvlJc w:val="left"/>
-      <w:pPr>
-        <w:ind w:left="5760" w:hanging="360"/>
-      </w:pPr>
-      <w:rPr>
-        <w:rFonts w:ascii="Courier New" w:hAnsi="Courier New" w:cs="Courier New" w:hint="default"/>
-      </w:rPr>
-    </w:lvl>
-    <w:lvl w:ilvl="8" w:tplc="040C0005" w:tentative="1">
-      <w:start w:val="1"/>
-      <w:numFmt w:val="bullet"/>
-      <w:lvlText w:val=""/>
-      <w:lvlJc w:val="left"/>
-      <w:pPr>
-        <w:ind w:left="6480" w:hanging="360"/>
-      </w:pPr>
-      <w:rPr>
-        <w:rFonts w:ascii="Wingdings" w:hAnsi="Wingdings" w:hint="default"/>
-      </w:rPr>
-    </w:lvl>
-  </w:abstractNum>
-  <w:abstractNum w:abstractNumId="22" w15:restartNumberingAfterBreak="0">
-    <w:nsid w:val="34DE609C"/>
-    <w:multiLevelType w:val="hybridMultilevel"/>
-    <w:tmpl w:val="0630B250"/>
-    <w:lvl w:ilvl="0" w:tplc="040C0001">
-      <w:start w:val="1"/>
-      <w:numFmt w:val="bullet"/>
-      <w:lvlText w:val=""/>
-      <w:lvlJc w:val="left"/>
-      <w:pPr>
-        <w:ind w:left="1004" w:hanging="360"/>
-      </w:pPr>
-      <w:rPr>
-        <w:rFonts w:ascii="Symbol" w:hAnsi="Symbol" w:hint="default"/>
-      </w:rPr>
-    </w:lvl>
-    <w:lvl w:ilvl="1" w:tplc="040C0003" w:tentative="1">
-      <w:start w:val="1"/>
-      <w:numFmt w:val="bullet"/>
-      <w:lvlText w:val="o"/>
-      <w:lvlJc w:val="left"/>
-      <w:pPr>
-        <w:ind w:left="1724" w:hanging="360"/>
-      </w:pPr>
-      <w:rPr>
-        <w:rFonts w:ascii="Courier New" w:hAnsi="Courier New" w:cs="Courier New" w:hint="default"/>
-      </w:rPr>
-    </w:lvl>
-    <w:lvl w:ilvl="2" w:tplc="040C0005" w:tentative="1">
-      <w:start w:val="1"/>
-      <w:numFmt w:val="bullet"/>
-      <w:lvlText w:val=""/>
-      <w:lvlJc w:val="left"/>
-      <w:pPr>
-        <w:ind w:left="2444" w:hanging="360"/>
-      </w:pPr>
-      <w:rPr>
-        <w:rFonts w:ascii="Wingdings" w:hAnsi="Wingdings" w:hint="default"/>
-      </w:rPr>
-    </w:lvl>
-    <w:lvl w:ilvl="3" w:tplc="040C0001" w:tentative="1">
-      <w:start w:val="1"/>
-      <w:numFmt w:val="bullet"/>
-      <w:lvlText w:val=""/>
-      <w:lvlJc w:val="left"/>
-      <w:pPr>
-        <w:ind w:left="3164" w:hanging="360"/>
-      </w:pPr>
-      <w:rPr>
-        <w:rFonts w:ascii="Symbol" w:hAnsi="Symbol" w:hint="default"/>
-      </w:rPr>
-    </w:lvl>
-    <w:lvl w:ilvl="4" w:tplc="040C0003" w:tentative="1">
-      <w:start w:val="1"/>
-      <w:numFmt w:val="bullet"/>
-      <w:lvlText w:val="o"/>
-      <w:lvlJc w:val="left"/>
-      <w:pPr>
-        <w:ind w:left="3884" w:hanging="360"/>
-      </w:pPr>
-      <w:rPr>
-        <w:rFonts w:ascii="Courier New" w:hAnsi="Courier New" w:cs="Courier New" w:hint="default"/>
-      </w:rPr>
-    </w:lvl>
-    <w:lvl w:ilvl="5" w:tplc="040C0005" w:tentative="1">
-      <w:start w:val="1"/>
-      <w:numFmt w:val="bullet"/>
-      <w:lvlText w:val=""/>
-      <w:lvlJc w:val="left"/>
-      <w:pPr>
-        <w:ind w:left="4604" w:hanging="360"/>
-      </w:pPr>
-      <w:rPr>
-        <w:rFonts w:ascii="Wingdings" w:hAnsi="Wingdings" w:hint="default"/>
-      </w:rPr>
-    </w:lvl>
-    <w:lvl w:ilvl="6" w:tplc="040C0001" w:tentative="1">
-      <w:start w:val="1"/>
-      <w:numFmt w:val="bullet"/>
-      <w:lvlText w:val=""/>
-      <w:lvlJc w:val="left"/>
-      <w:pPr>
-        <w:ind w:left="5324" w:hanging="360"/>
-      </w:pPr>
-      <w:rPr>
-        <w:rFonts w:ascii="Symbol" w:hAnsi="Symbol" w:hint="default"/>
-      </w:rPr>
-    </w:lvl>
-    <w:lvl w:ilvl="7" w:tplc="040C0003" w:tentative="1">
-      <w:start w:val="1"/>
-      <w:numFmt w:val="bullet"/>
-      <w:lvlText w:val="o"/>
-      <w:lvlJc w:val="left"/>
-      <w:pPr>
-        <w:ind w:left="6044" w:hanging="360"/>
-      </w:pPr>
-      <w:rPr>
-        <w:rFonts w:ascii="Courier New" w:hAnsi="Courier New" w:cs="Courier New" w:hint="default"/>
-      </w:rPr>
-    </w:lvl>
-    <w:lvl w:ilvl="8" w:tplc="040C0005" w:tentative="1">
-      <w:start w:val="1"/>
-      <w:numFmt w:val="bullet"/>
-      <w:lvlText w:val=""/>
-      <w:lvlJc w:val="left"/>
-      <w:pPr>
-        <w:ind w:left="6764" w:hanging="360"/>
-      </w:pPr>
-      <w:rPr>
-        <w:rFonts w:ascii="Wingdings" w:hAnsi="Wingdings" w:hint="default"/>
-      </w:rPr>
-    </w:lvl>
-  </w:abstractNum>
-  <w:abstractNum w:abstractNumId="23" w15:restartNumberingAfterBreak="0">
-    <w:nsid w:val="3566419A"/>
-    <w:multiLevelType w:val="hybridMultilevel"/>
-    <w:tmpl w:val="FA760E2C"/>
-    <w:lvl w:ilvl="0" w:tplc="1796503E">
-      <w:start w:val="4"/>
-      <w:numFmt w:val="bullet"/>
-      <w:lvlText w:val="-"/>
-      <w:lvlJc w:val="left"/>
-      <w:pPr>
-        <w:ind w:left="720" w:hanging="360"/>
-      </w:pPr>
-      <w:rPr>
-        <w:rFonts w:ascii="Candara" w:eastAsiaTheme="minorHAnsi" w:hAnsi="Candara" w:cstheme="minorBidi" w:hint="default"/>
-        <w:color w:val="auto"/>
-      </w:rPr>
-    </w:lvl>
-    <w:lvl w:ilvl="1" w:tplc="040C0003" w:tentative="1">
-      <w:start w:val="1"/>
-      <w:numFmt w:val="bullet"/>
-      <w:lvlText w:val="o"/>
-      <w:lvlJc w:val="left"/>
-      <w:pPr>
-        <w:ind w:left="1440" w:hanging="360"/>
-      </w:pPr>
-      <w:rPr>
-        <w:rFonts w:ascii="Courier New" w:hAnsi="Courier New" w:cs="Courier New" w:hint="default"/>
-      </w:rPr>
-    </w:lvl>
-    <w:lvl w:ilvl="2" w:tplc="040C0005" w:tentative="1">
-      <w:start w:val="1"/>
-      <w:numFmt w:val="bullet"/>
-      <w:lvlText w:val=""/>
-      <w:lvlJc w:val="left"/>
-      <w:pPr>
-        <w:ind w:left="2160" w:hanging="360"/>
-      </w:pPr>
-      <w:rPr>
-        <w:rFonts w:ascii="Wingdings" w:hAnsi="Wingdings" w:hint="default"/>
-      </w:rPr>
-    </w:lvl>
-    <w:lvl w:ilvl="3" w:tplc="040C0001" w:tentative="1">
-      <w:start w:val="1"/>
-      <w:numFmt w:val="bullet"/>
-      <w:lvlText w:val=""/>
-      <w:lvlJc w:val="left"/>
-      <w:pPr>
-        <w:ind w:left="2880" w:hanging="360"/>
-      </w:pPr>
-      <w:rPr>
-        <w:rFonts w:ascii="Symbol" w:hAnsi="Symbol" w:hint="default"/>
-      </w:rPr>
-    </w:lvl>
-    <w:lvl w:ilvl="4" w:tplc="040C0003" w:tentative="1">
-      <w:start w:val="1"/>
-      <w:numFmt w:val="bullet"/>
-      <w:lvlText w:val="o"/>
-      <w:lvlJc w:val="left"/>
-      <w:pPr>
-        <w:ind w:left="3600" w:hanging="360"/>
-      </w:pPr>
-      <w:rPr>
-        <w:rFonts w:ascii="Courier New" w:hAnsi="Courier New" w:cs="Courier New" w:hint="default"/>
-      </w:rPr>
-    </w:lvl>
-    <w:lvl w:ilvl="5" w:tplc="040C0005" w:tentative="1">
-      <w:start w:val="1"/>
-      <w:numFmt w:val="bullet"/>
-      <w:lvlText w:val=""/>
-      <w:lvlJc w:val="left"/>
-      <w:pPr>
-        <w:ind w:left="4320" w:hanging="360"/>
-      </w:pPr>
-      <w:rPr>
-        <w:rFonts w:ascii="Wingdings" w:hAnsi="Wingdings" w:hint="default"/>
-      </w:rPr>
-    </w:lvl>
-    <w:lvl w:ilvl="6" w:tplc="040C0001" w:tentative="1">
-      <w:start w:val="1"/>
-      <w:numFmt w:val="bullet"/>
-      <w:lvlText w:val=""/>
-      <w:lvlJc w:val="left"/>
-      <w:pPr>
-        <w:ind w:left="5040" w:hanging="360"/>
-      </w:pPr>
-      <w:rPr>
-        <w:rFonts w:ascii="Symbol" w:hAnsi="Symbol" w:hint="default"/>
-      </w:rPr>
-    </w:lvl>
-    <w:lvl w:ilvl="7" w:tplc="040C0003" w:tentative="1">
-      <w:start w:val="1"/>
-      <w:numFmt w:val="bullet"/>
-      <w:lvlText w:val="o"/>
-      <w:lvlJc w:val="left"/>
-      <w:pPr>
-        <w:ind w:left="5760" w:hanging="360"/>
-      </w:pPr>
-      <w:rPr>
-        <w:rFonts w:ascii="Courier New" w:hAnsi="Courier New" w:cs="Courier New" w:hint="default"/>
-      </w:rPr>
-    </w:lvl>
-    <w:lvl w:ilvl="8" w:tplc="040C0005" w:tentative="1">
-      <w:start w:val="1"/>
-      <w:numFmt w:val="bullet"/>
-      <w:lvlText w:val=""/>
-      <w:lvlJc w:val="left"/>
-      <w:pPr>
-        <w:ind w:left="6480" w:hanging="360"/>
-      </w:pPr>
-      <w:rPr>
-        <w:rFonts w:ascii="Wingdings" w:hAnsi="Wingdings" w:hint="default"/>
-      </w:rPr>
-    </w:lvl>
-  </w:abstractNum>
-  <w:abstractNum w:abstractNumId="24" w15:restartNumberingAfterBreak="0">
-    <w:nsid w:val="37600D18"/>
-    <w:multiLevelType w:val="hybridMultilevel"/>
-    <w:tmpl w:val="19A09096"/>
-    <w:lvl w:ilvl="0" w:tplc="040C0001">
-      <w:start w:val="1"/>
-      <w:numFmt w:val="bullet"/>
-      <w:lvlText w:val=""/>
-      <w:lvlJc w:val="left"/>
-      <w:pPr>
-        <w:ind w:left="720" w:hanging="360"/>
-      </w:pPr>
-      <w:rPr>
-        <w:rFonts w:ascii="Symbol" w:hAnsi="Symbol" w:hint="default"/>
-      </w:rPr>
-    </w:lvl>
-    <w:lvl w:ilvl="1" w:tplc="040C0003" w:tentative="1">
-      <w:start w:val="1"/>
-      <w:numFmt w:val="bullet"/>
-      <w:lvlText w:val="o"/>
-      <w:lvlJc w:val="left"/>
-      <w:pPr>
-        <w:ind w:left="1440" w:hanging="360"/>
-      </w:pPr>
-      <w:rPr>
-        <w:rFonts w:ascii="Courier New" w:hAnsi="Courier New" w:cs="Courier New" w:hint="default"/>
-      </w:rPr>
-    </w:lvl>
-    <w:lvl w:ilvl="2" w:tplc="040C0005" w:tentative="1">
-      <w:start w:val="1"/>
-      <w:numFmt w:val="bullet"/>
-      <w:lvlText w:val=""/>
-      <w:lvlJc w:val="left"/>
-      <w:pPr>
-        <w:ind w:left="2160" w:hanging="360"/>
-      </w:pPr>
-      <w:rPr>
-        <w:rFonts w:ascii="Wingdings" w:hAnsi="Wingdings" w:hint="default"/>
-      </w:rPr>
-    </w:lvl>
-    <w:lvl w:ilvl="3" w:tplc="040C0001" w:tentative="1">
-      <w:start w:val="1"/>
-      <w:numFmt w:val="bullet"/>
-      <w:lvlText w:val=""/>
-      <w:lvlJc w:val="left"/>
-      <w:pPr>
-        <w:ind w:left="2880" w:hanging="360"/>
-      </w:pPr>
-      <w:rPr>
-        <w:rFonts w:ascii="Symbol" w:hAnsi="Symbol" w:hint="default"/>
-      </w:rPr>
-    </w:lvl>
-    <w:lvl w:ilvl="4" w:tplc="040C0003" w:tentative="1">
-      <w:start w:val="1"/>
-      <w:numFmt w:val="bullet"/>
-      <w:lvlText w:val="o"/>
-      <w:lvlJc w:val="left"/>
-      <w:pPr>
-        <w:ind w:left="3600" w:hanging="360"/>
-      </w:pPr>
-      <w:rPr>
-        <w:rFonts w:ascii="Courier New" w:hAnsi="Courier New" w:cs="Courier New" w:hint="default"/>
-      </w:rPr>
-    </w:lvl>
-    <w:lvl w:ilvl="5" w:tplc="040C0005" w:tentative="1">
-      <w:start w:val="1"/>
-      <w:numFmt w:val="bullet"/>
-      <w:lvlText w:val=""/>
-      <w:lvlJc w:val="left"/>
-      <w:pPr>
-        <w:ind w:left="4320" w:hanging="360"/>
-      </w:pPr>
-      <w:rPr>
-        <w:rFonts w:ascii="Wingdings" w:hAnsi="Wingdings" w:hint="default"/>
-      </w:rPr>
-    </w:lvl>
-    <w:lvl w:ilvl="6" w:tplc="040C0001" w:tentative="1">
-      <w:start w:val="1"/>
-      <w:numFmt w:val="bullet"/>
-      <w:lvlText w:val=""/>
-      <w:lvlJc w:val="left"/>
-      <w:pPr>
-        <w:ind w:left="5040" w:hanging="360"/>
-      </w:pPr>
-      <w:rPr>
-        <w:rFonts w:ascii="Symbol" w:hAnsi="Symbol" w:hint="default"/>
-      </w:rPr>
-    </w:lvl>
-    <w:lvl w:ilvl="7" w:tplc="040C0003" w:tentative="1">
-      <w:start w:val="1"/>
-      <w:numFmt w:val="bullet"/>
-      <w:lvlText w:val="o"/>
-      <w:lvlJc w:val="left"/>
-      <w:pPr>
-        <w:ind w:left="5760" w:hanging="360"/>
-      </w:pPr>
-      <w:rPr>
-        <w:rFonts w:ascii="Courier New" w:hAnsi="Courier New" w:cs="Courier New" w:hint="default"/>
-      </w:rPr>
-    </w:lvl>
-    <w:lvl w:ilvl="8" w:tplc="040C0005" w:tentative="1">
-      <w:start w:val="1"/>
-      <w:numFmt w:val="bullet"/>
-      <w:lvlText w:val=""/>
-      <w:lvlJc w:val="left"/>
-      <w:pPr>
-        <w:ind w:left="6480" w:hanging="360"/>
-      </w:pPr>
-      <w:rPr>
-        <w:rFonts w:ascii="Wingdings" w:hAnsi="Wingdings" w:hint="default"/>
-      </w:rPr>
-    </w:lvl>
-  </w:abstractNum>
-  <w:abstractNum w:abstractNumId="25" w15:restartNumberingAfterBreak="0">
-    <w:nsid w:val="3A0648BD"/>
-    <w:multiLevelType w:val="hybridMultilevel"/>
-    <w:tmpl w:val="5C826630"/>
-    <w:lvl w:ilvl="0" w:tplc="040C0001">
-      <w:start w:val="1"/>
-      <w:numFmt w:val="bullet"/>
-      <w:lvlText w:val=""/>
-      <w:lvlJc w:val="left"/>
-      <w:pPr>
-        <w:ind w:left="720" w:hanging="360"/>
-      </w:pPr>
-      <w:rPr>
-        <w:rFonts w:ascii="Symbol" w:hAnsi="Symbol" w:hint="default"/>
-      </w:rPr>
-    </w:lvl>
-    <w:lvl w:ilvl="1" w:tplc="040C0003" w:tentative="1">
-      <w:start w:val="1"/>
-      <w:numFmt w:val="bullet"/>
-      <w:lvlText w:val="o"/>
-      <w:lvlJc w:val="left"/>
-      <w:pPr>
-        <w:ind w:left="1440" w:hanging="360"/>
-      </w:pPr>
-      <w:rPr>
-        <w:rFonts w:ascii="Courier New" w:hAnsi="Courier New" w:cs="Courier New" w:hint="default"/>
-      </w:rPr>
-    </w:lvl>
-    <w:lvl w:ilvl="2" w:tplc="040C0005" w:tentative="1">
-      <w:start w:val="1"/>
-      <w:numFmt w:val="bullet"/>
-      <w:lvlText w:val=""/>
-      <w:lvlJc w:val="left"/>
-      <w:pPr>
-        <w:ind w:left="2160" w:hanging="360"/>
-      </w:pPr>
-      <w:rPr>
-        <w:rFonts w:ascii="Wingdings" w:hAnsi="Wingdings" w:hint="default"/>
-      </w:rPr>
-    </w:lvl>
-    <w:lvl w:ilvl="3" w:tplc="040C0001" w:tentative="1">
-      <w:start w:val="1"/>
-      <w:numFmt w:val="bullet"/>
-      <w:lvlText w:val=""/>
-      <w:lvlJc w:val="left"/>
-      <w:pPr>
-        <w:ind w:left="2880" w:hanging="360"/>
-      </w:pPr>
-      <w:rPr>
-        <w:rFonts w:ascii="Symbol" w:hAnsi="Symbol" w:hint="default"/>
-      </w:rPr>
-    </w:lvl>
-    <w:lvl w:ilvl="4" w:tplc="040C0003" w:tentative="1">
-      <w:start w:val="1"/>
-      <w:numFmt w:val="bullet"/>
-      <w:lvlText w:val="o"/>
-      <w:lvlJc w:val="left"/>
-      <w:pPr>
-        <w:ind w:left="3600" w:hanging="360"/>
-      </w:pPr>
-      <w:rPr>
-        <w:rFonts w:ascii="Courier New" w:hAnsi="Courier New" w:cs="Courier New" w:hint="default"/>
-      </w:rPr>
-    </w:lvl>
-    <w:lvl w:ilvl="5" w:tplc="040C0005" w:tentative="1">
-      <w:start w:val="1"/>
-      <w:numFmt w:val="bullet"/>
-      <w:lvlText w:val=""/>
-      <w:lvlJc w:val="left"/>
-      <w:pPr>
-        <w:ind w:left="4320" w:hanging="360"/>
-      </w:pPr>
-      <w:rPr>
-        <w:rFonts w:ascii="Wingdings" w:hAnsi="Wingdings" w:hint="default"/>
-      </w:rPr>
-    </w:lvl>
-    <w:lvl w:ilvl="6" w:tplc="040C0001" w:tentative="1">
-      <w:start w:val="1"/>
-      <w:numFmt w:val="bullet"/>
-      <w:lvlText w:val=""/>
-      <w:lvlJc w:val="left"/>
-      <w:pPr>
-        <w:ind w:left="5040" w:hanging="360"/>
-      </w:pPr>
-      <w:rPr>
-        <w:rFonts w:ascii="Symbol" w:hAnsi="Symbol" w:hint="default"/>
-      </w:rPr>
-    </w:lvl>
-    <w:lvl w:ilvl="7" w:tplc="040C0003" w:tentative="1">
-      <w:start w:val="1"/>
-      <w:numFmt w:val="bullet"/>
-      <w:lvlText w:val="o"/>
-      <w:lvlJc w:val="left"/>
-      <w:pPr>
-        <w:ind w:left="5760" w:hanging="360"/>
-      </w:pPr>
-      <w:rPr>
-        <w:rFonts w:ascii="Courier New" w:hAnsi="Courier New" w:cs="Courier New" w:hint="default"/>
-      </w:rPr>
-    </w:lvl>
-    <w:lvl w:ilvl="8" w:tplc="040C0005" w:tentative="1">
-      <w:start w:val="1"/>
-      <w:numFmt w:val="bullet"/>
-      <w:lvlText w:val=""/>
-      <w:lvlJc w:val="left"/>
-      <w:pPr>
-        <w:ind w:left="6480" w:hanging="360"/>
-      </w:pPr>
-      <w:rPr>
-        <w:rFonts w:ascii="Wingdings" w:hAnsi="Wingdings" w:hint="default"/>
-      </w:rPr>
-    </w:lvl>
-  </w:abstractNum>
-  <w:abstractNum w:abstractNumId="26" w15:restartNumberingAfterBreak="0">
-    <w:nsid w:val="3CB65A46"/>
-    <w:multiLevelType w:val="hybridMultilevel"/>
-    <w:tmpl w:val="E80801A6"/>
-    <w:lvl w:ilvl="0" w:tplc="040C0001">
-      <w:start w:val="1"/>
-      <w:numFmt w:val="bullet"/>
-      <w:lvlText w:val=""/>
-      <w:lvlJc w:val="left"/>
-      <w:pPr>
-        <w:ind w:left="720" w:hanging="360"/>
-      </w:pPr>
-      <w:rPr>
-        <w:rFonts w:ascii="Symbol" w:hAnsi="Symbol" w:hint="default"/>
-      </w:rPr>
-    </w:lvl>
-    <w:lvl w:ilvl="1" w:tplc="040C0003" w:tentative="1">
-      <w:start w:val="1"/>
-      <w:numFmt w:val="bullet"/>
-      <w:lvlText w:val="o"/>
-      <w:lvlJc w:val="left"/>
-      <w:pPr>
-        <w:ind w:left="1440" w:hanging="360"/>
-      </w:pPr>
-      <w:rPr>
-        <w:rFonts w:ascii="Courier New" w:hAnsi="Courier New" w:cs="Courier New" w:hint="default"/>
-      </w:rPr>
-    </w:lvl>
-    <w:lvl w:ilvl="2" w:tplc="040C0005" w:tentative="1">
-      <w:start w:val="1"/>
-      <w:numFmt w:val="bullet"/>
-      <w:lvlText w:val=""/>
-      <w:lvlJc w:val="left"/>
-      <w:pPr>
-        <w:ind w:left="2160" w:hanging="360"/>
-      </w:pPr>
-      <w:rPr>
-        <w:rFonts w:ascii="Wingdings" w:hAnsi="Wingdings" w:hint="default"/>
-      </w:rPr>
-    </w:lvl>
-    <w:lvl w:ilvl="3" w:tplc="040C0001" w:tentative="1">
-      <w:start w:val="1"/>
-      <w:numFmt w:val="bullet"/>
-      <w:lvlText w:val=""/>
-      <w:lvlJc w:val="left"/>
-      <w:pPr>
-        <w:ind w:left="2880" w:hanging="360"/>
-      </w:pPr>
-      <w:rPr>
-        <w:rFonts w:ascii="Symbol" w:hAnsi="Symbol" w:hint="default"/>
-      </w:rPr>
-    </w:lvl>
-    <w:lvl w:ilvl="4" w:tplc="040C0003" w:tentative="1">
-      <w:start w:val="1"/>
-      <w:numFmt w:val="bullet"/>
-      <w:lvlText w:val="o"/>
-      <w:lvlJc w:val="left"/>
-      <w:pPr>
-        <w:ind w:left="3600" w:hanging="360"/>
-      </w:pPr>
-      <w:rPr>
-        <w:rFonts w:ascii="Courier New" w:hAnsi="Courier New" w:cs="Courier New" w:hint="default"/>
-      </w:rPr>
-    </w:lvl>
-    <w:lvl w:ilvl="5" w:tplc="040C0005" w:tentative="1">
-      <w:start w:val="1"/>
-      <w:numFmt w:val="bullet"/>
-      <w:lvlText w:val=""/>
-      <w:lvlJc w:val="left"/>
-      <w:pPr>
-        <w:ind w:left="4320" w:hanging="360"/>
-      </w:pPr>
-      <w:rPr>
-        <w:rFonts w:ascii="Wingdings" w:hAnsi="Wingdings" w:hint="default"/>
-      </w:rPr>
-    </w:lvl>
-    <w:lvl w:ilvl="6" w:tplc="040C0001" w:tentative="1">
-      <w:start w:val="1"/>
-      <w:numFmt w:val="bullet"/>
-      <w:lvlText w:val=""/>
-      <w:lvlJc w:val="left"/>
-      <w:pPr>
-        <w:ind w:left="5040" w:hanging="360"/>
-      </w:pPr>
-      <w:rPr>
-        <w:rFonts w:ascii="Symbol" w:hAnsi="Symbol" w:hint="default"/>
-      </w:rPr>
-    </w:lvl>
-    <w:lvl w:ilvl="7" w:tplc="040C0003" w:tentative="1">
-      <w:start w:val="1"/>
-      <w:numFmt w:val="bullet"/>
-      <w:lvlText w:val="o"/>
-      <w:lvlJc w:val="left"/>
-      <w:pPr>
-        <w:ind w:left="5760" w:hanging="360"/>
-      </w:pPr>
-      <w:rPr>
-        <w:rFonts w:ascii="Courier New" w:hAnsi="Courier New" w:cs="Courier New" w:hint="default"/>
-      </w:rPr>
-    </w:lvl>
-    <w:lvl w:ilvl="8" w:tplc="040C0005" w:tentative="1">
-      <w:start w:val="1"/>
-      <w:numFmt w:val="bullet"/>
-      <w:lvlText w:val=""/>
-      <w:lvlJc w:val="left"/>
-      <w:pPr>
-        <w:ind w:left="6480" w:hanging="360"/>
-      </w:pPr>
-      <w:rPr>
-        <w:rFonts w:ascii="Wingdings" w:hAnsi="Wingdings" w:hint="default"/>
-      </w:rPr>
-    </w:lvl>
-  </w:abstractNum>
-  <w:abstractNum w:abstractNumId="27" w15:restartNumberingAfterBreak="0">
+  <w:abstractNum w:abstractNumId="3" w15:restartNumberingAfterBreak="0">
     <w:nsid w:val="3D30091C"/>
     <w:multiLevelType w:val="multilevel"/>
     <w:tmpl w:val="F2FE8BC8"/>
@@ -7034,547 +4438,7 @@
       </w:pPr>
     </w:lvl>
   </w:abstractNum>
-  <w:abstractNum w:abstractNumId="28" w15:restartNumberingAfterBreak="0">
-    <w:nsid w:val="40776909"/>
-    <w:multiLevelType w:val="hybridMultilevel"/>
-    <w:tmpl w:val="24C4E764"/>
-    <w:lvl w:ilvl="0" w:tplc="040C0001">
-      <w:numFmt w:val="bullet"/>
-      <w:lvlText w:val=""/>
-      <w:lvlJc w:val="left"/>
-      <w:pPr>
-        <w:ind w:left="720" w:hanging="360"/>
-      </w:pPr>
-      <w:rPr>
-        <w:rFonts w:ascii="Symbol" w:eastAsia="Times New Roman" w:hAnsi="Symbol" w:cs="Times New Roman" w:hint="default"/>
-      </w:rPr>
-    </w:lvl>
-    <w:lvl w:ilvl="1" w:tplc="040C0003" w:tentative="1">
-      <w:start w:val="1"/>
-      <w:numFmt w:val="bullet"/>
-      <w:lvlText w:val="o"/>
-      <w:lvlJc w:val="left"/>
-      <w:pPr>
-        <w:ind w:left="1440" w:hanging="360"/>
-      </w:pPr>
-      <w:rPr>
-        <w:rFonts w:ascii="Courier New" w:hAnsi="Courier New" w:cs="Courier New" w:hint="default"/>
-      </w:rPr>
-    </w:lvl>
-    <w:lvl w:ilvl="2" w:tplc="040C0005" w:tentative="1">
-      <w:start w:val="1"/>
-      <w:numFmt w:val="bullet"/>
-      <w:lvlText w:val=""/>
-      <w:lvlJc w:val="left"/>
-      <w:pPr>
-        <w:ind w:left="2160" w:hanging="360"/>
-      </w:pPr>
-      <w:rPr>
-        <w:rFonts w:ascii="Wingdings" w:hAnsi="Wingdings" w:hint="default"/>
-      </w:rPr>
-    </w:lvl>
-    <w:lvl w:ilvl="3" w:tplc="040C0001" w:tentative="1">
-      <w:start w:val="1"/>
-      <w:numFmt w:val="bullet"/>
-      <w:lvlText w:val=""/>
-      <w:lvlJc w:val="left"/>
-      <w:pPr>
-        <w:ind w:left="2880" w:hanging="360"/>
-      </w:pPr>
-      <w:rPr>
-        <w:rFonts w:ascii="Symbol" w:hAnsi="Symbol" w:hint="default"/>
-      </w:rPr>
-    </w:lvl>
-    <w:lvl w:ilvl="4" w:tplc="040C0003" w:tentative="1">
-      <w:start w:val="1"/>
-      <w:numFmt w:val="bullet"/>
-      <w:lvlText w:val="o"/>
-      <w:lvlJc w:val="left"/>
-      <w:pPr>
-        <w:ind w:left="3600" w:hanging="360"/>
-      </w:pPr>
-      <w:rPr>
-        <w:rFonts w:ascii="Courier New" w:hAnsi="Courier New" w:cs="Courier New" w:hint="default"/>
-      </w:rPr>
-    </w:lvl>
-    <w:lvl w:ilvl="5" w:tplc="040C0005" w:tentative="1">
-      <w:start w:val="1"/>
-      <w:numFmt w:val="bullet"/>
-      <w:lvlText w:val=""/>
-      <w:lvlJc w:val="left"/>
-      <w:pPr>
-        <w:ind w:left="4320" w:hanging="360"/>
-      </w:pPr>
-      <w:rPr>
-        <w:rFonts w:ascii="Wingdings" w:hAnsi="Wingdings" w:hint="default"/>
-      </w:rPr>
-    </w:lvl>
-    <w:lvl w:ilvl="6" w:tplc="040C0001" w:tentative="1">
-      <w:start w:val="1"/>
-      <w:numFmt w:val="bullet"/>
-      <w:lvlText w:val=""/>
-      <w:lvlJc w:val="left"/>
-      <w:pPr>
-        <w:ind w:left="5040" w:hanging="360"/>
-      </w:pPr>
-      <w:rPr>
-        <w:rFonts w:ascii="Symbol" w:hAnsi="Symbol" w:hint="default"/>
-      </w:rPr>
-    </w:lvl>
-    <w:lvl w:ilvl="7" w:tplc="040C0003" w:tentative="1">
-      <w:start w:val="1"/>
-      <w:numFmt w:val="bullet"/>
-      <w:lvlText w:val="o"/>
-      <w:lvlJc w:val="left"/>
-      <w:pPr>
-        <w:ind w:left="5760" w:hanging="360"/>
-      </w:pPr>
-      <w:rPr>
-        <w:rFonts w:ascii="Courier New" w:hAnsi="Courier New" w:cs="Courier New" w:hint="default"/>
-      </w:rPr>
-    </w:lvl>
-    <w:lvl w:ilvl="8" w:tplc="040C0005" w:tentative="1">
-      <w:start w:val="1"/>
-      <w:numFmt w:val="bullet"/>
-      <w:lvlText w:val=""/>
-      <w:lvlJc w:val="left"/>
-      <w:pPr>
-        <w:ind w:left="6480" w:hanging="360"/>
-      </w:pPr>
-      <w:rPr>
-        <w:rFonts w:ascii="Wingdings" w:hAnsi="Wingdings" w:hint="default"/>
-      </w:rPr>
-    </w:lvl>
-  </w:abstractNum>
-  <w:abstractNum w:abstractNumId="29" w15:restartNumberingAfterBreak="0">
-    <w:nsid w:val="41BD2A04"/>
-    <w:multiLevelType w:val="hybridMultilevel"/>
-    <w:tmpl w:val="12965896"/>
-    <w:lvl w:ilvl="0" w:tplc="040C0001">
-      <w:start w:val="1"/>
-      <w:numFmt w:val="bullet"/>
-      <w:lvlText w:val=""/>
-      <w:lvlJc w:val="left"/>
-      <w:pPr>
-        <w:ind w:left="720" w:hanging="360"/>
-      </w:pPr>
-      <w:rPr>
-        <w:rFonts w:ascii="Symbol" w:hAnsi="Symbol" w:hint="default"/>
-      </w:rPr>
-    </w:lvl>
-    <w:lvl w:ilvl="1" w:tplc="040C0003" w:tentative="1">
-      <w:start w:val="1"/>
-      <w:numFmt w:val="bullet"/>
-      <w:lvlText w:val="o"/>
-      <w:lvlJc w:val="left"/>
-      <w:pPr>
-        <w:ind w:left="1440" w:hanging="360"/>
-      </w:pPr>
-      <w:rPr>
-        <w:rFonts w:ascii="Courier New" w:hAnsi="Courier New" w:cs="Courier New" w:hint="default"/>
-      </w:rPr>
-    </w:lvl>
-    <w:lvl w:ilvl="2" w:tplc="040C0005" w:tentative="1">
-      <w:start w:val="1"/>
-      <w:numFmt w:val="bullet"/>
-      <w:lvlText w:val=""/>
-      <w:lvlJc w:val="left"/>
-      <w:pPr>
-        <w:ind w:left="2160" w:hanging="360"/>
-      </w:pPr>
-      <w:rPr>
-        <w:rFonts w:ascii="Wingdings" w:hAnsi="Wingdings" w:hint="default"/>
-      </w:rPr>
-    </w:lvl>
-    <w:lvl w:ilvl="3" w:tplc="040C0001" w:tentative="1">
-      <w:start w:val="1"/>
-      <w:numFmt w:val="bullet"/>
-      <w:lvlText w:val=""/>
-      <w:lvlJc w:val="left"/>
-      <w:pPr>
-        <w:ind w:left="2880" w:hanging="360"/>
-      </w:pPr>
-      <w:rPr>
-        <w:rFonts w:ascii="Symbol" w:hAnsi="Symbol" w:hint="default"/>
-      </w:rPr>
-    </w:lvl>
-    <w:lvl w:ilvl="4" w:tplc="040C0003" w:tentative="1">
-      <w:start w:val="1"/>
-      <w:numFmt w:val="bullet"/>
-      <w:lvlText w:val="o"/>
-      <w:lvlJc w:val="left"/>
-      <w:pPr>
-        <w:ind w:left="3600" w:hanging="360"/>
-      </w:pPr>
-      <w:rPr>
-        <w:rFonts w:ascii="Courier New" w:hAnsi="Courier New" w:cs="Courier New" w:hint="default"/>
-      </w:rPr>
-    </w:lvl>
-    <w:lvl w:ilvl="5" w:tplc="040C0005" w:tentative="1">
-      <w:start w:val="1"/>
-      <w:numFmt w:val="bullet"/>
-      <w:lvlText w:val=""/>
-      <w:lvlJc w:val="left"/>
-      <w:pPr>
-        <w:ind w:left="4320" w:hanging="360"/>
-      </w:pPr>
-      <w:rPr>
-        <w:rFonts w:ascii="Wingdings" w:hAnsi="Wingdings" w:hint="default"/>
-      </w:rPr>
-    </w:lvl>
-    <w:lvl w:ilvl="6" w:tplc="040C0001" w:tentative="1">
-      <w:start w:val="1"/>
-      <w:numFmt w:val="bullet"/>
-      <w:lvlText w:val=""/>
-      <w:lvlJc w:val="left"/>
-      <w:pPr>
-        <w:ind w:left="5040" w:hanging="360"/>
-      </w:pPr>
-      <w:rPr>
-        <w:rFonts w:ascii="Symbol" w:hAnsi="Symbol" w:hint="default"/>
-      </w:rPr>
-    </w:lvl>
-    <w:lvl w:ilvl="7" w:tplc="040C0003" w:tentative="1">
-      <w:start w:val="1"/>
-      <w:numFmt w:val="bullet"/>
-      <w:lvlText w:val="o"/>
-      <w:lvlJc w:val="left"/>
-      <w:pPr>
-        <w:ind w:left="5760" w:hanging="360"/>
-      </w:pPr>
-      <w:rPr>
-        <w:rFonts w:ascii="Courier New" w:hAnsi="Courier New" w:cs="Courier New" w:hint="default"/>
-      </w:rPr>
-    </w:lvl>
-    <w:lvl w:ilvl="8" w:tplc="040C0005" w:tentative="1">
-      <w:start w:val="1"/>
-      <w:numFmt w:val="bullet"/>
-      <w:lvlText w:val=""/>
-      <w:lvlJc w:val="left"/>
-      <w:pPr>
-        <w:ind w:left="6480" w:hanging="360"/>
-      </w:pPr>
-      <w:rPr>
-        <w:rFonts w:ascii="Wingdings" w:hAnsi="Wingdings" w:hint="default"/>
-      </w:rPr>
-    </w:lvl>
-  </w:abstractNum>
-  <w:abstractNum w:abstractNumId="30" w15:restartNumberingAfterBreak="0">
-    <w:nsid w:val="45FE6B5F"/>
-    <w:multiLevelType w:val="hybridMultilevel"/>
-    <w:tmpl w:val="5010F51E"/>
-    <w:lvl w:ilvl="0" w:tplc="C92AC468">
-      <w:start w:val="1"/>
-      <w:numFmt w:val="lowerLetter"/>
-      <w:lvlText w:val="%1.)"/>
-      <w:lvlJc w:val="left"/>
-      <w:pPr>
-        <w:ind w:left="1949" w:hanging="390"/>
-      </w:pPr>
-      <w:rPr>
-        <w:rFonts w:hint="default"/>
-      </w:rPr>
-    </w:lvl>
-    <w:lvl w:ilvl="1" w:tplc="040C0019" w:tentative="1">
-      <w:start w:val="1"/>
-      <w:numFmt w:val="lowerLetter"/>
-      <w:lvlText w:val="%2."/>
-      <w:lvlJc w:val="left"/>
-      <w:pPr>
-        <w:ind w:left="2639" w:hanging="360"/>
-      </w:pPr>
-    </w:lvl>
-    <w:lvl w:ilvl="2" w:tplc="040C001B" w:tentative="1">
-      <w:start w:val="1"/>
-      <w:numFmt w:val="lowerRoman"/>
-      <w:lvlText w:val="%3."/>
-      <w:lvlJc w:val="right"/>
-      <w:pPr>
-        <w:ind w:left="3359" w:hanging="180"/>
-      </w:pPr>
-    </w:lvl>
-    <w:lvl w:ilvl="3" w:tplc="040C000F" w:tentative="1">
-      <w:start w:val="1"/>
-      <w:numFmt w:val="decimal"/>
-      <w:lvlText w:val="%4."/>
-      <w:lvlJc w:val="left"/>
-      <w:pPr>
-        <w:ind w:left="4079" w:hanging="360"/>
-      </w:pPr>
-    </w:lvl>
-    <w:lvl w:ilvl="4" w:tplc="040C0019" w:tentative="1">
-      <w:start w:val="1"/>
-      <w:numFmt w:val="lowerLetter"/>
-      <w:lvlText w:val="%5."/>
-      <w:lvlJc w:val="left"/>
-      <w:pPr>
-        <w:ind w:left="4799" w:hanging="360"/>
-      </w:pPr>
-    </w:lvl>
-    <w:lvl w:ilvl="5" w:tplc="040C001B" w:tentative="1">
-      <w:start w:val="1"/>
-      <w:numFmt w:val="lowerRoman"/>
-      <w:lvlText w:val="%6."/>
-      <w:lvlJc w:val="right"/>
-      <w:pPr>
-        <w:ind w:left="5519" w:hanging="180"/>
-      </w:pPr>
-    </w:lvl>
-    <w:lvl w:ilvl="6" w:tplc="040C000F" w:tentative="1">
-      <w:start w:val="1"/>
-      <w:numFmt w:val="decimal"/>
-      <w:lvlText w:val="%7."/>
-      <w:lvlJc w:val="left"/>
-      <w:pPr>
-        <w:ind w:left="6239" w:hanging="360"/>
-      </w:pPr>
-    </w:lvl>
-    <w:lvl w:ilvl="7" w:tplc="040C0019" w:tentative="1">
-      <w:start w:val="1"/>
-      <w:numFmt w:val="lowerLetter"/>
-      <w:lvlText w:val="%8."/>
-      <w:lvlJc w:val="left"/>
-      <w:pPr>
-        <w:ind w:left="6959" w:hanging="360"/>
-      </w:pPr>
-    </w:lvl>
-    <w:lvl w:ilvl="8" w:tplc="040C001B" w:tentative="1">
-      <w:start w:val="1"/>
-      <w:numFmt w:val="lowerRoman"/>
-      <w:lvlText w:val="%9."/>
-      <w:lvlJc w:val="right"/>
-      <w:pPr>
-        <w:ind w:left="7679" w:hanging="180"/>
-      </w:pPr>
-    </w:lvl>
-  </w:abstractNum>
-  <w:abstractNum w:abstractNumId="31" w15:restartNumberingAfterBreak="0">
-    <w:nsid w:val="472B6D08"/>
-    <w:multiLevelType w:val="hybridMultilevel"/>
-    <w:tmpl w:val="1DCA26E6"/>
-    <w:lvl w:ilvl="0" w:tplc="040C0001">
-      <w:start w:val="1"/>
-      <w:numFmt w:val="bullet"/>
-      <w:lvlText w:val=""/>
-      <w:lvlJc w:val="left"/>
-      <w:pPr>
-        <w:ind w:left="720" w:hanging="360"/>
-      </w:pPr>
-      <w:rPr>
-        <w:rFonts w:ascii="Symbol" w:hAnsi="Symbol" w:hint="default"/>
-      </w:rPr>
-    </w:lvl>
-    <w:lvl w:ilvl="1" w:tplc="040C0003" w:tentative="1">
-      <w:start w:val="1"/>
-      <w:numFmt w:val="bullet"/>
-      <w:lvlText w:val="o"/>
-      <w:lvlJc w:val="left"/>
-      <w:pPr>
-        <w:ind w:left="1440" w:hanging="360"/>
-      </w:pPr>
-      <w:rPr>
-        <w:rFonts w:ascii="Courier New" w:hAnsi="Courier New" w:cs="Courier New" w:hint="default"/>
-      </w:rPr>
-    </w:lvl>
-    <w:lvl w:ilvl="2" w:tplc="040C0005" w:tentative="1">
-      <w:start w:val="1"/>
-      <w:numFmt w:val="bullet"/>
-      <w:lvlText w:val=""/>
-      <w:lvlJc w:val="left"/>
-      <w:pPr>
-        <w:ind w:left="2160" w:hanging="360"/>
-      </w:pPr>
-      <w:rPr>
-        <w:rFonts w:ascii="Wingdings" w:hAnsi="Wingdings" w:hint="default"/>
-      </w:rPr>
-    </w:lvl>
-    <w:lvl w:ilvl="3" w:tplc="040C0001" w:tentative="1">
-      <w:start w:val="1"/>
-      <w:numFmt w:val="bullet"/>
-      <w:lvlText w:val=""/>
-      <w:lvlJc w:val="left"/>
-      <w:pPr>
-        <w:ind w:left="2880" w:hanging="360"/>
-      </w:pPr>
-      <w:rPr>
-        <w:rFonts w:ascii="Symbol" w:hAnsi="Symbol" w:hint="default"/>
-      </w:rPr>
-    </w:lvl>
-    <w:lvl w:ilvl="4" w:tplc="040C0003" w:tentative="1">
-      <w:start w:val="1"/>
-      <w:numFmt w:val="bullet"/>
-      <w:lvlText w:val="o"/>
-      <w:lvlJc w:val="left"/>
-      <w:pPr>
-        <w:ind w:left="3600" w:hanging="360"/>
-      </w:pPr>
-      <w:rPr>
-        <w:rFonts w:ascii="Courier New" w:hAnsi="Courier New" w:cs="Courier New" w:hint="default"/>
-      </w:rPr>
-    </w:lvl>
-    <w:lvl w:ilvl="5" w:tplc="040C0005" w:tentative="1">
-      <w:start w:val="1"/>
-      <w:numFmt w:val="bullet"/>
-      <w:lvlText w:val=""/>
-      <w:lvlJc w:val="left"/>
-      <w:pPr>
-        <w:ind w:left="4320" w:hanging="360"/>
-      </w:pPr>
-      <w:rPr>
-        <w:rFonts w:ascii="Wingdings" w:hAnsi="Wingdings" w:hint="default"/>
-      </w:rPr>
-    </w:lvl>
-    <w:lvl w:ilvl="6" w:tplc="040C0001" w:tentative="1">
-      <w:start w:val="1"/>
-      <w:numFmt w:val="bullet"/>
-      <w:lvlText w:val=""/>
-      <w:lvlJc w:val="left"/>
-      <w:pPr>
-        <w:ind w:left="5040" w:hanging="360"/>
-      </w:pPr>
-      <w:rPr>
-        <w:rFonts w:ascii="Symbol" w:hAnsi="Symbol" w:hint="default"/>
-      </w:rPr>
-    </w:lvl>
-    <w:lvl w:ilvl="7" w:tplc="040C0003" w:tentative="1">
-      <w:start w:val="1"/>
-      <w:numFmt w:val="bullet"/>
-      <w:lvlText w:val="o"/>
-      <w:lvlJc w:val="left"/>
-      <w:pPr>
-        <w:ind w:left="5760" w:hanging="360"/>
-      </w:pPr>
-      <w:rPr>
-        <w:rFonts w:ascii="Courier New" w:hAnsi="Courier New" w:cs="Courier New" w:hint="default"/>
-      </w:rPr>
-    </w:lvl>
-    <w:lvl w:ilvl="8" w:tplc="040C0005" w:tentative="1">
-      <w:start w:val="1"/>
-      <w:numFmt w:val="bullet"/>
-      <w:lvlText w:val=""/>
-      <w:lvlJc w:val="left"/>
-      <w:pPr>
-        <w:ind w:left="6480" w:hanging="360"/>
-      </w:pPr>
-      <w:rPr>
-        <w:rFonts w:ascii="Wingdings" w:hAnsi="Wingdings" w:hint="default"/>
-      </w:rPr>
-    </w:lvl>
-  </w:abstractNum>
-  <w:abstractNum w:abstractNumId="32" w15:restartNumberingAfterBreak="0">
-    <w:nsid w:val="4AC402B0"/>
-    <w:multiLevelType w:val="multilevel"/>
-    <w:tmpl w:val="A44A1312"/>
-    <w:lvl w:ilvl="0">
-      <w:start w:val="1"/>
-      <w:numFmt w:val="decimal"/>
-      <w:lvlText w:val="%1."/>
-      <w:lvlJc w:val="left"/>
-      <w:pPr>
-        <w:tabs>
-          <w:tab w:val="num" w:pos="720"/>
-        </w:tabs>
-        <w:ind w:left="720" w:hanging="360"/>
-      </w:pPr>
-    </w:lvl>
-    <w:lvl w:ilvl="1" w:tentative="1">
-      <w:start w:val="1"/>
-      <w:numFmt w:val="decimal"/>
-      <w:lvlText w:val="%2."/>
-      <w:lvlJc w:val="left"/>
-      <w:pPr>
-        <w:tabs>
-          <w:tab w:val="num" w:pos="1440"/>
-        </w:tabs>
-        <w:ind w:left="1440" w:hanging="360"/>
-      </w:pPr>
-    </w:lvl>
-    <w:lvl w:ilvl="2" w:tentative="1">
-      <w:start w:val="1"/>
-      <w:numFmt w:val="decimal"/>
-      <w:lvlText w:val="%3."/>
-      <w:lvlJc w:val="left"/>
-      <w:pPr>
-        <w:tabs>
-          <w:tab w:val="num" w:pos="2160"/>
-        </w:tabs>
-        <w:ind w:left="2160" w:hanging="360"/>
-      </w:pPr>
-    </w:lvl>
-    <w:lvl w:ilvl="3" w:tentative="1">
-      <w:start w:val="1"/>
-      <w:numFmt w:val="decimal"/>
-      <w:lvlText w:val="%4."/>
-      <w:lvlJc w:val="left"/>
-      <w:pPr>
-        <w:tabs>
-          <w:tab w:val="num" w:pos="2880"/>
-        </w:tabs>
-        <w:ind w:left="2880" w:hanging="360"/>
-      </w:pPr>
-    </w:lvl>
-    <w:lvl w:ilvl="4" w:tentative="1">
-      <w:start w:val="1"/>
-      <w:numFmt w:val="decimal"/>
-      <w:lvlText w:val="%5."/>
-      <w:lvlJc w:val="left"/>
-      <w:pPr>
-        <w:tabs>
-          <w:tab w:val="num" w:pos="3600"/>
-        </w:tabs>
-        <w:ind w:left="3600" w:hanging="360"/>
-      </w:pPr>
-    </w:lvl>
-    <w:lvl w:ilvl="5" w:tentative="1">
-      <w:start w:val="1"/>
-      <w:numFmt w:val="decimal"/>
-      <w:lvlText w:val="%6."/>
-      <w:lvlJc w:val="left"/>
-      <w:pPr>
-        <w:tabs>
-          <w:tab w:val="num" w:pos="4320"/>
-        </w:tabs>
-        <w:ind w:left="4320" w:hanging="360"/>
-      </w:pPr>
-    </w:lvl>
-    <w:lvl w:ilvl="6" w:tentative="1">
-      <w:start w:val="1"/>
-      <w:numFmt w:val="decimal"/>
-      <w:lvlText w:val="%7."/>
-      <w:lvlJc w:val="left"/>
-      <w:pPr>
-        <w:tabs>
-          <w:tab w:val="num" w:pos="5040"/>
-        </w:tabs>
-        <w:ind w:left="5040" w:hanging="360"/>
-      </w:pPr>
-    </w:lvl>
-    <w:lvl w:ilvl="7" w:tentative="1">
-      <w:start w:val="1"/>
-      <w:numFmt w:val="decimal"/>
-      <w:lvlText w:val="%8."/>
-      <w:lvlJc w:val="left"/>
-      <w:pPr>
-        <w:tabs>
-          <w:tab w:val="num" w:pos="5760"/>
-        </w:tabs>
-        <w:ind w:left="5760" w:hanging="360"/>
-      </w:pPr>
-    </w:lvl>
-    <w:lvl w:ilvl="8" w:tentative="1">
-      <w:start w:val="1"/>
-      <w:numFmt w:val="decimal"/>
-      <w:lvlText w:val="%9."/>
-      <w:lvlJc w:val="left"/>
-      <w:pPr>
-        <w:tabs>
-          <w:tab w:val="num" w:pos="6480"/>
-        </w:tabs>
-        <w:ind w:left="6480" w:hanging="360"/>
-      </w:pPr>
-    </w:lvl>
-  </w:abstractNum>
-  <w:abstractNum w:abstractNumId="33" w15:restartNumberingAfterBreak="0">
+  <w:abstractNum w:abstractNumId="4" w15:restartNumberingAfterBreak="0">
     <w:nsid w:val="50E9500A"/>
     <w:multiLevelType w:val="hybridMultilevel"/>
     <w:tmpl w:val="CB086FB4"/>
@@ -7667,10 +4531,10 @@
       </w:pPr>
     </w:lvl>
   </w:abstractNum>
-  <w:abstractNum w:abstractNumId="34" w15:restartNumberingAfterBreak="0">
-    <w:nsid w:val="53EF445D"/>
+  <w:abstractNum w:abstractNumId="5" w15:restartNumberingAfterBreak="0">
+    <w:nsid w:val="740C4461"/>
     <w:multiLevelType w:val="hybridMultilevel"/>
-    <w:tmpl w:val="AB9CF4A8"/>
+    <w:tmpl w:val="1758D50A"/>
     <w:lvl w:ilvl="0" w:tplc="040C0001">
       <w:start w:val="1"/>
       <w:numFmt w:val="bullet"/>
@@ -7780,1838 +4644,37 @@
       </w:rPr>
     </w:lvl>
   </w:abstractNum>
-  <w:abstractNum w:abstractNumId="35" w15:restartNumberingAfterBreak="0">
-    <w:nsid w:val="57DC4C8B"/>
-    <w:multiLevelType w:val="multilevel"/>
-    <w:tmpl w:val="47EA686E"/>
-    <w:lvl w:ilvl="0">
-      <w:start w:val="1"/>
-      <w:numFmt w:val="bullet"/>
-      <w:lvlText w:val=""/>
-      <w:lvlJc w:val="left"/>
-      <w:pPr>
-        <w:tabs>
-          <w:tab w:val="num" w:pos="720"/>
-        </w:tabs>
-        <w:ind w:left="720" w:hanging="360"/>
-      </w:pPr>
-      <w:rPr>
-        <w:rFonts w:ascii="Symbol" w:hAnsi="Symbol" w:hint="default"/>
-        <w:sz w:val="20"/>
-      </w:rPr>
-    </w:lvl>
-    <w:lvl w:ilvl="1" w:tentative="1">
-      <w:start w:val="1"/>
-      <w:numFmt w:val="bullet"/>
-      <w:lvlText w:val="o"/>
-      <w:lvlJc w:val="left"/>
-      <w:pPr>
-        <w:tabs>
-          <w:tab w:val="num" w:pos="1440"/>
-        </w:tabs>
-        <w:ind w:left="1440" w:hanging="360"/>
-      </w:pPr>
-      <w:rPr>
-        <w:rFonts w:ascii="Courier New" w:hAnsi="Courier New" w:hint="default"/>
-        <w:sz w:val="20"/>
-      </w:rPr>
-    </w:lvl>
-    <w:lvl w:ilvl="2" w:tentative="1">
-      <w:start w:val="1"/>
-      <w:numFmt w:val="bullet"/>
-      <w:lvlText w:val=""/>
-      <w:lvlJc w:val="left"/>
-      <w:pPr>
-        <w:tabs>
-          <w:tab w:val="num" w:pos="2160"/>
-        </w:tabs>
-        <w:ind w:left="2160" w:hanging="360"/>
-      </w:pPr>
-      <w:rPr>
-        <w:rFonts w:ascii="Wingdings" w:hAnsi="Wingdings" w:hint="default"/>
-        <w:sz w:val="20"/>
-      </w:rPr>
-    </w:lvl>
-    <w:lvl w:ilvl="3" w:tentative="1">
-      <w:start w:val="1"/>
-      <w:numFmt w:val="bullet"/>
-      <w:lvlText w:val=""/>
-      <w:lvlJc w:val="left"/>
-      <w:pPr>
-        <w:tabs>
-          <w:tab w:val="num" w:pos="2880"/>
-        </w:tabs>
-        <w:ind w:left="2880" w:hanging="360"/>
-      </w:pPr>
-      <w:rPr>
-        <w:rFonts w:ascii="Wingdings" w:hAnsi="Wingdings" w:hint="default"/>
-        <w:sz w:val="20"/>
-      </w:rPr>
-    </w:lvl>
-    <w:lvl w:ilvl="4" w:tentative="1">
-      <w:start w:val="1"/>
-      <w:numFmt w:val="bullet"/>
-      <w:lvlText w:val=""/>
-      <w:lvlJc w:val="left"/>
-      <w:pPr>
-        <w:tabs>
-          <w:tab w:val="num" w:pos="3600"/>
-        </w:tabs>
-        <w:ind w:left="3600" w:hanging="360"/>
-      </w:pPr>
-      <w:rPr>
-        <w:rFonts w:ascii="Wingdings" w:hAnsi="Wingdings" w:hint="default"/>
-        <w:sz w:val="20"/>
-      </w:rPr>
-    </w:lvl>
-    <w:lvl w:ilvl="5" w:tentative="1">
-      <w:start w:val="1"/>
-      <w:numFmt w:val="bullet"/>
-      <w:lvlText w:val=""/>
-      <w:lvlJc w:val="left"/>
-      <w:pPr>
-        <w:tabs>
-          <w:tab w:val="num" w:pos="4320"/>
-        </w:tabs>
-        <w:ind w:left="4320" w:hanging="360"/>
-      </w:pPr>
-      <w:rPr>
-        <w:rFonts w:ascii="Wingdings" w:hAnsi="Wingdings" w:hint="default"/>
-        <w:sz w:val="20"/>
-      </w:rPr>
-    </w:lvl>
-    <w:lvl w:ilvl="6" w:tentative="1">
-      <w:start w:val="1"/>
-      <w:numFmt w:val="bullet"/>
-      <w:lvlText w:val=""/>
-      <w:lvlJc w:val="left"/>
-      <w:pPr>
-        <w:tabs>
-          <w:tab w:val="num" w:pos="5040"/>
-        </w:tabs>
-        <w:ind w:left="5040" w:hanging="360"/>
-      </w:pPr>
-      <w:rPr>
-        <w:rFonts w:ascii="Wingdings" w:hAnsi="Wingdings" w:hint="default"/>
-        <w:sz w:val="20"/>
-      </w:rPr>
-    </w:lvl>
-    <w:lvl w:ilvl="7" w:tentative="1">
-      <w:start w:val="1"/>
-      <w:numFmt w:val="bullet"/>
-      <w:lvlText w:val=""/>
-      <w:lvlJc w:val="left"/>
-      <w:pPr>
-        <w:tabs>
-          <w:tab w:val="num" w:pos="5760"/>
-        </w:tabs>
-        <w:ind w:left="5760" w:hanging="360"/>
-      </w:pPr>
-      <w:rPr>
-        <w:rFonts w:ascii="Wingdings" w:hAnsi="Wingdings" w:hint="default"/>
-        <w:sz w:val="20"/>
-      </w:rPr>
-    </w:lvl>
-    <w:lvl w:ilvl="8" w:tentative="1">
-      <w:start w:val="1"/>
-      <w:numFmt w:val="bullet"/>
-      <w:lvlText w:val=""/>
-      <w:lvlJc w:val="left"/>
-      <w:pPr>
-        <w:tabs>
-          <w:tab w:val="num" w:pos="6480"/>
-        </w:tabs>
-        <w:ind w:left="6480" w:hanging="360"/>
-      </w:pPr>
-      <w:rPr>
-        <w:rFonts w:ascii="Wingdings" w:hAnsi="Wingdings" w:hint="default"/>
-        <w:sz w:val="20"/>
-      </w:rPr>
-    </w:lvl>
-  </w:abstractNum>
-  <w:abstractNum w:abstractNumId="36" w15:restartNumberingAfterBreak="0">
-    <w:nsid w:val="5920710F"/>
-    <w:multiLevelType w:val="hybridMultilevel"/>
-    <w:tmpl w:val="95C679B8"/>
-    <w:lvl w:ilvl="0" w:tplc="5636E6BE">
-      <w:start w:val="1"/>
-      <w:numFmt w:val="lowerLetter"/>
-      <w:lvlText w:val="%1.)"/>
-      <w:lvlJc w:val="left"/>
-      <w:pPr>
-        <w:ind w:left="750" w:hanging="390"/>
-      </w:pPr>
-      <w:rPr>
-        <w:rFonts w:eastAsiaTheme="minorHAnsi" w:hint="default"/>
-      </w:rPr>
-    </w:lvl>
-    <w:lvl w:ilvl="1" w:tplc="040C0019" w:tentative="1">
-      <w:start w:val="1"/>
-      <w:numFmt w:val="lowerLetter"/>
-      <w:lvlText w:val="%2."/>
-      <w:lvlJc w:val="left"/>
-      <w:pPr>
-        <w:ind w:left="1440" w:hanging="360"/>
-      </w:pPr>
-    </w:lvl>
-    <w:lvl w:ilvl="2" w:tplc="040C001B" w:tentative="1">
-      <w:start w:val="1"/>
-      <w:numFmt w:val="lowerRoman"/>
-      <w:lvlText w:val="%3."/>
-      <w:lvlJc w:val="right"/>
-      <w:pPr>
-        <w:ind w:left="2160" w:hanging="180"/>
-      </w:pPr>
-    </w:lvl>
-    <w:lvl w:ilvl="3" w:tplc="040C000F" w:tentative="1">
-      <w:start w:val="1"/>
-      <w:numFmt w:val="decimal"/>
-      <w:lvlText w:val="%4."/>
-      <w:lvlJc w:val="left"/>
-      <w:pPr>
-        <w:ind w:left="2880" w:hanging="360"/>
-      </w:pPr>
-    </w:lvl>
-    <w:lvl w:ilvl="4" w:tplc="040C0019" w:tentative="1">
-      <w:start w:val="1"/>
-      <w:numFmt w:val="lowerLetter"/>
-      <w:lvlText w:val="%5."/>
-      <w:lvlJc w:val="left"/>
-      <w:pPr>
-        <w:ind w:left="3600" w:hanging="360"/>
-      </w:pPr>
-    </w:lvl>
-    <w:lvl w:ilvl="5" w:tplc="040C001B" w:tentative="1">
-      <w:start w:val="1"/>
-      <w:numFmt w:val="lowerRoman"/>
-      <w:lvlText w:val="%6."/>
-      <w:lvlJc w:val="right"/>
-      <w:pPr>
-        <w:ind w:left="4320" w:hanging="180"/>
-      </w:pPr>
-    </w:lvl>
-    <w:lvl w:ilvl="6" w:tplc="040C000F" w:tentative="1">
-      <w:start w:val="1"/>
-      <w:numFmt w:val="decimal"/>
-      <w:lvlText w:val="%7."/>
-      <w:lvlJc w:val="left"/>
-      <w:pPr>
-        <w:ind w:left="5040" w:hanging="360"/>
-      </w:pPr>
-    </w:lvl>
-    <w:lvl w:ilvl="7" w:tplc="040C0019" w:tentative="1">
-      <w:start w:val="1"/>
-      <w:numFmt w:val="lowerLetter"/>
-      <w:lvlText w:val="%8."/>
-      <w:lvlJc w:val="left"/>
-      <w:pPr>
-        <w:ind w:left="5760" w:hanging="360"/>
-      </w:pPr>
-    </w:lvl>
-    <w:lvl w:ilvl="8" w:tplc="040C001B" w:tentative="1">
-      <w:start w:val="1"/>
-      <w:numFmt w:val="lowerRoman"/>
-      <w:lvlText w:val="%9."/>
-      <w:lvlJc w:val="right"/>
-      <w:pPr>
-        <w:ind w:left="6480" w:hanging="180"/>
-      </w:pPr>
-    </w:lvl>
-  </w:abstractNum>
-  <w:abstractNum w:abstractNumId="37" w15:restartNumberingAfterBreak="0">
-    <w:nsid w:val="5947384B"/>
-    <w:multiLevelType w:val="hybridMultilevel"/>
-    <w:tmpl w:val="A48E8A42"/>
-    <w:lvl w:ilvl="0" w:tplc="040C0001">
-      <w:start w:val="1"/>
-      <w:numFmt w:val="bullet"/>
-      <w:lvlText w:val=""/>
-      <w:lvlJc w:val="left"/>
-      <w:pPr>
-        <w:ind w:left="720" w:hanging="360"/>
-      </w:pPr>
-      <w:rPr>
-        <w:rFonts w:ascii="Symbol" w:hAnsi="Symbol" w:hint="default"/>
-      </w:rPr>
-    </w:lvl>
-    <w:lvl w:ilvl="1" w:tplc="040C0003" w:tentative="1">
-      <w:start w:val="1"/>
-      <w:numFmt w:val="bullet"/>
-      <w:lvlText w:val="o"/>
-      <w:lvlJc w:val="left"/>
-      <w:pPr>
-        <w:ind w:left="1440" w:hanging="360"/>
-      </w:pPr>
-      <w:rPr>
-        <w:rFonts w:ascii="Courier New" w:hAnsi="Courier New" w:cs="Courier New" w:hint="default"/>
-      </w:rPr>
-    </w:lvl>
-    <w:lvl w:ilvl="2" w:tplc="040C0005" w:tentative="1">
-      <w:start w:val="1"/>
-      <w:numFmt w:val="bullet"/>
-      <w:lvlText w:val=""/>
-      <w:lvlJc w:val="left"/>
-      <w:pPr>
-        <w:ind w:left="2160" w:hanging="360"/>
-      </w:pPr>
-      <w:rPr>
-        <w:rFonts w:ascii="Wingdings" w:hAnsi="Wingdings" w:hint="default"/>
-      </w:rPr>
-    </w:lvl>
-    <w:lvl w:ilvl="3" w:tplc="040C0001" w:tentative="1">
-      <w:start w:val="1"/>
-      <w:numFmt w:val="bullet"/>
-      <w:lvlText w:val=""/>
-      <w:lvlJc w:val="left"/>
-      <w:pPr>
-        <w:ind w:left="2880" w:hanging="360"/>
-      </w:pPr>
-      <w:rPr>
-        <w:rFonts w:ascii="Symbol" w:hAnsi="Symbol" w:hint="default"/>
-      </w:rPr>
-    </w:lvl>
-    <w:lvl w:ilvl="4" w:tplc="040C0003" w:tentative="1">
-      <w:start w:val="1"/>
-      <w:numFmt w:val="bullet"/>
-      <w:lvlText w:val="o"/>
-      <w:lvlJc w:val="left"/>
-      <w:pPr>
-        <w:ind w:left="3600" w:hanging="360"/>
-      </w:pPr>
-      <w:rPr>
-        <w:rFonts w:ascii="Courier New" w:hAnsi="Courier New" w:cs="Courier New" w:hint="default"/>
-      </w:rPr>
-    </w:lvl>
-    <w:lvl w:ilvl="5" w:tplc="040C0005" w:tentative="1">
-      <w:start w:val="1"/>
-      <w:numFmt w:val="bullet"/>
-      <w:lvlText w:val=""/>
-      <w:lvlJc w:val="left"/>
-      <w:pPr>
-        <w:ind w:left="4320" w:hanging="360"/>
-      </w:pPr>
-      <w:rPr>
-        <w:rFonts w:ascii="Wingdings" w:hAnsi="Wingdings" w:hint="default"/>
-      </w:rPr>
-    </w:lvl>
-    <w:lvl w:ilvl="6" w:tplc="040C0001" w:tentative="1">
-      <w:start w:val="1"/>
-      <w:numFmt w:val="bullet"/>
-      <w:lvlText w:val=""/>
-      <w:lvlJc w:val="left"/>
-      <w:pPr>
-        <w:ind w:left="5040" w:hanging="360"/>
-      </w:pPr>
-      <w:rPr>
-        <w:rFonts w:ascii="Symbol" w:hAnsi="Symbol" w:hint="default"/>
-      </w:rPr>
-    </w:lvl>
-    <w:lvl w:ilvl="7" w:tplc="040C0003" w:tentative="1">
-      <w:start w:val="1"/>
-      <w:numFmt w:val="bullet"/>
-      <w:lvlText w:val="o"/>
-      <w:lvlJc w:val="left"/>
-      <w:pPr>
-        <w:ind w:left="5760" w:hanging="360"/>
-      </w:pPr>
-      <w:rPr>
-        <w:rFonts w:ascii="Courier New" w:hAnsi="Courier New" w:cs="Courier New" w:hint="default"/>
-      </w:rPr>
-    </w:lvl>
-    <w:lvl w:ilvl="8" w:tplc="040C0005" w:tentative="1">
-      <w:start w:val="1"/>
-      <w:numFmt w:val="bullet"/>
-      <w:lvlText w:val=""/>
-      <w:lvlJc w:val="left"/>
-      <w:pPr>
-        <w:ind w:left="6480" w:hanging="360"/>
-      </w:pPr>
-      <w:rPr>
-        <w:rFonts w:ascii="Wingdings" w:hAnsi="Wingdings" w:hint="default"/>
-      </w:rPr>
-    </w:lvl>
-  </w:abstractNum>
-  <w:abstractNum w:abstractNumId="38" w15:restartNumberingAfterBreak="0">
-    <w:nsid w:val="5AE0028F"/>
-    <w:multiLevelType w:val="multilevel"/>
-    <w:tmpl w:val="ED3000FC"/>
-    <w:lvl w:ilvl="0">
-      <w:start w:val="1"/>
-      <w:numFmt w:val="bullet"/>
-      <w:lvlText w:val=""/>
-      <w:lvlJc w:val="left"/>
-      <w:pPr>
-        <w:tabs>
-          <w:tab w:val="num" w:pos="720"/>
-        </w:tabs>
-        <w:ind w:left="720" w:hanging="360"/>
-      </w:pPr>
-      <w:rPr>
-        <w:rFonts w:ascii="Symbol" w:hAnsi="Symbol" w:hint="default"/>
-        <w:sz w:val="20"/>
-      </w:rPr>
-    </w:lvl>
-    <w:lvl w:ilvl="1">
-      <w:start w:val="458"/>
-      <w:numFmt w:val="bullet"/>
-      <w:lvlText w:val="-"/>
-      <w:lvlJc w:val="left"/>
-      <w:pPr>
-        <w:ind w:left="1440" w:hanging="360"/>
-      </w:pPr>
-      <w:rPr>
-        <w:rFonts w:ascii="Verdana" w:eastAsiaTheme="minorHAnsi" w:hAnsi="Verdana" w:cstheme="minorBidi" w:hint="default"/>
-      </w:rPr>
-    </w:lvl>
-    <w:lvl w:ilvl="2" w:tentative="1">
-      <w:start w:val="1"/>
-      <w:numFmt w:val="bullet"/>
-      <w:lvlText w:val=""/>
-      <w:lvlJc w:val="left"/>
-      <w:pPr>
-        <w:tabs>
-          <w:tab w:val="num" w:pos="2160"/>
-        </w:tabs>
-        <w:ind w:left="2160" w:hanging="360"/>
-      </w:pPr>
-      <w:rPr>
-        <w:rFonts w:ascii="Wingdings" w:hAnsi="Wingdings" w:hint="default"/>
-        <w:sz w:val="20"/>
-      </w:rPr>
-    </w:lvl>
-    <w:lvl w:ilvl="3" w:tentative="1">
-      <w:start w:val="1"/>
-      <w:numFmt w:val="bullet"/>
-      <w:lvlText w:val=""/>
-      <w:lvlJc w:val="left"/>
-      <w:pPr>
-        <w:tabs>
-          <w:tab w:val="num" w:pos="2880"/>
-        </w:tabs>
-        <w:ind w:left="2880" w:hanging="360"/>
-      </w:pPr>
-      <w:rPr>
-        <w:rFonts w:ascii="Wingdings" w:hAnsi="Wingdings" w:hint="default"/>
-        <w:sz w:val="20"/>
-      </w:rPr>
-    </w:lvl>
-    <w:lvl w:ilvl="4" w:tentative="1">
-      <w:start w:val="1"/>
-      <w:numFmt w:val="bullet"/>
-      <w:lvlText w:val=""/>
-      <w:lvlJc w:val="left"/>
-      <w:pPr>
-        <w:tabs>
-          <w:tab w:val="num" w:pos="3600"/>
-        </w:tabs>
-        <w:ind w:left="3600" w:hanging="360"/>
-      </w:pPr>
-      <w:rPr>
-        <w:rFonts w:ascii="Wingdings" w:hAnsi="Wingdings" w:hint="default"/>
-        <w:sz w:val="20"/>
-      </w:rPr>
-    </w:lvl>
-    <w:lvl w:ilvl="5" w:tentative="1">
-      <w:start w:val="1"/>
-      <w:numFmt w:val="bullet"/>
-      <w:lvlText w:val=""/>
-      <w:lvlJc w:val="left"/>
-      <w:pPr>
-        <w:tabs>
-          <w:tab w:val="num" w:pos="4320"/>
-        </w:tabs>
-        <w:ind w:left="4320" w:hanging="360"/>
-      </w:pPr>
-      <w:rPr>
-        <w:rFonts w:ascii="Wingdings" w:hAnsi="Wingdings" w:hint="default"/>
-        <w:sz w:val="20"/>
-      </w:rPr>
-    </w:lvl>
-    <w:lvl w:ilvl="6" w:tentative="1">
-      <w:start w:val="1"/>
-      <w:numFmt w:val="bullet"/>
-      <w:lvlText w:val=""/>
-      <w:lvlJc w:val="left"/>
-      <w:pPr>
-        <w:tabs>
-          <w:tab w:val="num" w:pos="5040"/>
-        </w:tabs>
-        <w:ind w:left="5040" w:hanging="360"/>
-      </w:pPr>
-      <w:rPr>
-        <w:rFonts w:ascii="Wingdings" w:hAnsi="Wingdings" w:hint="default"/>
-        <w:sz w:val="20"/>
-      </w:rPr>
-    </w:lvl>
-    <w:lvl w:ilvl="7" w:tentative="1">
-      <w:start w:val="1"/>
-      <w:numFmt w:val="bullet"/>
-      <w:lvlText w:val=""/>
-      <w:lvlJc w:val="left"/>
-      <w:pPr>
-        <w:tabs>
-          <w:tab w:val="num" w:pos="5760"/>
-        </w:tabs>
-        <w:ind w:left="5760" w:hanging="360"/>
-      </w:pPr>
-      <w:rPr>
-        <w:rFonts w:ascii="Wingdings" w:hAnsi="Wingdings" w:hint="default"/>
-        <w:sz w:val="20"/>
-      </w:rPr>
-    </w:lvl>
-    <w:lvl w:ilvl="8" w:tentative="1">
-      <w:start w:val="1"/>
-      <w:numFmt w:val="bullet"/>
-      <w:lvlText w:val=""/>
-      <w:lvlJc w:val="left"/>
-      <w:pPr>
-        <w:tabs>
-          <w:tab w:val="num" w:pos="6480"/>
-        </w:tabs>
-        <w:ind w:left="6480" w:hanging="360"/>
-      </w:pPr>
-      <w:rPr>
-        <w:rFonts w:ascii="Wingdings" w:hAnsi="Wingdings" w:hint="default"/>
-        <w:sz w:val="20"/>
-      </w:rPr>
-    </w:lvl>
-  </w:abstractNum>
-  <w:abstractNum w:abstractNumId="39" w15:restartNumberingAfterBreak="0">
-    <w:nsid w:val="5B81352C"/>
-    <w:multiLevelType w:val="multilevel"/>
-    <w:tmpl w:val="4DDC56D2"/>
-    <w:lvl w:ilvl="0">
-      <w:start w:val="1"/>
-      <w:numFmt w:val="bullet"/>
-      <w:lvlText w:val=""/>
-      <w:lvlJc w:val="left"/>
-      <w:pPr>
-        <w:tabs>
-          <w:tab w:val="num" w:pos="720"/>
-        </w:tabs>
-        <w:ind w:left="720" w:hanging="360"/>
-      </w:pPr>
-      <w:rPr>
-        <w:rFonts w:ascii="Symbol" w:hAnsi="Symbol" w:hint="default"/>
-        <w:sz w:val="20"/>
-      </w:rPr>
-    </w:lvl>
-    <w:lvl w:ilvl="1" w:tentative="1">
-      <w:start w:val="1"/>
-      <w:numFmt w:val="bullet"/>
-      <w:lvlText w:val="o"/>
-      <w:lvlJc w:val="left"/>
-      <w:pPr>
-        <w:tabs>
-          <w:tab w:val="num" w:pos="1440"/>
-        </w:tabs>
-        <w:ind w:left="1440" w:hanging="360"/>
-      </w:pPr>
-      <w:rPr>
-        <w:rFonts w:ascii="Courier New" w:hAnsi="Courier New" w:hint="default"/>
-        <w:sz w:val="20"/>
-      </w:rPr>
-    </w:lvl>
-    <w:lvl w:ilvl="2" w:tentative="1">
-      <w:start w:val="1"/>
-      <w:numFmt w:val="bullet"/>
-      <w:lvlText w:val=""/>
-      <w:lvlJc w:val="left"/>
-      <w:pPr>
-        <w:tabs>
-          <w:tab w:val="num" w:pos="2160"/>
-        </w:tabs>
-        <w:ind w:left="2160" w:hanging="360"/>
-      </w:pPr>
-      <w:rPr>
-        <w:rFonts w:ascii="Wingdings" w:hAnsi="Wingdings" w:hint="default"/>
-        <w:sz w:val="20"/>
-      </w:rPr>
-    </w:lvl>
-    <w:lvl w:ilvl="3" w:tentative="1">
-      <w:start w:val="1"/>
-      <w:numFmt w:val="bullet"/>
-      <w:lvlText w:val=""/>
-      <w:lvlJc w:val="left"/>
-      <w:pPr>
-        <w:tabs>
-          <w:tab w:val="num" w:pos="2880"/>
-        </w:tabs>
-        <w:ind w:left="2880" w:hanging="360"/>
-      </w:pPr>
-      <w:rPr>
-        <w:rFonts w:ascii="Wingdings" w:hAnsi="Wingdings" w:hint="default"/>
-        <w:sz w:val="20"/>
-      </w:rPr>
-    </w:lvl>
-    <w:lvl w:ilvl="4" w:tentative="1">
-      <w:start w:val="1"/>
-      <w:numFmt w:val="bullet"/>
-      <w:lvlText w:val=""/>
-      <w:lvlJc w:val="left"/>
-      <w:pPr>
-        <w:tabs>
-          <w:tab w:val="num" w:pos="3600"/>
-        </w:tabs>
-        <w:ind w:left="3600" w:hanging="360"/>
-      </w:pPr>
-      <w:rPr>
-        <w:rFonts w:ascii="Wingdings" w:hAnsi="Wingdings" w:hint="default"/>
-        <w:sz w:val="20"/>
-      </w:rPr>
-    </w:lvl>
-    <w:lvl w:ilvl="5" w:tentative="1">
-      <w:start w:val="1"/>
-      <w:numFmt w:val="bullet"/>
-      <w:lvlText w:val=""/>
-      <w:lvlJc w:val="left"/>
-      <w:pPr>
-        <w:tabs>
-          <w:tab w:val="num" w:pos="4320"/>
-        </w:tabs>
-        <w:ind w:left="4320" w:hanging="360"/>
-      </w:pPr>
-      <w:rPr>
-        <w:rFonts w:ascii="Wingdings" w:hAnsi="Wingdings" w:hint="default"/>
-        <w:sz w:val="20"/>
-      </w:rPr>
-    </w:lvl>
-    <w:lvl w:ilvl="6" w:tentative="1">
-      <w:start w:val="1"/>
-      <w:numFmt w:val="bullet"/>
-      <w:lvlText w:val=""/>
-      <w:lvlJc w:val="left"/>
-      <w:pPr>
-        <w:tabs>
-          <w:tab w:val="num" w:pos="5040"/>
-        </w:tabs>
-        <w:ind w:left="5040" w:hanging="360"/>
-      </w:pPr>
-      <w:rPr>
-        <w:rFonts w:ascii="Wingdings" w:hAnsi="Wingdings" w:hint="default"/>
-        <w:sz w:val="20"/>
-      </w:rPr>
-    </w:lvl>
-    <w:lvl w:ilvl="7" w:tentative="1">
-      <w:start w:val="1"/>
-      <w:numFmt w:val="bullet"/>
-      <w:lvlText w:val=""/>
-      <w:lvlJc w:val="left"/>
-      <w:pPr>
-        <w:tabs>
-          <w:tab w:val="num" w:pos="5760"/>
-        </w:tabs>
-        <w:ind w:left="5760" w:hanging="360"/>
-      </w:pPr>
-      <w:rPr>
-        <w:rFonts w:ascii="Wingdings" w:hAnsi="Wingdings" w:hint="default"/>
-        <w:sz w:val="20"/>
-      </w:rPr>
-    </w:lvl>
-    <w:lvl w:ilvl="8" w:tentative="1">
-      <w:start w:val="1"/>
-      <w:numFmt w:val="bullet"/>
-      <w:lvlText w:val=""/>
-      <w:lvlJc w:val="left"/>
-      <w:pPr>
-        <w:tabs>
-          <w:tab w:val="num" w:pos="6480"/>
-        </w:tabs>
-        <w:ind w:left="6480" w:hanging="360"/>
-      </w:pPr>
-      <w:rPr>
-        <w:rFonts w:ascii="Wingdings" w:hAnsi="Wingdings" w:hint="default"/>
-        <w:sz w:val="20"/>
-      </w:rPr>
-    </w:lvl>
-  </w:abstractNum>
-  <w:abstractNum w:abstractNumId="40" w15:restartNumberingAfterBreak="0">
-    <w:nsid w:val="5CA447AF"/>
-    <w:multiLevelType w:val="hybridMultilevel"/>
-    <w:tmpl w:val="5B3216EA"/>
-    <w:lvl w:ilvl="0" w:tplc="96B4074A">
-      <w:start w:val="1"/>
-      <w:numFmt w:val="lowerLetter"/>
-      <w:lvlText w:val="%1."/>
-      <w:lvlJc w:val="left"/>
-      <w:pPr>
-        <w:ind w:left="720" w:hanging="360"/>
-      </w:pPr>
-      <w:rPr>
-        <w:rFonts w:hint="default"/>
-        <w:b/>
-        <w:bCs/>
-      </w:rPr>
-    </w:lvl>
-    <w:lvl w:ilvl="1" w:tplc="040C0019" w:tentative="1">
-      <w:start w:val="1"/>
-      <w:numFmt w:val="lowerLetter"/>
-      <w:lvlText w:val="%2."/>
-      <w:lvlJc w:val="left"/>
-      <w:pPr>
-        <w:ind w:left="1440" w:hanging="360"/>
-      </w:pPr>
-    </w:lvl>
-    <w:lvl w:ilvl="2" w:tplc="040C001B" w:tentative="1">
-      <w:start w:val="1"/>
-      <w:numFmt w:val="lowerRoman"/>
-      <w:lvlText w:val="%3."/>
-      <w:lvlJc w:val="right"/>
-      <w:pPr>
-        <w:ind w:left="2160" w:hanging="180"/>
-      </w:pPr>
-    </w:lvl>
-    <w:lvl w:ilvl="3" w:tplc="040C000F" w:tentative="1">
-      <w:start w:val="1"/>
-      <w:numFmt w:val="decimal"/>
-      <w:lvlText w:val="%4."/>
-      <w:lvlJc w:val="left"/>
-      <w:pPr>
-        <w:ind w:left="2880" w:hanging="360"/>
-      </w:pPr>
-    </w:lvl>
-    <w:lvl w:ilvl="4" w:tplc="040C0019" w:tentative="1">
-      <w:start w:val="1"/>
-      <w:numFmt w:val="lowerLetter"/>
-      <w:lvlText w:val="%5."/>
-      <w:lvlJc w:val="left"/>
-      <w:pPr>
-        <w:ind w:left="3600" w:hanging="360"/>
-      </w:pPr>
-    </w:lvl>
-    <w:lvl w:ilvl="5" w:tplc="040C001B" w:tentative="1">
-      <w:start w:val="1"/>
-      <w:numFmt w:val="lowerRoman"/>
-      <w:lvlText w:val="%6."/>
-      <w:lvlJc w:val="right"/>
-      <w:pPr>
-        <w:ind w:left="4320" w:hanging="180"/>
-      </w:pPr>
-    </w:lvl>
-    <w:lvl w:ilvl="6" w:tplc="040C000F" w:tentative="1">
-      <w:start w:val="1"/>
-      <w:numFmt w:val="decimal"/>
-      <w:lvlText w:val="%7."/>
-      <w:lvlJc w:val="left"/>
-      <w:pPr>
-        <w:ind w:left="5040" w:hanging="360"/>
-      </w:pPr>
-    </w:lvl>
-    <w:lvl w:ilvl="7" w:tplc="040C0019" w:tentative="1">
-      <w:start w:val="1"/>
-      <w:numFmt w:val="lowerLetter"/>
-      <w:lvlText w:val="%8."/>
-      <w:lvlJc w:val="left"/>
-      <w:pPr>
-        <w:ind w:left="5760" w:hanging="360"/>
-      </w:pPr>
-    </w:lvl>
-    <w:lvl w:ilvl="8" w:tplc="040C001B" w:tentative="1">
-      <w:start w:val="1"/>
-      <w:numFmt w:val="lowerRoman"/>
-      <w:lvlText w:val="%9."/>
-      <w:lvlJc w:val="right"/>
-      <w:pPr>
-        <w:ind w:left="6480" w:hanging="180"/>
-      </w:pPr>
-    </w:lvl>
-  </w:abstractNum>
-  <w:abstractNum w:abstractNumId="41" w15:restartNumberingAfterBreak="0">
-    <w:nsid w:val="69EE1A4B"/>
-    <w:multiLevelType w:val="multilevel"/>
-    <w:tmpl w:val="D3502CCE"/>
-    <w:lvl w:ilvl="0">
-      <w:start w:val="1"/>
-      <w:numFmt w:val="bullet"/>
-      <w:lvlText w:val=""/>
-      <w:lvlJc w:val="left"/>
-      <w:pPr>
-        <w:tabs>
-          <w:tab w:val="num" w:pos="720"/>
-        </w:tabs>
-        <w:ind w:left="720" w:hanging="360"/>
-      </w:pPr>
-      <w:rPr>
-        <w:rFonts w:ascii="Symbol" w:hAnsi="Symbol" w:hint="default"/>
-        <w:sz w:val="20"/>
-      </w:rPr>
-    </w:lvl>
-    <w:lvl w:ilvl="1" w:tentative="1">
-      <w:start w:val="1"/>
-      <w:numFmt w:val="bullet"/>
-      <w:lvlText w:val="o"/>
-      <w:lvlJc w:val="left"/>
-      <w:pPr>
-        <w:tabs>
-          <w:tab w:val="num" w:pos="1440"/>
-        </w:tabs>
-        <w:ind w:left="1440" w:hanging="360"/>
-      </w:pPr>
-      <w:rPr>
-        <w:rFonts w:ascii="Courier New" w:hAnsi="Courier New" w:hint="default"/>
-        <w:sz w:val="20"/>
-      </w:rPr>
-    </w:lvl>
-    <w:lvl w:ilvl="2" w:tentative="1">
-      <w:start w:val="1"/>
-      <w:numFmt w:val="bullet"/>
-      <w:lvlText w:val=""/>
-      <w:lvlJc w:val="left"/>
-      <w:pPr>
-        <w:tabs>
-          <w:tab w:val="num" w:pos="2160"/>
-        </w:tabs>
-        <w:ind w:left="2160" w:hanging="360"/>
-      </w:pPr>
-      <w:rPr>
-        <w:rFonts w:ascii="Wingdings" w:hAnsi="Wingdings" w:hint="default"/>
-        <w:sz w:val="20"/>
-      </w:rPr>
-    </w:lvl>
-    <w:lvl w:ilvl="3" w:tentative="1">
-      <w:start w:val="1"/>
-      <w:numFmt w:val="bullet"/>
-      <w:lvlText w:val=""/>
-      <w:lvlJc w:val="left"/>
-      <w:pPr>
-        <w:tabs>
-          <w:tab w:val="num" w:pos="2880"/>
-        </w:tabs>
-        <w:ind w:left="2880" w:hanging="360"/>
-      </w:pPr>
-      <w:rPr>
-        <w:rFonts w:ascii="Wingdings" w:hAnsi="Wingdings" w:hint="default"/>
-        <w:sz w:val="20"/>
-      </w:rPr>
-    </w:lvl>
-    <w:lvl w:ilvl="4" w:tentative="1">
-      <w:start w:val="1"/>
-      <w:numFmt w:val="bullet"/>
-      <w:lvlText w:val=""/>
-      <w:lvlJc w:val="left"/>
-      <w:pPr>
-        <w:tabs>
-          <w:tab w:val="num" w:pos="3600"/>
-        </w:tabs>
-        <w:ind w:left="3600" w:hanging="360"/>
-      </w:pPr>
-      <w:rPr>
-        <w:rFonts w:ascii="Wingdings" w:hAnsi="Wingdings" w:hint="default"/>
-        <w:sz w:val="20"/>
-      </w:rPr>
-    </w:lvl>
-    <w:lvl w:ilvl="5" w:tentative="1">
-      <w:start w:val="1"/>
-      <w:numFmt w:val="bullet"/>
-      <w:lvlText w:val=""/>
-      <w:lvlJc w:val="left"/>
-      <w:pPr>
-        <w:tabs>
-          <w:tab w:val="num" w:pos="4320"/>
-        </w:tabs>
-        <w:ind w:left="4320" w:hanging="360"/>
-      </w:pPr>
-      <w:rPr>
-        <w:rFonts w:ascii="Wingdings" w:hAnsi="Wingdings" w:hint="default"/>
-        <w:sz w:val="20"/>
-      </w:rPr>
-    </w:lvl>
-    <w:lvl w:ilvl="6" w:tentative="1">
-      <w:start w:val="1"/>
-      <w:numFmt w:val="bullet"/>
-      <w:lvlText w:val=""/>
-      <w:lvlJc w:val="left"/>
-      <w:pPr>
-        <w:tabs>
-          <w:tab w:val="num" w:pos="5040"/>
-        </w:tabs>
-        <w:ind w:left="5040" w:hanging="360"/>
-      </w:pPr>
-      <w:rPr>
-        <w:rFonts w:ascii="Wingdings" w:hAnsi="Wingdings" w:hint="default"/>
-        <w:sz w:val="20"/>
-      </w:rPr>
-    </w:lvl>
-    <w:lvl w:ilvl="7" w:tentative="1">
-      <w:start w:val="1"/>
-      <w:numFmt w:val="bullet"/>
-      <w:lvlText w:val=""/>
-      <w:lvlJc w:val="left"/>
-      <w:pPr>
-        <w:tabs>
-          <w:tab w:val="num" w:pos="5760"/>
-        </w:tabs>
-        <w:ind w:left="5760" w:hanging="360"/>
-      </w:pPr>
-      <w:rPr>
-        <w:rFonts w:ascii="Wingdings" w:hAnsi="Wingdings" w:hint="default"/>
-        <w:sz w:val="20"/>
-      </w:rPr>
-    </w:lvl>
-    <w:lvl w:ilvl="8" w:tentative="1">
-      <w:start w:val="1"/>
-      <w:numFmt w:val="bullet"/>
-      <w:lvlText w:val=""/>
-      <w:lvlJc w:val="left"/>
-      <w:pPr>
-        <w:tabs>
-          <w:tab w:val="num" w:pos="6480"/>
-        </w:tabs>
-        <w:ind w:left="6480" w:hanging="360"/>
-      </w:pPr>
-      <w:rPr>
-        <w:rFonts w:ascii="Wingdings" w:hAnsi="Wingdings" w:hint="default"/>
-        <w:sz w:val="20"/>
-      </w:rPr>
-    </w:lvl>
-  </w:abstractNum>
-  <w:abstractNum w:abstractNumId="42" w15:restartNumberingAfterBreak="0">
-    <w:nsid w:val="6A353FD8"/>
-    <w:multiLevelType w:val="multilevel"/>
-    <w:tmpl w:val="0188F726"/>
-    <w:lvl w:ilvl="0">
-      <w:start w:val="1"/>
-      <w:numFmt w:val="bullet"/>
-      <w:lvlText w:val=""/>
-      <w:lvlJc w:val="left"/>
-      <w:pPr>
-        <w:tabs>
-          <w:tab w:val="num" w:pos="720"/>
-        </w:tabs>
-        <w:ind w:left="720" w:hanging="360"/>
-      </w:pPr>
-      <w:rPr>
-        <w:rFonts w:ascii="Symbol" w:hAnsi="Symbol" w:hint="default"/>
-        <w:sz w:val="20"/>
-      </w:rPr>
-    </w:lvl>
-    <w:lvl w:ilvl="1" w:tentative="1">
-      <w:start w:val="1"/>
-      <w:numFmt w:val="bullet"/>
-      <w:lvlText w:val="o"/>
-      <w:lvlJc w:val="left"/>
-      <w:pPr>
-        <w:tabs>
-          <w:tab w:val="num" w:pos="1440"/>
-        </w:tabs>
-        <w:ind w:left="1440" w:hanging="360"/>
-      </w:pPr>
-      <w:rPr>
-        <w:rFonts w:ascii="Courier New" w:hAnsi="Courier New" w:hint="default"/>
-        <w:sz w:val="20"/>
-      </w:rPr>
-    </w:lvl>
-    <w:lvl w:ilvl="2" w:tentative="1">
-      <w:start w:val="1"/>
-      <w:numFmt w:val="bullet"/>
-      <w:lvlText w:val=""/>
-      <w:lvlJc w:val="left"/>
-      <w:pPr>
-        <w:tabs>
-          <w:tab w:val="num" w:pos="2160"/>
-        </w:tabs>
-        <w:ind w:left="2160" w:hanging="360"/>
-      </w:pPr>
-      <w:rPr>
-        <w:rFonts w:ascii="Wingdings" w:hAnsi="Wingdings" w:hint="default"/>
-        <w:sz w:val="20"/>
-      </w:rPr>
-    </w:lvl>
-    <w:lvl w:ilvl="3" w:tentative="1">
-      <w:start w:val="1"/>
-      <w:numFmt w:val="bullet"/>
-      <w:lvlText w:val=""/>
-      <w:lvlJc w:val="left"/>
-      <w:pPr>
-        <w:tabs>
-          <w:tab w:val="num" w:pos="2880"/>
-        </w:tabs>
-        <w:ind w:left="2880" w:hanging="360"/>
-      </w:pPr>
-      <w:rPr>
-        <w:rFonts w:ascii="Wingdings" w:hAnsi="Wingdings" w:hint="default"/>
-        <w:sz w:val="20"/>
-      </w:rPr>
-    </w:lvl>
-    <w:lvl w:ilvl="4" w:tentative="1">
-      <w:start w:val="1"/>
-      <w:numFmt w:val="bullet"/>
-      <w:lvlText w:val=""/>
-      <w:lvlJc w:val="left"/>
-      <w:pPr>
-        <w:tabs>
-          <w:tab w:val="num" w:pos="3600"/>
-        </w:tabs>
-        <w:ind w:left="3600" w:hanging="360"/>
-      </w:pPr>
-      <w:rPr>
-        <w:rFonts w:ascii="Wingdings" w:hAnsi="Wingdings" w:hint="default"/>
-        <w:sz w:val="20"/>
-      </w:rPr>
-    </w:lvl>
-    <w:lvl w:ilvl="5" w:tentative="1">
-      <w:start w:val="1"/>
-      <w:numFmt w:val="bullet"/>
-      <w:lvlText w:val=""/>
-      <w:lvlJc w:val="left"/>
-      <w:pPr>
-        <w:tabs>
-          <w:tab w:val="num" w:pos="4320"/>
-        </w:tabs>
-        <w:ind w:left="4320" w:hanging="360"/>
-      </w:pPr>
-      <w:rPr>
-        <w:rFonts w:ascii="Wingdings" w:hAnsi="Wingdings" w:hint="default"/>
-        <w:sz w:val="20"/>
-      </w:rPr>
-    </w:lvl>
-    <w:lvl w:ilvl="6" w:tentative="1">
-      <w:start w:val="1"/>
-      <w:numFmt w:val="bullet"/>
-      <w:lvlText w:val=""/>
-      <w:lvlJc w:val="left"/>
-      <w:pPr>
-        <w:tabs>
-          <w:tab w:val="num" w:pos="5040"/>
-        </w:tabs>
-        <w:ind w:left="5040" w:hanging="360"/>
-      </w:pPr>
-      <w:rPr>
-        <w:rFonts w:ascii="Wingdings" w:hAnsi="Wingdings" w:hint="default"/>
-        <w:sz w:val="20"/>
-      </w:rPr>
-    </w:lvl>
-    <w:lvl w:ilvl="7" w:tentative="1">
-      <w:start w:val="1"/>
-      <w:numFmt w:val="bullet"/>
-      <w:lvlText w:val=""/>
-      <w:lvlJc w:val="left"/>
-      <w:pPr>
-        <w:tabs>
-          <w:tab w:val="num" w:pos="5760"/>
-        </w:tabs>
-        <w:ind w:left="5760" w:hanging="360"/>
-      </w:pPr>
-      <w:rPr>
-        <w:rFonts w:ascii="Wingdings" w:hAnsi="Wingdings" w:hint="default"/>
-        <w:sz w:val="20"/>
-      </w:rPr>
-    </w:lvl>
-    <w:lvl w:ilvl="8" w:tentative="1">
-      <w:start w:val="1"/>
-      <w:numFmt w:val="bullet"/>
-      <w:lvlText w:val=""/>
-      <w:lvlJc w:val="left"/>
-      <w:pPr>
-        <w:tabs>
-          <w:tab w:val="num" w:pos="6480"/>
-        </w:tabs>
-        <w:ind w:left="6480" w:hanging="360"/>
-      </w:pPr>
-      <w:rPr>
-        <w:rFonts w:ascii="Wingdings" w:hAnsi="Wingdings" w:hint="default"/>
-        <w:sz w:val="20"/>
-      </w:rPr>
-    </w:lvl>
-  </w:abstractNum>
-  <w:abstractNum w:abstractNumId="43" w15:restartNumberingAfterBreak="0">
-    <w:nsid w:val="6ACC5896"/>
-    <w:multiLevelType w:val="hybridMultilevel"/>
-    <w:tmpl w:val="6746726C"/>
-    <w:lvl w:ilvl="0" w:tplc="040C0001">
-      <w:start w:val="1"/>
-      <w:numFmt w:val="bullet"/>
-      <w:lvlText w:val=""/>
-      <w:lvlJc w:val="left"/>
-      <w:pPr>
-        <w:ind w:left="720" w:hanging="360"/>
-      </w:pPr>
-      <w:rPr>
-        <w:rFonts w:ascii="Symbol" w:hAnsi="Symbol" w:hint="default"/>
-      </w:rPr>
-    </w:lvl>
-    <w:lvl w:ilvl="1" w:tplc="040C0003" w:tentative="1">
-      <w:start w:val="1"/>
-      <w:numFmt w:val="bullet"/>
-      <w:lvlText w:val="o"/>
-      <w:lvlJc w:val="left"/>
-      <w:pPr>
-        <w:ind w:left="1440" w:hanging="360"/>
-      </w:pPr>
-      <w:rPr>
-        <w:rFonts w:ascii="Courier New" w:hAnsi="Courier New" w:cs="Courier New" w:hint="default"/>
-      </w:rPr>
-    </w:lvl>
-    <w:lvl w:ilvl="2" w:tplc="040C0005" w:tentative="1">
-      <w:start w:val="1"/>
-      <w:numFmt w:val="bullet"/>
-      <w:lvlText w:val=""/>
-      <w:lvlJc w:val="left"/>
-      <w:pPr>
-        <w:ind w:left="2160" w:hanging="360"/>
-      </w:pPr>
-      <w:rPr>
-        <w:rFonts w:ascii="Wingdings" w:hAnsi="Wingdings" w:hint="default"/>
-      </w:rPr>
-    </w:lvl>
-    <w:lvl w:ilvl="3" w:tplc="040C0001" w:tentative="1">
-      <w:start w:val="1"/>
-      <w:numFmt w:val="bullet"/>
-      <w:lvlText w:val=""/>
-      <w:lvlJc w:val="left"/>
-      <w:pPr>
-        <w:ind w:left="2880" w:hanging="360"/>
-      </w:pPr>
-      <w:rPr>
-        <w:rFonts w:ascii="Symbol" w:hAnsi="Symbol" w:hint="default"/>
-      </w:rPr>
-    </w:lvl>
-    <w:lvl w:ilvl="4" w:tplc="040C0003" w:tentative="1">
-      <w:start w:val="1"/>
-      <w:numFmt w:val="bullet"/>
-      <w:lvlText w:val="o"/>
-      <w:lvlJc w:val="left"/>
-      <w:pPr>
-        <w:ind w:left="3600" w:hanging="360"/>
-      </w:pPr>
-      <w:rPr>
-        <w:rFonts w:ascii="Courier New" w:hAnsi="Courier New" w:cs="Courier New" w:hint="default"/>
-      </w:rPr>
-    </w:lvl>
-    <w:lvl w:ilvl="5" w:tplc="040C0005" w:tentative="1">
-      <w:start w:val="1"/>
-      <w:numFmt w:val="bullet"/>
-      <w:lvlText w:val=""/>
-      <w:lvlJc w:val="left"/>
-      <w:pPr>
-        <w:ind w:left="4320" w:hanging="360"/>
-      </w:pPr>
-      <w:rPr>
-        <w:rFonts w:ascii="Wingdings" w:hAnsi="Wingdings" w:hint="default"/>
-      </w:rPr>
-    </w:lvl>
-    <w:lvl w:ilvl="6" w:tplc="040C0001" w:tentative="1">
-      <w:start w:val="1"/>
-      <w:numFmt w:val="bullet"/>
-      <w:lvlText w:val=""/>
-      <w:lvlJc w:val="left"/>
-      <w:pPr>
-        <w:ind w:left="5040" w:hanging="360"/>
-      </w:pPr>
-      <w:rPr>
-        <w:rFonts w:ascii="Symbol" w:hAnsi="Symbol" w:hint="default"/>
-      </w:rPr>
-    </w:lvl>
-    <w:lvl w:ilvl="7" w:tplc="040C0003" w:tentative="1">
-      <w:start w:val="1"/>
-      <w:numFmt w:val="bullet"/>
-      <w:lvlText w:val="o"/>
-      <w:lvlJc w:val="left"/>
-      <w:pPr>
-        <w:ind w:left="5760" w:hanging="360"/>
-      </w:pPr>
-      <w:rPr>
-        <w:rFonts w:ascii="Courier New" w:hAnsi="Courier New" w:cs="Courier New" w:hint="default"/>
-      </w:rPr>
-    </w:lvl>
-    <w:lvl w:ilvl="8" w:tplc="040C0005" w:tentative="1">
-      <w:start w:val="1"/>
-      <w:numFmt w:val="bullet"/>
-      <w:lvlText w:val=""/>
-      <w:lvlJc w:val="left"/>
-      <w:pPr>
-        <w:ind w:left="6480" w:hanging="360"/>
-      </w:pPr>
-      <w:rPr>
-        <w:rFonts w:ascii="Wingdings" w:hAnsi="Wingdings" w:hint="default"/>
-      </w:rPr>
-    </w:lvl>
-  </w:abstractNum>
-  <w:abstractNum w:abstractNumId="44" w15:restartNumberingAfterBreak="0">
-    <w:nsid w:val="740C4461"/>
-    <w:multiLevelType w:val="hybridMultilevel"/>
-    <w:tmpl w:val="1758D50A"/>
-    <w:lvl w:ilvl="0" w:tplc="040C0001">
-      <w:start w:val="1"/>
-      <w:numFmt w:val="bullet"/>
-      <w:lvlText w:val=""/>
-      <w:lvlJc w:val="left"/>
-      <w:pPr>
-        <w:ind w:left="720" w:hanging="360"/>
-      </w:pPr>
-      <w:rPr>
-        <w:rFonts w:ascii="Symbol" w:hAnsi="Symbol" w:hint="default"/>
-      </w:rPr>
-    </w:lvl>
-    <w:lvl w:ilvl="1" w:tplc="040C0003" w:tentative="1">
-      <w:start w:val="1"/>
-      <w:numFmt w:val="bullet"/>
-      <w:lvlText w:val="o"/>
-      <w:lvlJc w:val="left"/>
-      <w:pPr>
-        <w:ind w:left="1440" w:hanging="360"/>
-      </w:pPr>
-      <w:rPr>
-        <w:rFonts w:ascii="Courier New" w:hAnsi="Courier New" w:cs="Courier New" w:hint="default"/>
-      </w:rPr>
-    </w:lvl>
-    <w:lvl w:ilvl="2" w:tplc="040C0005" w:tentative="1">
-      <w:start w:val="1"/>
-      <w:numFmt w:val="bullet"/>
-      <w:lvlText w:val=""/>
-      <w:lvlJc w:val="left"/>
-      <w:pPr>
-        <w:ind w:left="2160" w:hanging="360"/>
-      </w:pPr>
-      <w:rPr>
-        <w:rFonts w:ascii="Wingdings" w:hAnsi="Wingdings" w:hint="default"/>
-      </w:rPr>
-    </w:lvl>
-    <w:lvl w:ilvl="3" w:tplc="040C0001" w:tentative="1">
-      <w:start w:val="1"/>
-      <w:numFmt w:val="bullet"/>
-      <w:lvlText w:val=""/>
-      <w:lvlJc w:val="left"/>
-      <w:pPr>
-        <w:ind w:left="2880" w:hanging="360"/>
-      </w:pPr>
-      <w:rPr>
-        <w:rFonts w:ascii="Symbol" w:hAnsi="Symbol" w:hint="default"/>
-      </w:rPr>
-    </w:lvl>
-    <w:lvl w:ilvl="4" w:tplc="040C0003" w:tentative="1">
-      <w:start w:val="1"/>
-      <w:numFmt w:val="bullet"/>
-      <w:lvlText w:val="o"/>
-      <w:lvlJc w:val="left"/>
-      <w:pPr>
-        <w:ind w:left="3600" w:hanging="360"/>
-      </w:pPr>
-      <w:rPr>
-        <w:rFonts w:ascii="Courier New" w:hAnsi="Courier New" w:cs="Courier New" w:hint="default"/>
-      </w:rPr>
-    </w:lvl>
-    <w:lvl w:ilvl="5" w:tplc="040C0005" w:tentative="1">
-      <w:start w:val="1"/>
-      <w:numFmt w:val="bullet"/>
-      <w:lvlText w:val=""/>
-      <w:lvlJc w:val="left"/>
-      <w:pPr>
-        <w:ind w:left="4320" w:hanging="360"/>
-      </w:pPr>
-      <w:rPr>
-        <w:rFonts w:ascii="Wingdings" w:hAnsi="Wingdings" w:hint="default"/>
-      </w:rPr>
-    </w:lvl>
-    <w:lvl w:ilvl="6" w:tplc="040C0001" w:tentative="1">
-      <w:start w:val="1"/>
-      <w:numFmt w:val="bullet"/>
-      <w:lvlText w:val=""/>
-      <w:lvlJc w:val="left"/>
-      <w:pPr>
-        <w:ind w:left="5040" w:hanging="360"/>
-      </w:pPr>
-      <w:rPr>
-        <w:rFonts w:ascii="Symbol" w:hAnsi="Symbol" w:hint="default"/>
-      </w:rPr>
-    </w:lvl>
-    <w:lvl w:ilvl="7" w:tplc="040C0003" w:tentative="1">
-      <w:start w:val="1"/>
-      <w:numFmt w:val="bullet"/>
-      <w:lvlText w:val="o"/>
-      <w:lvlJc w:val="left"/>
-      <w:pPr>
-        <w:ind w:left="5760" w:hanging="360"/>
-      </w:pPr>
-      <w:rPr>
-        <w:rFonts w:ascii="Courier New" w:hAnsi="Courier New" w:cs="Courier New" w:hint="default"/>
-      </w:rPr>
-    </w:lvl>
-    <w:lvl w:ilvl="8" w:tplc="040C0005" w:tentative="1">
-      <w:start w:val="1"/>
-      <w:numFmt w:val="bullet"/>
-      <w:lvlText w:val=""/>
-      <w:lvlJc w:val="left"/>
-      <w:pPr>
-        <w:ind w:left="6480" w:hanging="360"/>
-      </w:pPr>
-      <w:rPr>
-        <w:rFonts w:ascii="Wingdings" w:hAnsi="Wingdings" w:hint="default"/>
-      </w:rPr>
-    </w:lvl>
-  </w:abstractNum>
-  <w:abstractNum w:abstractNumId="45" w15:restartNumberingAfterBreak="0">
-    <w:nsid w:val="76487A28"/>
-    <w:multiLevelType w:val="hybridMultilevel"/>
-    <w:tmpl w:val="601ECE0C"/>
-    <w:lvl w:ilvl="0" w:tplc="4CAAAE20">
-      <w:start w:val="1"/>
-      <w:numFmt w:val="decimal"/>
-      <w:lvlText w:val="%1."/>
-      <w:lvlJc w:val="left"/>
-      <w:pPr>
-        <w:ind w:left="720" w:hanging="360"/>
-      </w:pPr>
-      <w:rPr>
-        <w:rFonts w:hint="default"/>
-        <w:b/>
-        <w:bCs/>
-      </w:rPr>
-    </w:lvl>
-    <w:lvl w:ilvl="1" w:tplc="040C0019">
-      <w:start w:val="1"/>
-      <w:numFmt w:val="lowerLetter"/>
-      <w:lvlText w:val="%2."/>
-      <w:lvlJc w:val="left"/>
-      <w:pPr>
-        <w:ind w:left="1440" w:hanging="360"/>
-      </w:pPr>
-    </w:lvl>
-    <w:lvl w:ilvl="2" w:tplc="040C001B" w:tentative="1">
-      <w:start w:val="1"/>
-      <w:numFmt w:val="lowerRoman"/>
-      <w:lvlText w:val="%3."/>
-      <w:lvlJc w:val="right"/>
-      <w:pPr>
-        <w:ind w:left="2160" w:hanging="180"/>
-      </w:pPr>
-    </w:lvl>
-    <w:lvl w:ilvl="3" w:tplc="040C000F" w:tentative="1">
-      <w:start w:val="1"/>
-      <w:numFmt w:val="decimal"/>
-      <w:lvlText w:val="%4."/>
-      <w:lvlJc w:val="left"/>
-      <w:pPr>
-        <w:ind w:left="2880" w:hanging="360"/>
-      </w:pPr>
-    </w:lvl>
-    <w:lvl w:ilvl="4" w:tplc="040C0019" w:tentative="1">
-      <w:start w:val="1"/>
-      <w:numFmt w:val="lowerLetter"/>
-      <w:lvlText w:val="%5."/>
-      <w:lvlJc w:val="left"/>
-      <w:pPr>
-        <w:ind w:left="3600" w:hanging="360"/>
-      </w:pPr>
-    </w:lvl>
-    <w:lvl w:ilvl="5" w:tplc="040C001B" w:tentative="1">
-      <w:start w:val="1"/>
-      <w:numFmt w:val="lowerRoman"/>
-      <w:lvlText w:val="%6."/>
-      <w:lvlJc w:val="right"/>
-      <w:pPr>
-        <w:ind w:left="4320" w:hanging="180"/>
-      </w:pPr>
-    </w:lvl>
-    <w:lvl w:ilvl="6" w:tplc="040C000F" w:tentative="1">
-      <w:start w:val="1"/>
-      <w:numFmt w:val="decimal"/>
-      <w:lvlText w:val="%7."/>
-      <w:lvlJc w:val="left"/>
-      <w:pPr>
-        <w:ind w:left="5040" w:hanging="360"/>
-      </w:pPr>
-    </w:lvl>
-    <w:lvl w:ilvl="7" w:tplc="040C0019" w:tentative="1">
-      <w:start w:val="1"/>
-      <w:numFmt w:val="lowerLetter"/>
-      <w:lvlText w:val="%8."/>
-      <w:lvlJc w:val="left"/>
-      <w:pPr>
-        <w:ind w:left="5760" w:hanging="360"/>
-      </w:pPr>
-    </w:lvl>
-    <w:lvl w:ilvl="8" w:tplc="040C001B" w:tentative="1">
-      <w:start w:val="1"/>
-      <w:numFmt w:val="lowerRoman"/>
-      <w:lvlText w:val="%9."/>
-      <w:lvlJc w:val="right"/>
-      <w:pPr>
-        <w:ind w:left="6480" w:hanging="180"/>
-      </w:pPr>
-    </w:lvl>
-  </w:abstractNum>
-  <w:abstractNum w:abstractNumId="46" w15:restartNumberingAfterBreak="0">
-    <w:nsid w:val="78F53273"/>
-    <w:multiLevelType w:val="hybridMultilevel"/>
-    <w:tmpl w:val="5A361C80"/>
-    <w:lvl w:ilvl="0" w:tplc="040C0001">
-      <w:start w:val="1"/>
-      <w:numFmt w:val="bullet"/>
-      <w:lvlText w:val=""/>
-      <w:lvlJc w:val="left"/>
-      <w:pPr>
-        <w:ind w:left="720" w:hanging="360"/>
-      </w:pPr>
-      <w:rPr>
-        <w:rFonts w:ascii="Symbol" w:hAnsi="Symbol" w:hint="default"/>
-      </w:rPr>
-    </w:lvl>
-    <w:lvl w:ilvl="1" w:tplc="040C0003" w:tentative="1">
-      <w:start w:val="1"/>
-      <w:numFmt w:val="bullet"/>
-      <w:lvlText w:val="o"/>
-      <w:lvlJc w:val="left"/>
-      <w:pPr>
-        <w:ind w:left="1440" w:hanging="360"/>
-      </w:pPr>
-      <w:rPr>
-        <w:rFonts w:ascii="Courier New" w:hAnsi="Courier New" w:cs="Courier New" w:hint="default"/>
-      </w:rPr>
-    </w:lvl>
-    <w:lvl w:ilvl="2" w:tplc="040C0005" w:tentative="1">
-      <w:start w:val="1"/>
-      <w:numFmt w:val="bullet"/>
-      <w:lvlText w:val=""/>
-      <w:lvlJc w:val="left"/>
-      <w:pPr>
-        <w:ind w:left="2160" w:hanging="360"/>
-      </w:pPr>
-      <w:rPr>
-        <w:rFonts w:ascii="Wingdings" w:hAnsi="Wingdings" w:hint="default"/>
-      </w:rPr>
-    </w:lvl>
-    <w:lvl w:ilvl="3" w:tplc="040C0001" w:tentative="1">
-      <w:start w:val="1"/>
-      <w:numFmt w:val="bullet"/>
-      <w:lvlText w:val=""/>
-      <w:lvlJc w:val="left"/>
-      <w:pPr>
-        <w:ind w:left="2880" w:hanging="360"/>
-      </w:pPr>
-      <w:rPr>
-        <w:rFonts w:ascii="Symbol" w:hAnsi="Symbol" w:hint="default"/>
-      </w:rPr>
-    </w:lvl>
-    <w:lvl w:ilvl="4" w:tplc="040C0003" w:tentative="1">
-      <w:start w:val="1"/>
-      <w:numFmt w:val="bullet"/>
-      <w:lvlText w:val="o"/>
-      <w:lvlJc w:val="left"/>
-      <w:pPr>
-        <w:ind w:left="3600" w:hanging="360"/>
-      </w:pPr>
-      <w:rPr>
-        <w:rFonts w:ascii="Courier New" w:hAnsi="Courier New" w:cs="Courier New" w:hint="default"/>
-      </w:rPr>
-    </w:lvl>
-    <w:lvl w:ilvl="5" w:tplc="040C0005" w:tentative="1">
-      <w:start w:val="1"/>
-      <w:numFmt w:val="bullet"/>
-      <w:lvlText w:val=""/>
-      <w:lvlJc w:val="left"/>
-      <w:pPr>
-        <w:ind w:left="4320" w:hanging="360"/>
-      </w:pPr>
-      <w:rPr>
-        <w:rFonts w:ascii="Wingdings" w:hAnsi="Wingdings" w:hint="default"/>
-      </w:rPr>
-    </w:lvl>
-    <w:lvl w:ilvl="6" w:tplc="040C0001" w:tentative="1">
-      <w:start w:val="1"/>
-      <w:numFmt w:val="bullet"/>
-      <w:lvlText w:val=""/>
-      <w:lvlJc w:val="left"/>
-      <w:pPr>
-        <w:ind w:left="5040" w:hanging="360"/>
-      </w:pPr>
-      <w:rPr>
-        <w:rFonts w:ascii="Symbol" w:hAnsi="Symbol" w:hint="default"/>
-      </w:rPr>
-    </w:lvl>
-    <w:lvl w:ilvl="7" w:tplc="040C0003" w:tentative="1">
-      <w:start w:val="1"/>
-      <w:numFmt w:val="bullet"/>
-      <w:lvlText w:val="o"/>
-      <w:lvlJc w:val="left"/>
-      <w:pPr>
-        <w:ind w:left="5760" w:hanging="360"/>
-      </w:pPr>
-      <w:rPr>
-        <w:rFonts w:ascii="Courier New" w:hAnsi="Courier New" w:cs="Courier New" w:hint="default"/>
-      </w:rPr>
-    </w:lvl>
-    <w:lvl w:ilvl="8" w:tplc="040C0005" w:tentative="1">
-      <w:start w:val="1"/>
-      <w:numFmt w:val="bullet"/>
-      <w:lvlText w:val=""/>
-      <w:lvlJc w:val="left"/>
-      <w:pPr>
-        <w:ind w:left="6480" w:hanging="360"/>
-      </w:pPr>
-      <w:rPr>
-        <w:rFonts w:ascii="Wingdings" w:hAnsi="Wingdings" w:hint="default"/>
-      </w:rPr>
-    </w:lvl>
-  </w:abstractNum>
-  <w:abstractNum w:abstractNumId="47" w15:restartNumberingAfterBreak="0">
-    <w:nsid w:val="7DB26AF2"/>
-    <w:multiLevelType w:val="multilevel"/>
-    <w:tmpl w:val="3C6420A8"/>
-    <w:lvl w:ilvl="0">
-      <w:start w:val="1"/>
-      <w:numFmt w:val="bullet"/>
-      <w:lvlText w:val=""/>
-      <w:lvlJc w:val="left"/>
-      <w:pPr>
-        <w:tabs>
-          <w:tab w:val="num" w:pos="720"/>
-        </w:tabs>
-        <w:ind w:left="720" w:hanging="360"/>
-      </w:pPr>
-      <w:rPr>
-        <w:rFonts w:ascii="Symbol" w:hAnsi="Symbol" w:hint="default"/>
-        <w:sz w:val="20"/>
-      </w:rPr>
-    </w:lvl>
-    <w:lvl w:ilvl="1" w:tentative="1">
-      <w:start w:val="1"/>
-      <w:numFmt w:val="bullet"/>
-      <w:lvlText w:val="o"/>
-      <w:lvlJc w:val="left"/>
-      <w:pPr>
-        <w:tabs>
-          <w:tab w:val="num" w:pos="1440"/>
-        </w:tabs>
-        <w:ind w:left="1440" w:hanging="360"/>
-      </w:pPr>
-      <w:rPr>
-        <w:rFonts w:ascii="Courier New" w:hAnsi="Courier New" w:hint="default"/>
-        <w:sz w:val="20"/>
-      </w:rPr>
-    </w:lvl>
-    <w:lvl w:ilvl="2" w:tentative="1">
-      <w:start w:val="1"/>
-      <w:numFmt w:val="bullet"/>
-      <w:lvlText w:val=""/>
-      <w:lvlJc w:val="left"/>
-      <w:pPr>
-        <w:tabs>
-          <w:tab w:val="num" w:pos="2160"/>
-        </w:tabs>
-        <w:ind w:left="2160" w:hanging="360"/>
-      </w:pPr>
-      <w:rPr>
-        <w:rFonts w:ascii="Wingdings" w:hAnsi="Wingdings" w:hint="default"/>
-        <w:sz w:val="20"/>
-      </w:rPr>
-    </w:lvl>
-    <w:lvl w:ilvl="3" w:tentative="1">
-      <w:start w:val="1"/>
-      <w:numFmt w:val="bullet"/>
-      <w:lvlText w:val=""/>
-      <w:lvlJc w:val="left"/>
-      <w:pPr>
-        <w:tabs>
-          <w:tab w:val="num" w:pos="2880"/>
-        </w:tabs>
-        <w:ind w:left="2880" w:hanging="360"/>
-      </w:pPr>
-      <w:rPr>
-        <w:rFonts w:ascii="Wingdings" w:hAnsi="Wingdings" w:hint="default"/>
-        <w:sz w:val="20"/>
-      </w:rPr>
-    </w:lvl>
-    <w:lvl w:ilvl="4" w:tentative="1">
-      <w:start w:val="1"/>
-      <w:numFmt w:val="bullet"/>
-      <w:lvlText w:val=""/>
-      <w:lvlJc w:val="left"/>
-      <w:pPr>
-        <w:tabs>
-          <w:tab w:val="num" w:pos="3600"/>
-        </w:tabs>
-        <w:ind w:left="3600" w:hanging="360"/>
-      </w:pPr>
-      <w:rPr>
-        <w:rFonts w:ascii="Wingdings" w:hAnsi="Wingdings" w:hint="default"/>
-        <w:sz w:val="20"/>
-      </w:rPr>
-    </w:lvl>
-    <w:lvl w:ilvl="5" w:tentative="1">
-      <w:start w:val="1"/>
-      <w:numFmt w:val="bullet"/>
-      <w:lvlText w:val=""/>
-      <w:lvlJc w:val="left"/>
-      <w:pPr>
-        <w:tabs>
-          <w:tab w:val="num" w:pos="4320"/>
-        </w:tabs>
-        <w:ind w:left="4320" w:hanging="360"/>
-      </w:pPr>
-      <w:rPr>
-        <w:rFonts w:ascii="Wingdings" w:hAnsi="Wingdings" w:hint="default"/>
-        <w:sz w:val="20"/>
-      </w:rPr>
-    </w:lvl>
-    <w:lvl w:ilvl="6" w:tentative="1">
-      <w:start w:val="1"/>
-      <w:numFmt w:val="bullet"/>
-      <w:lvlText w:val=""/>
-      <w:lvlJc w:val="left"/>
-      <w:pPr>
-        <w:tabs>
-          <w:tab w:val="num" w:pos="5040"/>
-        </w:tabs>
-        <w:ind w:left="5040" w:hanging="360"/>
-      </w:pPr>
-      <w:rPr>
-        <w:rFonts w:ascii="Wingdings" w:hAnsi="Wingdings" w:hint="default"/>
-        <w:sz w:val="20"/>
-      </w:rPr>
-    </w:lvl>
-    <w:lvl w:ilvl="7" w:tentative="1">
-      <w:start w:val="1"/>
-      <w:numFmt w:val="bullet"/>
-      <w:lvlText w:val=""/>
-      <w:lvlJc w:val="left"/>
-      <w:pPr>
-        <w:tabs>
-          <w:tab w:val="num" w:pos="5760"/>
-        </w:tabs>
-        <w:ind w:left="5760" w:hanging="360"/>
-      </w:pPr>
-      <w:rPr>
-        <w:rFonts w:ascii="Wingdings" w:hAnsi="Wingdings" w:hint="default"/>
-        <w:sz w:val="20"/>
-      </w:rPr>
-    </w:lvl>
-    <w:lvl w:ilvl="8" w:tentative="1">
-      <w:start w:val="1"/>
-      <w:numFmt w:val="bullet"/>
-      <w:lvlText w:val=""/>
-      <w:lvlJc w:val="left"/>
-      <w:pPr>
-        <w:tabs>
-          <w:tab w:val="num" w:pos="6480"/>
-        </w:tabs>
-        <w:ind w:left="6480" w:hanging="360"/>
-      </w:pPr>
-      <w:rPr>
-        <w:rFonts w:ascii="Wingdings" w:hAnsi="Wingdings" w:hint="default"/>
-        <w:sz w:val="20"/>
-      </w:rPr>
-    </w:lvl>
-  </w:abstractNum>
   <w:num w:numId="1" w16cid:durableId="1445611765">
-    <w:abstractNumId w:val="33"/>
+    <w:abstractNumId w:val="4"/>
   </w:num>
-  <w:num w:numId="2" w16cid:durableId="471486246">
-    <w:abstractNumId w:val="33"/>
+  <w:num w:numId="2" w16cid:durableId="889074153">
+    <w:abstractNumId w:val="3"/>
+  </w:num>
+  <w:num w:numId="3" w16cid:durableId="1779719150">
+    <w:abstractNumId w:val="5"/>
+  </w:num>
+  <w:num w:numId="4" w16cid:durableId="1518157312">
+    <w:abstractNumId w:val="4"/>
     <w:lvlOverride w:ilvl="0">
       <w:startOverride w:val="1"/>
     </w:lvlOverride>
   </w:num>
-  <w:num w:numId="3" w16cid:durableId="213852905">
-    <w:abstractNumId w:val="30"/>
+  <w:num w:numId="5" w16cid:durableId="832994169">
+    <w:abstractNumId w:val="0"/>
   </w:num>
-  <w:num w:numId="4" w16cid:durableId="1348024968">
-    <w:abstractNumId w:val="36"/>
-  </w:num>
-  <w:num w:numId="5" w16cid:durableId="1175612782">
-    <w:abstractNumId w:val="23"/>
-  </w:num>
-  <w:num w:numId="6" w16cid:durableId="817500533">
+  <w:num w:numId="6" w16cid:durableId="2091148696">
     <w:abstractNumId w:val="1"/>
   </w:num>
-  <w:num w:numId="7" w16cid:durableId="880901969">
-    <w:abstractNumId w:val="45"/>
-  </w:num>
-  <w:num w:numId="8" w16cid:durableId="1606188370">
-    <w:abstractNumId w:val="16"/>
-  </w:num>
-  <w:num w:numId="9" w16cid:durableId="972826707">
-    <w:abstractNumId w:val="7"/>
-  </w:num>
-  <w:num w:numId="10" w16cid:durableId="1691755742">
-    <w:abstractNumId w:val="38"/>
-  </w:num>
-  <w:num w:numId="11" w16cid:durableId="1188176436">
+  <w:num w:numId="7" w16cid:durableId="779909240">
     <w:abstractNumId w:val="4"/>
-  </w:num>
-  <w:num w:numId="12" w16cid:durableId="148250328">
-    <w:abstractNumId w:val="15"/>
-  </w:num>
-  <w:num w:numId="13" w16cid:durableId="1648628366">
-    <w:abstractNumId w:val="8"/>
-  </w:num>
-  <w:num w:numId="14" w16cid:durableId="570776039">
-    <w:abstractNumId w:val="47"/>
-  </w:num>
-  <w:num w:numId="15" w16cid:durableId="868253118">
-    <w:abstractNumId w:val="33"/>
     <w:lvlOverride w:ilvl="0">
       <w:startOverride w:val="1"/>
     </w:lvlOverride>
   </w:num>
-  <w:num w:numId="16" w16cid:durableId="2118795845">
-    <w:abstractNumId w:val="33"/>
-    <w:lvlOverride w:ilvl="0">
-      <w:startOverride w:val="1"/>
-    </w:lvlOverride>
-  </w:num>
-  <w:num w:numId="17" w16cid:durableId="1952859704">
-    <w:abstractNumId w:val="33"/>
-  </w:num>
-  <w:num w:numId="18" w16cid:durableId="524054930">
-    <w:abstractNumId w:val="33"/>
-    <w:lvlOverride w:ilvl="0">
-      <w:startOverride w:val="1"/>
-    </w:lvlOverride>
-  </w:num>
-  <w:num w:numId="19" w16cid:durableId="1411535250">
-    <w:abstractNumId w:val="33"/>
-    <w:lvlOverride w:ilvl="0">
-      <w:startOverride w:val="1"/>
-    </w:lvlOverride>
-  </w:num>
-  <w:num w:numId="20" w16cid:durableId="971445086">
-    <w:abstractNumId w:val="11"/>
-  </w:num>
-  <w:num w:numId="21" w16cid:durableId="147403936">
-    <w:abstractNumId w:val="10"/>
-  </w:num>
-  <w:num w:numId="22" w16cid:durableId="1054933534">
-    <w:abstractNumId w:val="28"/>
-  </w:num>
-  <w:num w:numId="23" w16cid:durableId="682708309">
-    <w:abstractNumId w:val="33"/>
-    <w:lvlOverride w:ilvl="0">
-      <w:startOverride w:val="1"/>
-    </w:lvlOverride>
-  </w:num>
-  <w:num w:numId="24" w16cid:durableId="1063257649">
-    <w:abstractNumId w:val="18"/>
-  </w:num>
-  <w:num w:numId="25" w16cid:durableId="1985163313">
-    <w:abstractNumId w:val="5"/>
-  </w:num>
-  <w:num w:numId="26" w16cid:durableId="179202328">
-    <w:abstractNumId w:val="46"/>
-  </w:num>
-  <w:num w:numId="27" w16cid:durableId="1869685346">
-    <w:abstractNumId w:val="21"/>
-  </w:num>
-  <w:num w:numId="28" w16cid:durableId="905922300">
-    <w:abstractNumId w:val="6"/>
-  </w:num>
-  <w:num w:numId="29" w16cid:durableId="587537528">
-    <w:abstractNumId w:val="43"/>
-  </w:num>
-  <w:num w:numId="30" w16cid:durableId="1901750914">
-    <w:abstractNumId w:val="9"/>
-  </w:num>
-  <w:num w:numId="31" w16cid:durableId="1445924601">
-    <w:abstractNumId w:val="17"/>
-  </w:num>
-  <w:num w:numId="32" w16cid:durableId="649527926">
-    <w:abstractNumId w:val="33"/>
-  </w:num>
-  <w:num w:numId="33" w16cid:durableId="1014841799">
-    <w:abstractNumId w:val="29"/>
-  </w:num>
-  <w:num w:numId="34" w16cid:durableId="21052093">
-    <w:abstractNumId w:val="13"/>
-  </w:num>
-  <w:num w:numId="35" w16cid:durableId="1264656185">
-    <w:abstractNumId w:val="33"/>
-    <w:lvlOverride w:ilvl="0">
-      <w:startOverride w:val="1"/>
-    </w:lvlOverride>
-  </w:num>
-  <w:num w:numId="36" w16cid:durableId="1539515495">
-    <w:abstractNumId w:val="35"/>
-  </w:num>
-  <w:num w:numId="37" w16cid:durableId="1497527901">
-    <w:abstractNumId w:val="33"/>
-    <w:lvlOverride w:ilvl="0">
-      <w:startOverride w:val="1"/>
-    </w:lvlOverride>
-  </w:num>
-  <w:num w:numId="38" w16cid:durableId="963000791">
-    <w:abstractNumId w:val="12"/>
-  </w:num>
-  <w:num w:numId="39" w16cid:durableId="1812399909">
-    <w:abstractNumId w:val="0"/>
-  </w:num>
-  <w:num w:numId="40" w16cid:durableId="585653768">
-    <w:abstractNumId w:val="40"/>
-  </w:num>
-  <w:num w:numId="41" w16cid:durableId="838157023">
-    <w:abstractNumId w:val="19"/>
-  </w:num>
-  <w:num w:numId="42" w16cid:durableId="2109158087">
-    <w:abstractNumId w:val="31"/>
-  </w:num>
-  <w:num w:numId="43" w16cid:durableId="463157253">
-    <w:abstractNumId w:val="37"/>
-  </w:num>
-  <w:num w:numId="44" w16cid:durableId="603920895">
+  <w:num w:numId="8" w16cid:durableId="1805079918">
     <w:abstractNumId w:val="2"/>
   </w:num>
-  <w:num w:numId="45" w16cid:durableId="303582812">
-    <w:abstractNumId w:val="34"/>
-  </w:num>
-  <w:num w:numId="46" w16cid:durableId="2146045733">
-    <w:abstractNumId w:val="14"/>
-  </w:num>
-  <w:num w:numId="47" w16cid:durableId="258493621">
-    <w:abstractNumId w:val="32"/>
-  </w:num>
-  <w:num w:numId="48" w16cid:durableId="1662005437">
-    <w:abstractNumId w:val="20"/>
-  </w:num>
-  <w:num w:numId="49" w16cid:durableId="1797139876">
-    <w:abstractNumId w:val="25"/>
-  </w:num>
-  <w:num w:numId="50" w16cid:durableId="359860506">
-    <w:abstractNumId w:val="41"/>
-  </w:num>
-  <w:num w:numId="51" w16cid:durableId="1124930208">
-    <w:abstractNumId w:val="26"/>
-  </w:num>
-  <w:num w:numId="52" w16cid:durableId="507788568">
-    <w:abstractNumId w:val="39"/>
-  </w:num>
-  <w:num w:numId="53" w16cid:durableId="889074153">
-    <w:abstractNumId w:val="27"/>
-  </w:num>
-  <w:num w:numId="54" w16cid:durableId="1744185544">
-    <w:abstractNumId w:val="33"/>
-    <w:lvlOverride w:ilvl="0"/>
-  </w:num>
-  <w:num w:numId="55" w16cid:durableId="1779719150">
-    <w:abstractNumId w:val="44"/>
-  </w:num>
-  <w:num w:numId="56" w16cid:durableId="1518157312">
-    <w:abstractNumId w:val="33"/>
-    <w:lvlOverride w:ilvl="0">
-      <w:startOverride w:val="1"/>
-    </w:lvlOverride>
-  </w:num>
-  <w:num w:numId="57" w16cid:durableId="832994169">
-    <w:abstractNumId w:val="3"/>
-  </w:num>
-  <w:num w:numId="58" w16cid:durableId="2083479850">
-    <w:abstractNumId w:val="33"/>
-    <w:lvlOverride w:ilvl="0"/>
-  </w:num>
-  <w:num w:numId="59" w16cid:durableId="2091148696">
-    <w:abstractNumId w:val="22"/>
-  </w:num>
-  <w:num w:numId="60" w16cid:durableId="779909240">
-    <w:abstractNumId w:val="33"/>
-    <w:lvlOverride w:ilvl="0">
-      <w:startOverride w:val="1"/>
-    </w:lvlOverride>
-  </w:num>
-  <w:num w:numId="61" w16cid:durableId="51083629">
-    <w:abstractNumId w:val="42"/>
-  </w:num>
-  <w:num w:numId="62" w16cid:durableId="1805079918">
-    <w:abstractNumId w:val="24"/>
-  </w:num>
-  <w:numIdMacAtCleanup w:val="5"/>
+  <w:numIdMacAtCleanup w:val="8"/>
 </w:numbering>
 </file>
 

--- a/Cours/5eme/SaintExupery/Chapitre_11/Documents/Chapitre 11 - Triangles - Longueurs et droites remarquables (Complet).docx
+++ b/Cours/5eme/SaintExupery/Chapitre_11/Documents/Chapitre 11 - Triangles - Longueurs et droites remarquables (Complet).docx
@@ -293,25 +293,7 @@
                                 <w:sz w:val="24"/>
                                 <w:szCs w:val="24"/>
                               </w:rPr>
-                              <w:t xml:space="preserve">Pour pouvoir construire un triangle à partir de </w:t>
-                            </w:r>
-                            <w:r>
-                              <w:rPr>
-                                <w:rFonts w:ascii="Cambria Math" w:hAnsi="Cambria Math"/>
-                                <w:color w:val="000000" w:themeColor="text1"/>
-                                <w:sz w:val="24"/>
-                                <w:szCs w:val="24"/>
-                              </w:rPr>
-                              <w:t>trois longueurs données</w:t>
-                            </w:r>
-                            <w:r>
-                              <w:rPr>
-                                <w:rFonts w:ascii="Cambria Math" w:hAnsi="Cambria Math"/>
-                                <w:color w:val="000000" w:themeColor="text1"/>
-                                <w:sz w:val="24"/>
-                                <w:szCs w:val="24"/>
-                              </w:rPr>
-                              <w:t xml:space="preserve"> il faut vérifier que la longueur du coté le plus long est inférieur ou égal à la somme des longueurs des deux autres cotés</w:t>
+                              <w:t>Pour pouvoir construire un triangle à partir de trois longueurs données il faut vérifier que la longueur du coté le plus long est inférieur ou égal à la somme des longueurs des deux autres cotés</w:t>
                             </w:r>
                             <w:r>
                               <w:rPr>
@@ -397,25 +379,7 @@
                           <w:sz w:val="24"/>
                           <w:szCs w:val="24"/>
                         </w:rPr>
-                        <w:t xml:space="preserve">Pour pouvoir construire un triangle à partir de </w:t>
-                      </w:r>
-                      <w:r>
-                        <w:rPr>
-                          <w:rFonts w:ascii="Cambria Math" w:hAnsi="Cambria Math"/>
-                          <w:color w:val="000000" w:themeColor="text1"/>
-                          <w:sz w:val="24"/>
-                          <w:szCs w:val="24"/>
-                        </w:rPr>
-                        <w:t>trois longueurs données</w:t>
-                      </w:r>
-                      <w:r>
-                        <w:rPr>
-                          <w:rFonts w:ascii="Cambria Math" w:hAnsi="Cambria Math"/>
-                          <w:color w:val="000000" w:themeColor="text1"/>
-                          <w:sz w:val="24"/>
-                          <w:szCs w:val="24"/>
-                        </w:rPr>
-                        <w:t xml:space="preserve"> il faut vérifier que la longueur du coté le plus long est inférieur ou égal à la somme des longueurs des deux autres cotés</w:t>
+                        <w:t>Pour pouvoir construire un triangle à partir de trois longueurs données il faut vérifier que la longueur du coté le plus long est inférieur ou égal à la somme des longueurs des deux autres cotés</w:t>
                       </w:r>
                       <w:r>
                         <w:rPr>
@@ -439,16 +403,8 @@
     <w:p>
       <w:pPr>
         <w:pStyle w:val="Sous-titre"/>
-        <w:rPr>
-          <w:rFonts w:eastAsia="Times New Roman"/>
-          <w:lang w:eastAsia="fr-FR"/>
-        </w:rPr>
       </w:pPr>
       <w:r>
-        <w:rPr>
-          <w:rFonts w:eastAsia="Times New Roman"/>
-          <w:lang w:eastAsia="fr-FR"/>
-        </w:rPr>
         <w:t>Exemples :</w:t>
       </w:r>
     </w:p>
@@ -587,43 +543,7 @@
                                 <w:sz w:val="24"/>
                                 <w:szCs w:val="24"/>
                               </w:rPr>
-                              <w:t xml:space="preserve">Dans un triangle la longueur d'un côté est toujours </w:t>
-                            </w:r>
-                            <w:r>
-                              <w:rPr>
-                                <w:rFonts w:ascii="Cambria Math" w:hAnsi="Cambria Math"/>
-                                <w:color w:val="000000" w:themeColor="text1"/>
-                                <w:sz w:val="24"/>
-                                <w:szCs w:val="24"/>
-                              </w:rPr>
-                              <w:t>inférieure</w:t>
-                            </w:r>
-                            <w:r>
-                              <w:rPr>
-                                <w:rFonts w:ascii="Cambria Math" w:hAnsi="Cambria Math"/>
-                                <w:color w:val="000000" w:themeColor="text1"/>
-                                <w:sz w:val="24"/>
-                                <w:szCs w:val="24"/>
-                              </w:rPr>
-                              <w:t xml:space="preserve"> à la somme des longueurs des </w:t>
-                            </w:r>
-                            <w:r>
-                              <w:rPr>
-                                <w:rFonts w:ascii="Cambria Math" w:hAnsi="Cambria Math"/>
-                                <w:color w:val="000000" w:themeColor="text1"/>
-                                <w:sz w:val="24"/>
-                                <w:szCs w:val="24"/>
-                              </w:rPr>
-                              <w:t>deux autres côtés</w:t>
-                            </w:r>
-                            <w:r>
-                              <w:rPr>
-                                <w:rFonts w:ascii="Cambria Math" w:hAnsi="Cambria Math"/>
-                                <w:color w:val="000000" w:themeColor="text1"/>
-                                <w:sz w:val="24"/>
-                                <w:szCs w:val="24"/>
-                              </w:rPr>
-                              <w:t>.</w:t>
+                              <w:t>Dans un triangle la longueur d'un côté est toujours inférieure à la somme des longueurs des deux autres côtés.</w:t>
                             </w:r>
                           </w:p>
                         </w:txbxContent>
@@ -696,43 +616,7 @@
                           <w:sz w:val="24"/>
                           <w:szCs w:val="24"/>
                         </w:rPr>
-                        <w:t xml:space="preserve">Dans un triangle la longueur d'un côté est toujours </w:t>
-                      </w:r>
-                      <w:r>
-                        <w:rPr>
-                          <w:rFonts w:ascii="Cambria Math" w:hAnsi="Cambria Math"/>
-                          <w:color w:val="000000" w:themeColor="text1"/>
-                          <w:sz w:val="24"/>
-                          <w:szCs w:val="24"/>
-                        </w:rPr>
-                        <w:t>inférieure</w:t>
-                      </w:r>
-                      <w:r>
-                        <w:rPr>
-                          <w:rFonts w:ascii="Cambria Math" w:hAnsi="Cambria Math"/>
-                          <w:color w:val="000000" w:themeColor="text1"/>
-                          <w:sz w:val="24"/>
-                          <w:szCs w:val="24"/>
-                        </w:rPr>
-                        <w:t xml:space="preserve"> à la somme des longueurs des </w:t>
-                      </w:r>
-                      <w:r>
-                        <w:rPr>
-                          <w:rFonts w:ascii="Cambria Math" w:hAnsi="Cambria Math"/>
-                          <w:color w:val="000000" w:themeColor="text1"/>
-                          <w:sz w:val="24"/>
-                          <w:szCs w:val="24"/>
-                        </w:rPr>
-                        <w:t>deux autres côtés</w:t>
-                      </w:r>
-                      <w:r>
-                        <w:rPr>
-                          <w:rFonts w:ascii="Cambria Math" w:hAnsi="Cambria Math"/>
-                          <w:color w:val="000000" w:themeColor="text1"/>
-                          <w:sz w:val="24"/>
-                          <w:szCs w:val="24"/>
-                        </w:rPr>
-                        <w:t>.</w:t>
+                        <w:t>Dans un triangle la longueur d'un côté est toujours inférieure à la somme des longueurs des deux autres côtés.</w:t>
                       </w:r>
                     </w:p>
                   </w:txbxContent>
@@ -747,7 +631,7 @@
     <w:tbl>
       <w:tblPr>
         <w:tblStyle w:val="Grilledutableau"/>
-        <w:tblW w:w="0" w:type="auto"/>
+        <w:tblW w:w="9923" w:type="dxa"/>
         <w:tblBorders>
           <w:top w:val="none" w:sz="0" w:space="0" w:color="auto"/>
           <w:left w:val="none" w:sz="0" w:space="0" w:color="auto"/>
@@ -760,9 +644,15 @@
       </w:tblPr>
       <w:tblGrid>
         <w:gridCol w:w="4815"/>
-        <w:gridCol w:w="5098"/>
+        <w:gridCol w:w="855"/>
+        <w:gridCol w:w="4243"/>
+        <w:gridCol w:w="10"/>
       </w:tblGrid>
       <w:tr>
+        <w:trPr>
+          <w:gridAfter w:val="1"/>
+          <w:wAfter w:w="10" w:type="dxa"/>
+        </w:trPr>
         <w:tc>
           <w:tcPr>
             <w:tcW w:w="4815" w:type="dxa"/>
@@ -781,6 +671,7 @@
         <w:tc>
           <w:tcPr>
             <w:tcW w:w="5098" w:type="dxa"/>
+            <w:gridSpan w:val="2"/>
             <w:vAlign w:val="center"/>
           </w:tcPr>
           <w:p>
@@ -788,6 +679,9 @@
               <w:jc w:val="center"/>
             </w:pPr>
             <w:r>
+              <w:rPr>
+                <w:noProof/>
+              </w:rPr>
               <w:drawing>
                 <wp:inline distT="0" distB="0" distL="0" distR="0" wp14:anchorId="29414FC7" wp14:editId="0883F142">
                   <wp:extent cx="1707907" cy="1440000"/>
@@ -833,47 +727,93 @@
           </w:p>
         </w:tc>
       </w:tr>
-    </w:tbl>
-    <w:p>
-      <w:pPr>
-        <w:pStyle w:val="Sous-titre"/>
-        <w:rPr>
-          <w:rFonts w:eastAsia="Times New Roman"/>
-          <w:lang w:eastAsia="fr-FR"/>
-        </w:rPr>
-      </w:pPr>
-      <w:r>
-        <w:rPr>
-          <w:rFonts w:eastAsia="Times New Roman"/>
-          <w:lang w:eastAsia="fr-FR"/>
-        </w:rPr>
-        <w:t>Exemples :</w:t>
-      </w:r>
-    </w:p>
-    <w:tbl>
-      <w:tblPr>
-        <w:tblStyle w:val="Grilledutableau"/>
-        <w:tblW w:w="0" w:type="auto"/>
-        <w:tblBorders>
-          <w:top w:val="none" w:sz="0" w:space="0" w:color="auto"/>
-          <w:left w:val="none" w:sz="0" w:space="0" w:color="auto"/>
-          <w:bottom w:val="none" w:sz="0" w:space="0" w:color="auto"/>
-          <w:right w:val="none" w:sz="0" w:space="0" w:color="auto"/>
-          <w:insideH w:val="none" w:sz="0" w:space="0" w:color="auto"/>
-          <w:insideV w:val="none" w:sz="0" w:space="0" w:color="auto"/>
-        </w:tblBorders>
-        <w:tblLook w:val="04A0" w:firstRow="1" w:lastRow="0" w:firstColumn="1" w:lastColumn="0" w:noHBand="0" w:noVBand="1"/>
-      </w:tblPr>
-      <w:tblGrid>
-        <w:gridCol w:w="3539"/>
-        <w:gridCol w:w="6374"/>
-      </w:tblGrid>
       <w:tr>
+        <w:trPr>
+          <w:trHeight w:val="265"/>
+        </w:trPr>
         <w:tc>
           <w:tcPr>
-            <w:tcW w:w="3539" w:type="dxa"/>
+            <w:tcW w:w="5670" w:type="dxa"/>
+            <w:gridSpan w:val="2"/>
           </w:tcPr>
           <w:p>
+            <w:pPr>
+              <w:pStyle w:val="Sous-titre"/>
+            </w:pPr>
+            <w:r>
+              <w:t>Exemples :</w:t>
+            </w:r>
+          </w:p>
+          <w:p>
+            <m:oMath>
+              <m:r>
+                <m:rPr>
+                  <m:sty m:val="p"/>
+                </m:rPr>
+                <w:rPr>
+                  <w:rFonts w:ascii="Cambria Math" w:hAnsi="Cambria Math"/>
+                  <w:noProof/>
+                </w:rPr>
+                <w:drawing>
+                  <wp:anchor distT="0" distB="0" distL="114300" distR="114300" simplePos="0" relativeHeight="251658240" behindDoc="0" locked="0" layoutInCell="1" allowOverlap="1" wp14:anchorId="60BADB26" wp14:editId="4A94C4EF">
+                    <wp:simplePos x="0" y="0"/>
+                    <wp:positionH relativeFrom="column">
+                      <wp:posOffset>1645285</wp:posOffset>
+                    </wp:positionH>
+                    <wp:positionV relativeFrom="paragraph">
+                      <wp:posOffset>-33020</wp:posOffset>
+                    </wp:positionV>
+                    <wp:extent cx="1318260" cy="1079500"/>
+                    <wp:effectExtent l="0" t="0" r="0" b="6350"/>
+                    <wp:wrapSquare wrapText="bothSides"/>
+                    <wp:docPr id="5" name="Graphique 5"/>
+                    <wp:cNvGraphicFramePr>
+                      <a:graphicFrameLocks xmlns:a="http://schemas.openxmlformats.org/drawingml/2006/main" noChangeAspect="1"/>
+                    </wp:cNvGraphicFramePr>
+                    <a:graphic xmlns:a="http://schemas.openxmlformats.org/drawingml/2006/main">
+                      <a:graphicData uri="http://schemas.openxmlformats.org/drawingml/2006/picture">
+                        <pic:pic xmlns:pic="http://schemas.openxmlformats.org/drawingml/2006/picture">
+                          <pic:nvPicPr>
+                            <pic:cNvPr id="1" name=""/>
+                            <pic:cNvPicPr/>
+                          </pic:nvPicPr>
+                          <pic:blipFill>
+                            <a:blip r:embed="rId10">
+                              <a:extLst>
+                                <a:ext uri="{28A0092B-C50C-407E-A947-70E740481C1C}">
+                                  <a14:useLocalDpi xmlns:a14="http://schemas.microsoft.com/office/drawing/2010/main" val="0"/>
+                                </a:ext>
+                                <a:ext uri="{96DAC541-7B7A-43D3-8B79-37D633B846F1}">
+                                  <asvg:svgBlip xmlns:asvg="http://schemas.microsoft.com/office/drawing/2016/SVG/main" r:embed="rId11"/>
+                                </a:ext>
+                              </a:extLst>
+                            </a:blip>
+                            <a:stretch>
+                              <a:fillRect/>
+                            </a:stretch>
+                          </pic:blipFill>
+                          <pic:spPr>
+                            <a:xfrm>
+                              <a:off x="0" y="0"/>
+                              <a:ext cx="1318260" cy="1079500"/>
+                            </a:xfrm>
+                            <a:prstGeom prst="rect">
+                              <a:avLst/>
+                            </a:prstGeom>
+                          </pic:spPr>
+                        </pic:pic>
+                      </a:graphicData>
+                    </a:graphic>
+                    <wp14:sizeRelH relativeFrom="page">
+                      <wp14:pctWidth>0</wp14:pctWidth>
+                    </wp14:sizeRelH>
+                    <wp14:sizeRelV relativeFrom="page">
+                      <wp14:pctHeight>0</wp14:pctHeight>
+                    </wp14:sizeRelV>
+                  </wp:anchor>
+                </w:drawing>
+              </m:r>
+            </m:oMath>
             <w:r>
               <w:t>Dans le triangle ci-contre :</w:t>
             </w:r>
@@ -885,6 +825,7 @@
                 <w:ilvl w:val="0"/>
                 <w:numId w:val="3"/>
               </w:numPr>
+              <w:spacing w:after="200" w:line="276" w:lineRule="auto"/>
               <w:rPr>
                 <w:rFonts w:eastAsiaTheme="minorEastAsia"/>
               </w:rPr>
@@ -932,6 +873,7 @@
                 <w:ilvl w:val="0"/>
                 <w:numId w:val="3"/>
               </w:numPr>
+              <w:spacing w:after="200" w:line="276" w:lineRule="auto"/>
               <w:rPr>
                 <w:rFonts w:eastAsiaTheme="minorEastAsia"/>
               </w:rPr>
@@ -980,7 +922,8 @@
                 <w:numId w:val="3"/>
               </w:numPr>
               <w:rPr>
-                <w:rFonts w:eastAsiaTheme="minorEastAsia"/>
+                <w:rFonts w:eastAsia="Times New Roman"/>
+                <w:lang w:eastAsia="fr-FR"/>
               </w:rPr>
             </w:pPr>
             <m:oMath>
@@ -1019,54 +962,44 @@
               </m:r>
             </m:oMath>
           </w:p>
+          <w:p/>
         </w:tc>
         <w:tc>
           <w:tcPr>
-            <w:tcW w:w="6374" w:type="dxa"/>
+            <w:tcW w:w="4253" w:type="dxa"/>
+            <w:gridSpan w:val="2"/>
+            <w:vAlign w:val="center"/>
           </w:tcPr>
           <w:p>
+            <w:pPr>
+              <w:rPr>
+                <w:rStyle w:val="Accentuationlgre"/>
+                <w:sz w:val="28"/>
+                <w:szCs w:val="28"/>
+              </w:rPr>
+            </w:pPr>
             <w:r>
-              <w:drawing>
-                <wp:inline distT="0" distB="0" distL="0" distR="0" wp14:anchorId="4FBFCDC4" wp14:editId="1E07CA9C">
-                  <wp:extent cx="1318605" cy="1080000"/>
-                  <wp:effectExtent l="0" t="0" r="0" b="6350"/>
-                  <wp:docPr id="5" name="Graphique 5"/>
-                  <wp:cNvGraphicFramePr>
-                    <a:graphicFrameLocks xmlns:a="http://schemas.openxmlformats.org/drawingml/2006/main" noChangeAspect="1"/>
-                  </wp:cNvGraphicFramePr>
-                  <a:graphic xmlns:a="http://schemas.openxmlformats.org/drawingml/2006/main">
-                    <a:graphicData uri="http://schemas.openxmlformats.org/drawingml/2006/picture">
-                      <pic:pic xmlns:pic="http://schemas.openxmlformats.org/drawingml/2006/picture">
-                        <pic:nvPicPr>
-                          <pic:cNvPr id="1" name=""/>
-                          <pic:cNvPicPr/>
-                        </pic:nvPicPr>
-                        <pic:blipFill>
-                          <a:blip r:embed="rId10">
-                            <a:extLst>
-                              <a:ext uri="{96DAC541-7B7A-43D3-8B79-37D633B846F1}">
-                                <asvg:svgBlip xmlns:asvg="http://schemas.microsoft.com/office/drawing/2016/SVG/main" r:embed="rId11"/>
-                              </a:ext>
-                            </a:extLst>
-                          </a:blip>
-                          <a:stretch>
-                            <a:fillRect/>
-                          </a:stretch>
-                        </pic:blipFill>
-                        <pic:spPr>
-                          <a:xfrm>
-                            <a:off x="0" y="0"/>
-                            <a:ext cx="1318605" cy="1080000"/>
-                          </a:xfrm>
-                          <a:prstGeom prst="rect">
-                            <a:avLst/>
-                          </a:prstGeom>
-                        </pic:spPr>
-                      </pic:pic>
-                    </a:graphicData>
-                  </a:graphic>
-                </wp:inline>
-              </w:drawing>
+              <w:rPr>
+                <w:rStyle w:val="Accentuationlgre"/>
+                <w:sz w:val="28"/>
+                <w:szCs w:val="28"/>
+              </w:rPr>
+              <w:t>Remarque :</w:t>
+            </w:r>
+          </w:p>
+          <w:p>
+            <w:pPr>
+              <w:pStyle w:val="Paragraphedeliste"/>
+              <w:numPr>
+                <w:ilvl w:val="0"/>
+                <w:numId w:val="9"/>
+              </w:numPr>
+              <w:rPr>
+                <w:noProof/>
+              </w:rPr>
+            </w:pPr>
+            <w:r>
+              <w:t>Lorsqu'il y a égalité de l'un des calculs ci-dessus, cela signifie que le triangle est plat (Les points sont alignés).</w:t>
             </w:r>
           </w:p>
         </w:tc>
@@ -1436,6 +1369,9 @@
               <w:jc w:val="center"/>
             </w:pPr>
             <w:r>
+              <w:rPr>
+                <w:noProof/>
+              </w:rPr>
               <w:drawing>
                 <wp:inline distT="0" distB="0" distL="0" distR="0" wp14:anchorId="1C62163D" wp14:editId="79FBD4E2">
                   <wp:extent cx="1381125" cy="1162050"/>
@@ -1490,6 +1426,9 @@
               <w:jc w:val="center"/>
             </w:pPr>
             <w:r>
+              <w:rPr>
+                <w:noProof/>
+              </w:rPr>
               <w:drawing>
                 <wp:inline distT="0" distB="0" distL="0" distR="0" wp14:anchorId="6F581040" wp14:editId="29E7A81A">
                   <wp:extent cx="1533525" cy="1309421"/>
@@ -1548,13 +1487,7 @@
         <w:pStyle w:val="Titre2"/>
       </w:pPr>
       <w:r>
-        <w:t>Dans le triangle</w:t>
-      </w:r>
-      <w:r>
-        <w:t xml:space="preserve"> </w:t>
-      </w:r>
-      <w:r>
-        <w:t>:</w:t>
+        <w:t>Dans le triangle :</w:t>
       </w:r>
     </w:p>
     <w:p>
@@ -1663,14 +1596,7 @@
                                 <w:rFonts w:ascii="Cambria Math" w:hAnsi="Cambria Math"/>
                                 <w:color w:val="FF0000"/>
                               </w:rPr>
-                              <w:t>concourantes</w:t>
-                            </w:r>
-                            <w:r>
-                              <w:rPr>
-                                <w:rFonts w:ascii="Cambria Math" w:hAnsi="Cambria Math"/>
-                                <w:color w:val="FF0000"/>
-                              </w:rPr>
-                              <w:t xml:space="preserve"> </w:t>
+                              <w:t xml:space="preserve">concourantes </w:t>
                             </w:r>
                             <w:r>
                               <w:rPr>
@@ -1748,14 +1674,7 @@
                           <w:rFonts w:ascii="Cambria Math" w:hAnsi="Cambria Math"/>
                           <w:color w:val="FF0000"/>
                         </w:rPr>
-                        <w:t>concourantes</w:t>
-                      </w:r>
-                      <w:r>
-                        <w:rPr>
-                          <w:rFonts w:ascii="Cambria Math" w:hAnsi="Cambria Math"/>
-                          <w:color w:val="FF0000"/>
-                        </w:rPr>
-                        <w:t xml:space="preserve"> </w:t>
+                        <w:t xml:space="preserve">concourantes </w:t>
                       </w:r>
                       <w:r>
                         <w:rPr>
@@ -1810,6 +1729,9 @@
               <w:jc w:val="center"/>
             </w:pPr>
             <w:r>
+              <w:rPr>
+                <w:noProof/>
+              </w:rPr>
               <w:drawing>
                 <wp:inline distT="0" distB="0" distL="0" distR="0" wp14:anchorId="0C76320D" wp14:editId="2D6ADF43">
                   <wp:extent cx="1924050" cy="1562100"/>
@@ -1864,6 +1786,9 @@
               <w:jc w:val="center"/>
             </w:pPr>
             <w:r>
+              <w:rPr>
+                <w:noProof/>
+              </w:rPr>
               <w:drawing>
                 <wp:inline distT="0" distB="0" distL="0" distR="0" wp14:anchorId="23DDAAEC" wp14:editId="09F2E439">
                   <wp:extent cx="2171700" cy="1381125"/>
@@ -2010,6 +1935,7 @@
             </w:pPr>
             <w:r>
               <w:rPr>
+                <w:noProof/>
                 <w:lang w:eastAsia="fr-FR"/>
               </w:rPr>
               <w:drawing>
@@ -2070,6 +1996,7 @@
             </w:pPr>
             <w:r>
               <w:rPr>
+                <w:noProof/>
                 <w:lang w:eastAsia="fr-FR"/>
               </w:rPr>
               <w:drawing>
@@ -2375,6 +2302,7 @@
             </w:pPr>
             <w:r>
               <w:rPr>
+                <w:noProof/>
                 <w:lang w:eastAsia="fr-FR"/>
               </w:rPr>
               <w:drawing>
@@ -2435,6 +2363,7 @@
             </w:pPr>
             <w:r>
               <w:rPr>
+                <w:noProof/>
                 <w:lang w:eastAsia="fr-FR"/>
               </w:rPr>
               <w:drawing>
@@ -2662,14 +2591,7 @@
                                 <w:rFonts w:ascii="Cambria Math" w:hAnsi="Cambria Math"/>
                                 <w:color w:val="FF0000"/>
                               </w:rPr>
-                              <w:t>concourantes</w:t>
-                            </w:r>
-                            <w:r>
-                              <w:rPr>
-                                <w:rFonts w:ascii="Cambria Math" w:hAnsi="Cambria Math"/>
-                                <w:color w:val="FF0000"/>
-                              </w:rPr>
-                              <w:t xml:space="preserve"> </w:t>
+                              <w:t xml:space="preserve">concourantes </w:t>
                             </w:r>
                             <w:r>
                               <w:rPr>
@@ -2755,14 +2677,7 @@
                           <w:rFonts w:ascii="Cambria Math" w:hAnsi="Cambria Math"/>
                           <w:color w:val="FF0000"/>
                         </w:rPr>
-                        <w:t>concourantes</w:t>
-                      </w:r>
-                      <w:r>
-                        <w:rPr>
-                          <w:rFonts w:ascii="Cambria Math" w:hAnsi="Cambria Math"/>
-                          <w:color w:val="FF0000"/>
-                        </w:rPr>
-                        <w:t xml:space="preserve"> </w:t>
+                        <w:t xml:space="preserve">concourantes </w:t>
                       </w:r>
                       <w:r>
                         <w:rPr>
@@ -2835,6 +2750,7 @@
             </w:pPr>
             <w:r>
               <w:rPr>
+                <w:noProof/>
                 <w:lang w:eastAsia="fr-FR"/>
               </w:rPr>
               <w:drawing>
@@ -2901,6 +2817,7 @@
             </w:pPr>
             <w:r>
               <w:rPr>
+                <w:noProof/>
                 <w:lang w:eastAsia="fr-FR"/>
               </w:rPr>
               <w:drawing>
@@ -3098,19 +3015,7 @@
                       <w:rPr>
                         <w:rFonts w:ascii="Cambria Math" w:hAnsi="Cambria Math"/>
                       </w:rPr>
-                      <m:t>a</m:t>
-                    </m:r>
-                    <m:r>
-                      <w:rPr>
-                        <w:rFonts w:ascii="Cambria Math" w:hAnsi="Cambria Math"/>
-                      </w:rPr>
-                      <m:t>×</m:t>
-                    </m:r>
-                    <m:r>
-                      <w:rPr>
-                        <w:rFonts w:ascii="Cambria Math" w:hAnsi="Cambria Math"/>
-                      </w:rPr>
-                      <m:t>b</m:t>
+                      <m:t>a×b</m:t>
                     </m:r>
                   </m:num>
                   <m:den>
@@ -3138,6 +3043,9 @@
               <w:jc w:val="center"/>
             </w:pPr>
             <w:r>
+              <w:rPr>
+                <w:noProof/>
+              </w:rPr>
               <w:drawing>
                 <wp:inline distT="0" distB="0" distL="0" distR="0" wp14:anchorId="44366A0E" wp14:editId="6030FE82">
                   <wp:extent cx="1534091" cy="1080000"/>
@@ -3198,6 +3106,9 @@
               <w:jc w:val="center"/>
             </w:pPr>
             <w:r>
+              <w:rPr>
+                <w:noProof/>
+              </w:rPr>
               <w:drawing>
                 <wp:inline distT="0" distB="0" distL="0" distR="0" wp14:anchorId="62342090" wp14:editId="44BC9A27">
                   <wp:extent cx="1436505" cy="1080000"/>
@@ -3264,13 +3175,7 @@
           <w:rPr>
             <w:rFonts w:ascii="Cambria Math" w:hAnsi="Cambria Math"/>
           </w:rPr>
-          <m:t>A</m:t>
-        </m:r>
-        <m:r>
-          <w:rPr>
-            <w:rFonts w:ascii="Cambria Math" w:hAnsi="Cambria Math"/>
-          </w:rPr>
-          <m:t>=</m:t>
+          <m:t>A=</m:t>
         </m:r>
         <m:f>
           <m:fPr>
@@ -4439,6 +4344,119 @@
     </w:lvl>
   </w:abstractNum>
   <w:abstractNum w:abstractNumId="4" w15:restartNumberingAfterBreak="0">
+    <w:nsid w:val="42AF79C8"/>
+    <w:multiLevelType w:val="hybridMultilevel"/>
+    <w:tmpl w:val="69B6CDBA"/>
+    <w:lvl w:ilvl="0" w:tplc="040C0001">
+      <w:start w:val="1"/>
+      <w:numFmt w:val="bullet"/>
+      <w:lvlText w:val=""/>
+      <w:lvlJc w:val="left"/>
+      <w:pPr>
+        <w:ind w:left="720" w:hanging="360"/>
+      </w:pPr>
+      <w:rPr>
+        <w:rFonts w:ascii="Symbol" w:hAnsi="Symbol" w:hint="default"/>
+      </w:rPr>
+    </w:lvl>
+    <w:lvl w:ilvl="1" w:tplc="040C0003" w:tentative="1">
+      <w:start w:val="1"/>
+      <w:numFmt w:val="bullet"/>
+      <w:lvlText w:val="o"/>
+      <w:lvlJc w:val="left"/>
+      <w:pPr>
+        <w:ind w:left="1440" w:hanging="360"/>
+      </w:pPr>
+      <w:rPr>
+        <w:rFonts w:ascii="Courier New" w:hAnsi="Courier New" w:cs="Courier New" w:hint="default"/>
+      </w:rPr>
+    </w:lvl>
+    <w:lvl w:ilvl="2" w:tplc="040C0005" w:tentative="1">
+      <w:start w:val="1"/>
+      <w:numFmt w:val="bullet"/>
+      <w:lvlText w:val=""/>
+      <w:lvlJc w:val="left"/>
+      <w:pPr>
+        <w:ind w:left="2160" w:hanging="360"/>
+      </w:pPr>
+      <w:rPr>
+        <w:rFonts w:ascii="Wingdings" w:hAnsi="Wingdings" w:hint="default"/>
+      </w:rPr>
+    </w:lvl>
+    <w:lvl w:ilvl="3" w:tplc="040C0001" w:tentative="1">
+      <w:start w:val="1"/>
+      <w:numFmt w:val="bullet"/>
+      <w:lvlText w:val=""/>
+      <w:lvlJc w:val="left"/>
+      <w:pPr>
+        <w:ind w:left="2880" w:hanging="360"/>
+      </w:pPr>
+      <w:rPr>
+        <w:rFonts w:ascii="Symbol" w:hAnsi="Symbol" w:hint="default"/>
+      </w:rPr>
+    </w:lvl>
+    <w:lvl w:ilvl="4" w:tplc="040C0003" w:tentative="1">
+      <w:start w:val="1"/>
+      <w:numFmt w:val="bullet"/>
+      <w:lvlText w:val="o"/>
+      <w:lvlJc w:val="left"/>
+      <w:pPr>
+        <w:ind w:left="3600" w:hanging="360"/>
+      </w:pPr>
+      <w:rPr>
+        <w:rFonts w:ascii="Courier New" w:hAnsi="Courier New" w:cs="Courier New" w:hint="default"/>
+      </w:rPr>
+    </w:lvl>
+    <w:lvl w:ilvl="5" w:tplc="040C0005" w:tentative="1">
+      <w:start w:val="1"/>
+      <w:numFmt w:val="bullet"/>
+      <w:lvlText w:val=""/>
+      <w:lvlJc w:val="left"/>
+      <w:pPr>
+        <w:ind w:left="4320" w:hanging="360"/>
+      </w:pPr>
+      <w:rPr>
+        <w:rFonts w:ascii="Wingdings" w:hAnsi="Wingdings" w:hint="default"/>
+      </w:rPr>
+    </w:lvl>
+    <w:lvl w:ilvl="6" w:tplc="040C0001" w:tentative="1">
+      <w:start w:val="1"/>
+      <w:numFmt w:val="bullet"/>
+      <w:lvlText w:val=""/>
+      <w:lvlJc w:val="left"/>
+      <w:pPr>
+        <w:ind w:left="5040" w:hanging="360"/>
+      </w:pPr>
+      <w:rPr>
+        <w:rFonts w:ascii="Symbol" w:hAnsi="Symbol" w:hint="default"/>
+      </w:rPr>
+    </w:lvl>
+    <w:lvl w:ilvl="7" w:tplc="040C0003" w:tentative="1">
+      <w:start w:val="1"/>
+      <w:numFmt w:val="bullet"/>
+      <w:lvlText w:val="o"/>
+      <w:lvlJc w:val="left"/>
+      <w:pPr>
+        <w:ind w:left="5760" w:hanging="360"/>
+      </w:pPr>
+      <w:rPr>
+        <w:rFonts w:ascii="Courier New" w:hAnsi="Courier New" w:cs="Courier New" w:hint="default"/>
+      </w:rPr>
+    </w:lvl>
+    <w:lvl w:ilvl="8" w:tplc="040C0005" w:tentative="1">
+      <w:start w:val="1"/>
+      <w:numFmt w:val="bullet"/>
+      <w:lvlText w:val=""/>
+      <w:lvlJc w:val="left"/>
+      <w:pPr>
+        <w:ind w:left="6480" w:hanging="360"/>
+      </w:pPr>
+      <w:rPr>
+        <w:rFonts w:ascii="Wingdings" w:hAnsi="Wingdings" w:hint="default"/>
+      </w:rPr>
+    </w:lvl>
+  </w:abstractNum>
+  <w:abstractNum w:abstractNumId="5" w15:restartNumberingAfterBreak="0">
     <w:nsid w:val="50E9500A"/>
     <w:multiLevelType w:val="hybridMultilevel"/>
     <w:tmpl w:val="CB086FB4"/>
@@ -4531,10 +4549,10 @@
       </w:pPr>
     </w:lvl>
   </w:abstractNum>
-  <w:abstractNum w:abstractNumId="5" w15:restartNumberingAfterBreak="0">
+  <w:abstractNum w:abstractNumId="6" w15:restartNumberingAfterBreak="0">
     <w:nsid w:val="740C4461"/>
     <w:multiLevelType w:val="hybridMultilevel"/>
-    <w:tmpl w:val="1758D50A"/>
+    <w:tmpl w:val="3CE8E20C"/>
     <w:lvl w:ilvl="0" w:tplc="040C0001">
       <w:start w:val="1"/>
       <w:numFmt w:val="bullet"/>
@@ -4645,16 +4663,16 @@
     </w:lvl>
   </w:abstractNum>
   <w:num w:numId="1" w16cid:durableId="1445611765">
-    <w:abstractNumId w:val="4"/>
+    <w:abstractNumId w:val="5"/>
   </w:num>
   <w:num w:numId="2" w16cid:durableId="889074153">
     <w:abstractNumId w:val="3"/>
   </w:num>
   <w:num w:numId="3" w16cid:durableId="1779719150">
-    <w:abstractNumId w:val="5"/>
+    <w:abstractNumId w:val="6"/>
   </w:num>
   <w:num w:numId="4" w16cid:durableId="1518157312">
-    <w:abstractNumId w:val="4"/>
+    <w:abstractNumId w:val="5"/>
     <w:lvlOverride w:ilvl="0">
       <w:startOverride w:val="1"/>
     </w:lvlOverride>
@@ -4666,13 +4684,16 @@
     <w:abstractNumId w:val="1"/>
   </w:num>
   <w:num w:numId="7" w16cid:durableId="779909240">
-    <w:abstractNumId w:val="4"/>
+    <w:abstractNumId w:val="5"/>
     <w:lvlOverride w:ilvl="0">
       <w:startOverride w:val="1"/>
     </w:lvlOverride>
   </w:num>
   <w:num w:numId="8" w16cid:durableId="1805079918">
     <w:abstractNumId w:val="2"/>
+  </w:num>
+  <w:num w:numId="9" w16cid:durableId="632295556">
+    <w:abstractNumId w:val="4"/>
   </w:num>
   <w:numIdMacAtCleanup w:val="8"/>
 </w:numbering>
@@ -5357,7 +5378,7 @@
     <w:autoRedefine/>
     <w:uiPriority w:val="11"/>
     <w:qFormat/>
-    <w:rsid w:val="00FB423A"/>
+    <w:rsid w:val="00C83EC9"/>
     <w:pPr>
       <w:numPr>
         <w:ilvl w:val="1"/>
@@ -5365,12 +5386,13 @@
       <w:spacing w:after="240" w:line="240" w:lineRule="auto"/>
     </w:pPr>
     <w:rPr>
-      <w:rFonts w:eastAsiaTheme="majorEastAsia" w:cstheme="majorBidi"/>
+      <w:rFonts w:eastAsia="Times New Roman" w:cstheme="majorBidi"/>
       <w:b/>
       <w:iCs/>
       <w:spacing w:val="15"/>
       <w:sz w:val="28"/>
       <w:szCs w:val="24"/>
+      <w:lang w:eastAsia="fr-FR"/>
     </w:rPr>
   </w:style>
   <w:style w:type="character" w:customStyle="1" w:styleId="Sous-titreCar">
@@ -5379,14 +5401,15 @@
     <w:basedOn w:val="Policepardfaut"/>
     <w:link w:val="Sous-titre"/>
     <w:uiPriority w:val="11"/>
-    <w:rsid w:val="00FB423A"/>
+    <w:rsid w:val="00C83EC9"/>
     <w:rPr>
-      <w:rFonts w:ascii="Verdana" w:eastAsiaTheme="majorEastAsia" w:hAnsi="Verdana" w:cstheme="majorBidi"/>
+      <w:rFonts w:ascii="Verdana" w:eastAsia="Times New Roman" w:hAnsi="Verdana" w:cstheme="majorBidi"/>
       <w:b/>
       <w:iCs/>
       <w:spacing w:val="15"/>
       <w:sz w:val="28"/>
       <w:szCs w:val="24"/>
+      <w:lang w:eastAsia="fr-FR"/>
     </w:rPr>
   </w:style>
   <w:style w:type="character" w:styleId="Textedelespacerserv">
